--- a/ai_14/andrii_sukach/epic_2/epic_2_report_sukach_andrii.docx
+++ b/ai_14/andrii_sukach/epic_2/epic_2_report_sukach_andrii.docx
@@ -88,12 +88,12 @@
             <wp:extent cx="2727722" cy="2571750"/>
             <wp:effectExtent b="0" l="0" r="0" t="0"/>
             <wp:wrapNone/>
-            <wp:docPr descr="A blue and white logo&#10;&#10;Description automatically generated" id="29" name="image17.jpg"/>
+            <wp:docPr descr="A blue and white logo&#10;&#10;Description automatically generated" id="29" name="image27.jpg"/>
             <a:graphic>
               <a:graphicData uri="http://schemas.openxmlformats.org/drawingml/2006/picture">
                 <pic:pic>
                   <pic:nvPicPr>
-                    <pic:cNvPr descr="A blue and white logo&#10;&#10;Description automatically generated" id="0" name="image17.jpg"/>
+                    <pic:cNvPr descr="A blue and white logo&#10;&#10;Description automatically generated" id="0" name="image27.jpg"/>
                     <pic:cNvPicPr preferRelativeResize="0"/>
                   </pic:nvPicPr>
                   <pic:blipFill>
@@ -4679,12 +4679,12 @@
           <wp:inline distB="114300" distT="114300" distL="114300" distR="114300">
             <wp:extent cx="5731200" cy="7620000"/>
             <wp:effectExtent b="0" l="0" r="0" t="0"/>
-            <wp:docPr id="5" name="image15.png"/>
+            <wp:docPr id="6" name="image6.png"/>
             <a:graphic>
               <a:graphicData uri="http://schemas.openxmlformats.org/drawingml/2006/picture">
                 <pic:pic>
                   <pic:nvPicPr>
-                    <pic:cNvPr id="0" name="image15.png"/>
+                    <pic:cNvPr id="0" name="image6.png"/>
                     <pic:cNvPicPr preferRelativeResize="0"/>
                   </pic:nvPicPr>
                   <pic:blipFill>
@@ -4726,12 +4726,12 @@
           <wp:inline distB="114300" distT="114300" distL="114300" distR="114300">
             <wp:extent cx="5524500" cy="7734300"/>
             <wp:effectExtent b="0" l="0" r="0" t="0"/>
-            <wp:docPr id="7" name="image30.png"/>
+            <wp:docPr id="8" name="image11.png"/>
             <a:graphic>
               <a:graphicData uri="http://schemas.openxmlformats.org/drawingml/2006/picture">
                 <pic:pic>
                   <pic:nvPicPr>
-                    <pic:cNvPr id="0" name="image30.png"/>
+                    <pic:cNvPr id="0" name="image11.png"/>
                     <pic:cNvPicPr preferRelativeResize="0"/>
                   </pic:nvPicPr>
                   <pic:blipFill>
@@ -4767,12 +4767,12 @@
           <wp:inline distB="114300" distT="114300" distL="114300" distR="114300">
             <wp:extent cx="5731200" cy="6057900"/>
             <wp:effectExtent b="0" l="0" r="0" t="0"/>
-            <wp:docPr id="6" name="image11.png"/>
+            <wp:docPr id="7" name="image5.png"/>
             <a:graphic>
               <a:graphicData uri="http://schemas.openxmlformats.org/drawingml/2006/picture">
                 <pic:pic>
                   <pic:nvPicPr>
-                    <pic:cNvPr id="0" name="image11.png"/>
+                    <pic:cNvPr id="0" name="image5.png"/>
                     <pic:cNvPicPr preferRelativeResize="0"/>
                   </pic:nvPicPr>
                   <pic:blipFill>
@@ -4946,14 +4946,14 @@
         <w:rPr/>
         <w:drawing>
           <wp:inline distB="114300" distT="114300" distL="114300" distR="114300">
-            <wp:extent cx="5448300" cy="7667625"/>
+            <wp:extent cx="4819650" cy="7791450"/>
             <wp:effectExtent b="0" l="0" r="0" t="0"/>
-            <wp:docPr id="10" name="image9.png"/>
+            <wp:docPr id="1" name="image1.png"/>
             <a:graphic>
               <a:graphicData uri="http://schemas.openxmlformats.org/drawingml/2006/picture">
                 <pic:pic>
                   <pic:nvPicPr>
-                    <pic:cNvPr id="0" name="image9.png"/>
+                    <pic:cNvPr id="0" name="image1.png"/>
                     <pic:cNvPicPr preferRelativeResize="0"/>
                   </pic:nvPicPr>
                   <pic:blipFill>
@@ -4966,7 +4966,7 @@
                   <pic:spPr>
                     <a:xfrm>
                       <a:off x="0" y="0"/>
-                      <a:ext cx="5448300" cy="7667625"/>
+                      <a:ext cx="4819650" cy="7791450"/>
                     </a:xfrm>
                     <a:prstGeom prst="rect"/>
                     <a:ln/>
@@ -4994,12 +4994,12 @@
           <wp:inline distB="114300" distT="114300" distL="114300" distR="114300">
             <wp:extent cx="5381625" cy="7629525"/>
             <wp:effectExtent b="0" l="0" r="0" t="0"/>
-            <wp:docPr id="33" name="image36.png"/>
+            <wp:docPr id="33" name="image35.png"/>
             <a:graphic>
               <a:graphicData uri="http://schemas.openxmlformats.org/drawingml/2006/picture">
                 <pic:pic>
                   <pic:nvPicPr>
-                    <pic:cNvPr id="0" name="image36.png"/>
+                    <pic:cNvPr id="0" name="image35.png"/>
                     <pic:cNvPicPr preferRelativeResize="0"/>
                   </pic:nvPicPr>
                   <pic:blipFill>
@@ -5040,12 +5040,12 @@
           <wp:inline distB="114300" distT="114300" distL="114300" distR="114300">
             <wp:extent cx="5486400" cy="7553325"/>
             <wp:effectExtent b="0" l="0" r="0" t="0"/>
-            <wp:docPr id="32" name="image29.png"/>
+            <wp:docPr id="32" name="image33.png"/>
             <a:graphic>
               <a:graphicData uri="http://schemas.openxmlformats.org/drawingml/2006/picture">
                 <pic:pic>
                   <pic:nvPicPr>
-                    <pic:cNvPr id="0" name="image29.png"/>
+                    <pic:cNvPr id="0" name="image33.png"/>
                     <pic:cNvPicPr preferRelativeResize="0"/>
                   </pic:nvPicPr>
                   <pic:blipFill>
@@ -5086,12 +5086,12 @@
           <wp:inline distB="114300" distT="114300" distL="114300" distR="114300">
             <wp:extent cx="5731200" cy="6273800"/>
             <wp:effectExtent b="0" l="0" r="0" t="0"/>
-            <wp:docPr id="13" name="image8.png"/>
+            <wp:docPr id="13" name="image9.png"/>
             <a:graphic>
               <a:graphicData uri="http://schemas.openxmlformats.org/drawingml/2006/picture">
                 <pic:pic>
                   <pic:nvPicPr>
-                    <pic:cNvPr id="0" name="image8.png"/>
+                    <pic:cNvPr id="0" name="image9.png"/>
                     <pic:cNvPicPr preferRelativeResize="0"/>
                   </pic:nvPicPr>
                   <pic:blipFill>
@@ -13794,7 +13794,7 @@
           <w:szCs w:val="21"/>
           <w:rtl w:val="0"/>
         </w:rPr>
-        <w:t xml:space="preserve">    Задача: Алготестер. Лабораторна робота №1. Завдання №1. Варіант №1</w:t>
+        <w:t xml:space="preserve">    Задача: Алготестер. Лабораторна робота №1. Завдання №1. Варіант №2</w:t>
       </w:r>
     </w:p>
     <w:p>
@@ -14060,12 +14060,122 @@
       <w:r>
         <w:rPr>
           <w:rFonts w:ascii="Courier New" w:cs="Courier New" w:eastAsia="Courier New" w:hAnsi="Courier New"/>
-          <w:color w:val="bbbebf"/>
-          <w:sz w:val="21"/>
-          <w:szCs w:val="21"/>
-          <w:rtl w:val="0"/>
-        </w:rPr>
-        <w:t xml:space="preserve">   </w:t>
+          <w:color w:val="ff7b72"/>
+          <w:sz w:val="21"/>
+          <w:szCs w:val="21"/>
+          <w:rtl w:val="0"/>
+        </w:rPr>
+        <w:t xml:space="preserve">long</w:t>
+      </w:r>
+      <w:r>
+        <w:rPr>
+          <w:rFonts w:ascii="Courier New" w:cs="Courier New" w:eastAsia="Courier New" w:hAnsi="Courier New"/>
+          <w:color w:val="bbbebf"/>
+          <w:sz w:val="21"/>
+          <w:szCs w:val="21"/>
+          <w:rtl w:val="0"/>
+        </w:rPr>
+        <w:t xml:space="preserve"> </w:t>
+      </w:r>
+      <w:r>
+        <w:rPr>
+          <w:rFonts w:ascii="Courier New" w:cs="Courier New" w:eastAsia="Courier New" w:hAnsi="Courier New"/>
+          <w:color w:val="ff7b72"/>
+          <w:sz w:val="21"/>
+          <w:szCs w:val="21"/>
+          <w:rtl w:val="0"/>
+        </w:rPr>
+        <w:t xml:space="preserve">long</w:t>
+      </w:r>
+      <w:r>
+        <w:rPr>
+          <w:rFonts w:ascii="Courier New" w:cs="Courier New" w:eastAsia="Courier New" w:hAnsi="Courier New"/>
+          <w:color w:val="bbbebf"/>
+          <w:sz w:val="21"/>
+          <w:szCs w:val="21"/>
+          <w:rtl w:val="0"/>
+        </w:rPr>
+        <w:t xml:space="preserve"> </w:t>
+      </w:r>
+      <w:r>
+        <w:rPr>
+          <w:rFonts w:ascii="Courier New" w:cs="Courier New" w:eastAsia="Courier New" w:hAnsi="Courier New"/>
+          <w:color w:val="c9d1d9"/>
+          <w:sz w:val="21"/>
+          <w:szCs w:val="21"/>
+          <w:rtl w:val="0"/>
+        </w:rPr>
+        <w:t xml:space="preserve">h1</w:t>
+      </w:r>
+      <w:r>
+        <w:rPr>
+          <w:rFonts w:ascii="Courier New" w:cs="Courier New" w:eastAsia="Courier New" w:hAnsi="Courier New"/>
+          <w:color w:val="bbbebf"/>
+          <w:sz w:val="21"/>
+          <w:szCs w:val="21"/>
+          <w:rtl w:val="0"/>
+        </w:rPr>
+        <w:t xml:space="preserve">, </w:t>
+      </w:r>
+      <w:r>
+        <w:rPr>
+          <w:rFonts w:ascii="Courier New" w:cs="Courier New" w:eastAsia="Courier New" w:hAnsi="Courier New"/>
+          <w:color w:val="c9d1d9"/>
+          <w:sz w:val="21"/>
+          <w:szCs w:val="21"/>
+          <w:rtl w:val="0"/>
+        </w:rPr>
+        <w:t xml:space="preserve">h2</w:t>
+      </w:r>
+      <w:r>
+        <w:rPr>
+          <w:rFonts w:ascii="Courier New" w:cs="Courier New" w:eastAsia="Courier New" w:hAnsi="Courier New"/>
+          <w:color w:val="bbbebf"/>
+          <w:sz w:val="21"/>
+          <w:szCs w:val="21"/>
+          <w:rtl w:val="0"/>
+        </w:rPr>
+        <w:t xml:space="preserve">, </w:t>
+      </w:r>
+      <w:r>
+        <w:rPr>
+          <w:rFonts w:ascii="Courier New" w:cs="Courier New" w:eastAsia="Courier New" w:hAnsi="Courier New"/>
+          <w:color w:val="c9d1d9"/>
+          <w:sz w:val="21"/>
+          <w:szCs w:val="21"/>
+          <w:rtl w:val="0"/>
+        </w:rPr>
+        <w:t xml:space="preserve">h3</w:t>
+      </w:r>
+      <w:r>
+        <w:rPr>
+          <w:rFonts w:ascii="Courier New" w:cs="Courier New" w:eastAsia="Courier New" w:hAnsi="Courier New"/>
+          <w:color w:val="bbbebf"/>
+          <w:sz w:val="21"/>
+          <w:szCs w:val="21"/>
+          <w:rtl w:val="0"/>
+        </w:rPr>
+        <w:t xml:space="preserve">, </w:t>
+      </w:r>
+      <w:r>
+        <w:rPr>
+          <w:rFonts w:ascii="Courier New" w:cs="Courier New" w:eastAsia="Courier New" w:hAnsi="Courier New"/>
+          <w:color w:val="c9d1d9"/>
+          <w:sz w:val="21"/>
+          <w:szCs w:val="21"/>
+          <w:rtl w:val="0"/>
+        </w:rPr>
+        <w:t xml:space="preserve">h4</w:t>
+      </w:r>
+      <w:r>
+        <w:rPr>
+          <w:rFonts w:ascii="Courier New" w:cs="Courier New" w:eastAsia="Courier New" w:hAnsi="Courier New"/>
+          <w:color w:val="bbbebf"/>
+          <w:sz w:val="21"/>
+          <w:szCs w:val="21"/>
+          <w:rtl w:val="0"/>
+        </w:rPr>
+        <w:t xml:space="preserve">;</w:t>
       </w:r>
     </w:p>
     <w:p>
@@ -14074,90 +14184,180 @@
         <w:spacing w:line="325.71428571428567" w:lineRule="auto"/>
         <w:rPr>
           <w:rFonts w:ascii="Courier New" w:cs="Courier New" w:eastAsia="Courier New" w:hAnsi="Courier New"/>
-          <w:color w:val="8b949e"/>
-          <w:sz w:val="21"/>
-          <w:szCs w:val="21"/>
-        </w:rPr>
-      </w:pPr>
-      <w:r>
-        <w:rPr>
-          <w:rFonts w:ascii="Courier New" w:cs="Courier New" w:eastAsia="Courier New" w:hAnsi="Courier New"/>
-          <w:color w:val="bbbebf"/>
-          <w:sz w:val="21"/>
-          <w:szCs w:val="21"/>
-          <w:rtl w:val="0"/>
-        </w:rPr>
-        <w:t xml:space="preserve">    </w:t>
-      </w:r>
-      <w:r>
-        <w:rPr>
-          <w:rFonts w:ascii="Courier New" w:cs="Courier New" w:eastAsia="Courier New" w:hAnsi="Courier New"/>
-          <w:color w:val="ff7b72"/>
-          <w:sz w:val="21"/>
-          <w:szCs w:val="21"/>
-          <w:rtl w:val="0"/>
-        </w:rPr>
-        <w:t xml:space="preserve">long</w:t>
-      </w:r>
-      <w:r>
-        <w:rPr>
-          <w:rFonts w:ascii="Courier New" w:cs="Courier New" w:eastAsia="Courier New" w:hAnsi="Courier New"/>
-          <w:color w:val="bbbebf"/>
-          <w:sz w:val="21"/>
-          <w:szCs w:val="21"/>
-          <w:rtl w:val="0"/>
-        </w:rPr>
-        <w:t xml:space="preserve"> </w:t>
-      </w:r>
-      <w:r>
-        <w:rPr>
-          <w:rFonts w:ascii="Courier New" w:cs="Courier New" w:eastAsia="Courier New" w:hAnsi="Courier New"/>
-          <w:color w:val="ff7b72"/>
-          <w:sz w:val="21"/>
-          <w:szCs w:val="21"/>
-          <w:rtl w:val="0"/>
-        </w:rPr>
-        <w:t xml:space="preserve">long</w:t>
-      </w:r>
-      <w:r>
-        <w:rPr>
-          <w:rFonts w:ascii="Courier New" w:cs="Courier New" w:eastAsia="Courier New" w:hAnsi="Courier New"/>
-          <w:color w:val="bbbebf"/>
-          <w:sz w:val="21"/>
-          <w:szCs w:val="21"/>
-          <w:rtl w:val="0"/>
-        </w:rPr>
-        <w:t xml:space="preserve"> </w:t>
-      </w:r>
-      <w:r>
-        <w:rPr>
-          <w:rFonts w:ascii="Courier New" w:cs="Courier New" w:eastAsia="Courier New" w:hAnsi="Courier New"/>
-          <w:color w:val="c9d1d9"/>
-          <w:sz w:val="21"/>
-          <w:szCs w:val="21"/>
-          <w:rtl w:val="0"/>
-        </w:rPr>
-        <w:t xml:space="preserve">H</w:t>
-      </w:r>
-      <w:r>
-        <w:rPr>
-          <w:rFonts w:ascii="Courier New" w:cs="Courier New" w:eastAsia="Courier New" w:hAnsi="Courier New"/>
-          <w:color w:val="bbbebf"/>
-          <w:sz w:val="21"/>
-          <w:szCs w:val="21"/>
-          <w:rtl w:val="0"/>
-        </w:rPr>
-        <w:t xml:space="preserve">, </w:t>
-      </w:r>
-      <w:r>
-        <w:rPr>
-          <w:rFonts w:ascii="Courier New" w:cs="Courier New" w:eastAsia="Courier New" w:hAnsi="Courier New"/>
-          <w:color w:val="c9d1d9"/>
-          <w:sz w:val="21"/>
-          <w:szCs w:val="21"/>
-          <w:rtl w:val="0"/>
-        </w:rPr>
-        <w:t xml:space="preserve">M</w:t>
+          <w:color w:val="bbbebf"/>
+          <w:sz w:val="21"/>
+          <w:szCs w:val="21"/>
+        </w:rPr>
+      </w:pPr>
+      <w:r>
+        <w:rPr>
+          <w:rFonts w:ascii="Courier New" w:cs="Courier New" w:eastAsia="Courier New" w:hAnsi="Courier New"/>
+          <w:color w:val="c9d1d9"/>
+          <w:sz w:val="21"/>
+          <w:szCs w:val="21"/>
+          <w:rtl w:val="0"/>
+        </w:rPr>
+        <w:t xml:space="preserve">cin</w:t>
+      </w:r>
+      <w:r>
+        <w:rPr>
+          <w:rFonts w:ascii="Courier New" w:cs="Courier New" w:eastAsia="Courier New" w:hAnsi="Courier New"/>
+          <w:color w:val="bbbebf"/>
+          <w:sz w:val="21"/>
+          <w:szCs w:val="21"/>
+          <w:rtl w:val="0"/>
+        </w:rPr>
+        <w:t xml:space="preserve"> </w:t>
+      </w:r>
+      <w:r>
+        <w:rPr>
+          <w:rFonts w:ascii="Courier New" w:cs="Courier New" w:eastAsia="Courier New" w:hAnsi="Courier New"/>
+          <w:color w:val="d2a8ff"/>
+          <w:sz w:val="21"/>
+          <w:szCs w:val="21"/>
+          <w:rtl w:val="0"/>
+        </w:rPr>
+        <w:t xml:space="preserve">&gt;&gt;</w:t>
+      </w:r>
+      <w:r>
+        <w:rPr>
+          <w:rFonts w:ascii="Courier New" w:cs="Courier New" w:eastAsia="Courier New" w:hAnsi="Courier New"/>
+          <w:color w:val="bbbebf"/>
+          <w:sz w:val="21"/>
+          <w:szCs w:val="21"/>
+          <w:rtl w:val="0"/>
+        </w:rPr>
+        <w:t xml:space="preserve"> </w:t>
+      </w:r>
+      <w:r>
+        <w:rPr>
+          <w:rFonts w:ascii="Courier New" w:cs="Courier New" w:eastAsia="Courier New" w:hAnsi="Courier New"/>
+          <w:color w:val="c9d1d9"/>
+          <w:sz w:val="21"/>
+          <w:szCs w:val="21"/>
+          <w:rtl w:val="0"/>
+        </w:rPr>
+        <w:t xml:space="preserve">h1</w:t>
+      </w:r>
+      <w:r>
+        <w:rPr>
+          <w:rFonts w:ascii="Courier New" w:cs="Courier New" w:eastAsia="Courier New" w:hAnsi="Courier New"/>
+          <w:color w:val="bbbebf"/>
+          <w:sz w:val="21"/>
+          <w:szCs w:val="21"/>
+          <w:rtl w:val="0"/>
+        </w:rPr>
+        <w:t xml:space="preserve"> </w:t>
+      </w:r>
+      <w:r>
+        <w:rPr>
+          <w:rFonts w:ascii="Courier New" w:cs="Courier New" w:eastAsia="Courier New" w:hAnsi="Courier New"/>
+          <w:color w:val="d2a8ff"/>
+          <w:sz w:val="21"/>
+          <w:szCs w:val="21"/>
+          <w:rtl w:val="0"/>
+        </w:rPr>
+        <w:t xml:space="preserve">&gt;&gt;</w:t>
+      </w:r>
+      <w:r>
+        <w:rPr>
+          <w:rFonts w:ascii="Courier New" w:cs="Courier New" w:eastAsia="Courier New" w:hAnsi="Courier New"/>
+          <w:color w:val="bbbebf"/>
+          <w:sz w:val="21"/>
+          <w:szCs w:val="21"/>
+          <w:rtl w:val="0"/>
+        </w:rPr>
+        <w:t xml:space="preserve"> </w:t>
+      </w:r>
+      <w:r>
+        <w:rPr>
+          <w:rFonts w:ascii="Courier New" w:cs="Courier New" w:eastAsia="Courier New" w:hAnsi="Courier New"/>
+          <w:color w:val="c9d1d9"/>
+          <w:sz w:val="21"/>
+          <w:szCs w:val="21"/>
+          <w:rtl w:val="0"/>
+        </w:rPr>
+        <w:t xml:space="preserve">h2</w:t>
+      </w:r>
+      <w:r>
+        <w:rPr>
+          <w:rFonts w:ascii="Courier New" w:cs="Courier New" w:eastAsia="Courier New" w:hAnsi="Courier New"/>
+          <w:color w:val="bbbebf"/>
+          <w:sz w:val="21"/>
+          <w:szCs w:val="21"/>
+          <w:rtl w:val="0"/>
+        </w:rPr>
+        <w:t xml:space="preserve"> </w:t>
+      </w:r>
+      <w:r>
+        <w:rPr>
+          <w:rFonts w:ascii="Courier New" w:cs="Courier New" w:eastAsia="Courier New" w:hAnsi="Courier New"/>
+          <w:color w:val="d2a8ff"/>
+          <w:sz w:val="21"/>
+          <w:szCs w:val="21"/>
+          <w:rtl w:val="0"/>
+        </w:rPr>
+        <w:t xml:space="preserve">&gt;&gt;</w:t>
+      </w:r>
+      <w:r>
+        <w:rPr>
+          <w:rFonts w:ascii="Courier New" w:cs="Courier New" w:eastAsia="Courier New" w:hAnsi="Courier New"/>
+          <w:color w:val="bbbebf"/>
+          <w:sz w:val="21"/>
+          <w:szCs w:val="21"/>
+          <w:rtl w:val="0"/>
+        </w:rPr>
+        <w:t xml:space="preserve"> </w:t>
+      </w:r>
+      <w:r>
+        <w:rPr>
+          <w:rFonts w:ascii="Courier New" w:cs="Courier New" w:eastAsia="Courier New" w:hAnsi="Courier New"/>
+          <w:color w:val="c9d1d9"/>
+          <w:sz w:val="21"/>
+          <w:szCs w:val="21"/>
+          <w:rtl w:val="0"/>
+        </w:rPr>
+        <w:t xml:space="preserve">h3</w:t>
+      </w:r>
+      <w:r>
+        <w:rPr>
+          <w:rFonts w:ascii="Courier New" w:cs="Courier New" w:eastAsia="Courier New" w:hAnsi="Courier New"/>
+          <w:color w:val="bbbebf"/>
+          <w:sz w:val="21"/>
+          <w:szCs w:val="21"/>
+          <w:rtl w:val="0"/>
+        </w:rPr>
+        <w:t xml:space="preserve"> </w:t>
+      </w:r>
+      <w:r>
+        <w:rPr>
+          <w:rFonts w:ascii="Courier New" w:cs="Courier New" w:eastAsia="Courier New" w:hAnsi="Courier New"/>
+          <w:color w:val="d2a8ff"/>
+          <w:sz w:val="21"/>
+          <w:szCs w:val="21"/>
+          <w:rtl w:val="0"/>
+        </w:rPr>
+        <w:t xml:space="preserve">&gt;&gt;</w:t>
+      </w:r>
+      <w:r>
+        <w:rPr>
+          <w:rFonts w:ascii="Courier New" w:cs="Courier New" w:eastAsia="Courier New" w:hAnsi="Courier New"/>
+          <w:color w:val="bbbebf"/>
+          <w:sz w:val="21"/>
+          <w:szCs w:val="21"/>
+          <w:rtl w:val="0"/>
+        </w:rPr>
+        <w:t xml:space="preserve"> </w:t>
+      </w:r>
+      <w:r>
+        <w:rPr>
+          <w:rFonts w:ascii="Courier New" w:cs="Courier New" w:eastAsia="Courier New" w:hAnsi="Courier New"/>
+          <w:color w:val="c9d1d9"/>
+          <w:sz w:val="21"/>
+          <w:szCs w:val="21"/>
+          <w:rtl w:val="0"/>
+        </w:rPr>
+        <w:t xml:space="preserve">h4</w:t>
       </w:r>
       <w:r>
         <w:rPr>
@@ -14168,16 +14368,6 @@
           <w:rtl w:val="0"/>
         </w:rPr>
         <w:t xml:space="preserve">;</w:t>
-      </w:r>
-      <w:r>
-        <w:rPr>
-          <w:rFonts w:ascii="Courier New" w:cs="Courier New" w:eastAsia="Courier New" w:hAnsi="Courier New"/>
-          <w:color w:val="8b949e"/>
-          <w:sz w:val="21"/>
-          <w:szCs w:val="21"/>
-          <w:rtl w:val="0"/>
-        </w:rPr>
-        <w:t xml:space="preserve"> // хітпойнти і мана</w:t>
       </w:r>
     </w:p>
     <w:p>
@@ -14194,102 +14384,112 @@
       <w:r>
         <w:rPr>
           <w:rFonts w:ascii="Courier New" w:cs="Courier New" w:eastAsia="Courier New" w:hAnsi="Courier New"/>
-          <w:color w:val="bbbebf"/>
-          <w:sz w:val="21"/>
-          <w:szCs w:val="21"/>
-          <w:rtl w:val="0"/>
-        </w:rPr>
-        <w:t xml:space="preserve">    </w:t>
-      </w:r>
-      <w:r>
-        <w:rPr>
-          <w:rFonts w:ascii="Courier New" w:cs="Courier New" w:eastAsia="Courier New" w:hAnsi="Courier New"/>
-          <w:color w:val="c9d1d9"/>
-          <w:sz w:val="21"/>
-          <w:szCs w:val="21"/>
-          <w:rtl w:val="0"/>
-        </w:rPr>
-        <w:t xml:space="preserve">cin</w:t>
-      </w:r>
-      <w:r>
-        <w:rPr>
-          <w:rFonts w:ascii="Courier New" w:cs="Courier New" w:eastAsia="Courier New" w:hAnsi="Courier New"/>
-          <w:color w:val="bbbebf"/>
-          <w:sz w:val="21"/>
-          <w:szCs w:val="21"/>
-          <w:rtl w:val="0"/>
-        </w:rPr>
-        <w:t xml:space="preserve"> </w:t>
-      </w:r>
-      <w:r>
-        <w:rPr>
-          <w:rFonts w:ascii="Courier New" w:cs="Courier New" w:eastAsia="Courier New" w:hAnsi="Courier New"/>
-          <w:color w:val="d2a8ff"/>
-          <w:sz w:val="21"/>
-          <w:szCs w:val="21"/>
-          <w:rtl w:val="0"/>
-        </w:rPr>
-        <w:t xml:space="preserve">&gt;&gt;</w:t>
-      </w:r>
-      <w:r>
-        <w:rPr>
-          <w:rFonts w:ascii="Courier New" w:cs="Courier New" w:eastAsia="Courier New" w:hAnsi="Courier New"/>
-          <w:color w:val="bbbebf"/>
-          <w:sz w:val="21"/>
-          <w:szCs w:val="21"/>
-          <w:rtl w:val="0"/>
-        </w:rPr>
-        <w:t xml:space="preserve"> </w:t>
-      </w:r>
-      <w:r>
-        <w:rPr>
-          <w:rFonts w:ascii="Courier New" w:cs="Courier New" w:eastAsia="Courier New" w:hAnsi="Courier New"/>
-          <w:color w:val="c9d1d9"/>
-          <w:sz w:val="21"/>
-          <w:szCs w:val="21"/>
-          <w:rtl w:val="0"/>
-        </w:rPr>
-        <w:t xml:space="preserve">H</w:t>
-      </w:r>
-      <w:r>
-        <w:rPr>
-          <w:rFonts w:ascii="Courier New" w:cs="Courier New" w:eastAsia="Courier New" w:hAnsi="Courier New"/>
-          <w:color w:val="bbbebf"/>
-          <w:sz w:val="21"/>
-          <w:szCs w:val="21"/>
-          <w:rtl w:val="0"/>
-        </w:rPr>
-        <w:t xml:space="preserve"> </w:t>
-      </w:r>
-      <w:r>
-        <w:rPr>
-          <w:rFonts w:ascii="Courier New" w:cs="Courier New" w:eastAsia="Courier New" w:hAnsi="Courier New"/>
-          <w:color w:val="d2a8ff"/>
-          <w:sz w:val="21"/>
-          <w:szCs w:val="21"/>
-          <w:rtl w:val="0"/>
-        </w:rPr>
-        <w:t xml:space="preserve">&gt;&gt;</w:t>
-      </w:r>
-      <w:r>
-        <w:rPr>
-          <w:rFonts w:ascii="Courier New" w:cs="Courier New" w:eastAsia="Courier New" w:hAnsi="Courier New"/>
-          <w:color w:val="bbbebf"/>
-          <w:sz w:val="21"/>
-          <w:szCs w:val="21"/>
-          <w:rtl w:val="0"/>
-        </w:rPr>
-        <w:t xml:space="preserve"> </w:t>
-      </w:r>
-      <w:r>
-        <w:rPr>
-          <w:rFonts w:ascii="Courier New" w:cs="Courier New" w:eastAsia="Courier New" w:hAnsi="Courier New"/>
-          <w:color w:val="c9d1d9"/>
-          <w:sz w:val="21"/>
-          <w:szCs w:val="21"/>
-          <w:rtl w:val="0"/>
-        </w:rPr>
-        <w:t xml:space="preserve">M</w:t>
+          <w:color w:val="ff7b72"/>
+          <w:sz w:val="21"/>
+          <w:szCs w:val="21"/>
+          <w:rtl w:val="0"/>
+        </w:rPr>
+        <w:t xml:space="preserve">long</w:t>
+      </w:r>
+      <w:r>
+        <w:rPr>
+          <w:rFonts w:ascii="Courier New" w:cs="Courier New" w:eastAsia="Courier New" w:hAnsi="Courier New"/>
+          <w:color w:val="bbbebf"/>
+          <w:sz w:val="21"/>
+          <w:szCs w:val="21"/>
+          <w:rtl w:val="0"/>
+        </w:rPr>
+        <w:t xml:space="preserve"> </w:t>
+      </w:r>
+      <w:r>
+        <w:rPr>
+          <w:rFonts w:ascii="Courier New" w:cs="Courier New" w:eastAsia="Courier New" w:hAnsi="Courier New"/>
+          <w:color w:val="ff7b72"/>
+          <w:sz w:val="21"/>
+          <w:szCs w:val="21"/>
+          <w:rtl w:val="0"/>
+        </w:rPr>
+        <w:t xml:space="preserve">long</w:t>
+      </w:r>
+      <w:r>
+        <w:rPr>
+          <w:rFonts w:ascii="Courier New" w:cs="Courier New" w:eastAsia="Courier New" w:hAnsi="Courier New"/>
+          <w:color w:val="bbbebf"/>
+          <w:sz w:val="21"/>
+          <w:szCs w:val="21"/>
+          <w:rtl w:val="0"/>
+        </w:rPr>
+        <w:t xml:space="preserve"> </w:t>
+      </w:r>
+      <w:r>
+        <w:rPr>
+          <w:rFonts w:ascii="Courier New" w:cs="Courier New" w:eastAsia="Courier New" w:hAnsi="Courier New"/>
+          <w:color w:val="c9d1d9"/>
+          <w:sz w:val="21"/>
+          <w:szCs w:val="21"/>
+          <w:rtl w:val="0"/>
+        </w:rPr>
+        <w:t xml:space="preserve">d1</w:t>
+      </w:r>
+      <w:r>
+        <w:rPr>
+          <w:rFonts w:ascii="Courier New" w:cs="Courier New" w:eastAsia="Courier New" w:hAnsi="Courier New"/>
+          <w:color w:val="bbbebf"/>
+          <w:sz w:val="21"/>
+          <w:szCs w:val="21"/>
+          <w:rtl w:val="0"/>
+        </w:rPr>
+        <w:t xml:space="preserve">, </w:t>
+      </w:r>
+      <w:r>
+        <w:rPr>
+          <w:rFonts w:ascii="Courier New" w:cs="Courier New" w:eastAsia="Courier New" w:hAnsi="Courier New"/>
+          <w:color w:val="c9d1d9"/>
+          <w:sz w:val="21"/>
+          <w:szCs w:val="21"/>
+          <w:rtl w:val="0"/>
+        </w:rPr>
+        <w:t xml:space="preserve">d2</w:t>
+      </w:r>
+      <w:r>
+        <w:rPr>
+          <w:rFonts w:ascii="Courier New" w:cs="Courier New" w:eastAsia="Courier New" w:hAnsi="Courier New"/>
+          <w:color w:val="bbbebf"/>
+          <w:sz w:val="21"/>
+          <w:szCs w:val="21"/>
+          <w:rtl w:val="0"/>
+        </w:rPr>
+        <w:t xml:space="preserve">, </w:t>
+      </w:r>
+      <w:r>
+        <w:rPr>
+          <w:rFonts w:ascii="Courier New" w:cs="Courier New" w:eastAsia="Courier New" w:hAnsi="Courier New"/>
+          <w:color w:val="c9d1d9"/>
+          <w:sz w:val="21"/>
+          <w:szCs w:val="21"/>
+          <w:rtl w:val="0"/>
+        </w:rPr>
+        <w:t xml:space="preserve">d3</w:t>
+      </w:r>
+      <w:r>
+        <w:rPr>
+          <w:rFonts w:ascii="Courier New" w:cs="Courier New" w:eastAsia="Courier New" w:hAnsi="Courier New"/>
+          <w:color w:val="bbbebf"/>
+          <w:sz w:val="21"/>
+          <w:szCs w:val="21"/>
+          <w:rtl w:val="0"/>
+        </w:rPr>
+        <w:t xml:space="preserve">, </w:t>
+      </w:r>
+      <w:r>
+        <w:rPr>
+          <w:rFonts w:ascii="Courier New" w:cs="Courier New" w:eastAsia="Courier New" w:hAnsi="Courier New"/>
+          <w:color w:val="c9d1d9"/>
+          <w:sz w:val="21"/>
+          <w:szCs w:val="21"/>
+          <w:rtl w:val="0"/>
+        </w:rPr>
+        <w:t xml:space="preserve">d4</w:t>
       </w:r>
       <w:r>
         <w:rPr>
@@ -14308,170 +14508,180 @@
         <w:spacing w:line="325.71428571428567" w:lineRule="auto"/>
         <w:rPr>
           <w:rFonts w:ascii="Courier New" w:cs="Courier New" w:eastAsia="Courier New" w:hAnsi="Courier New"/>
-          <w:color w:val="8b949e"/>
-          <w:sz w:val="21"/>
-          <w:szCs w:val="21"/>
-        </w:rPr>
-      </w:pPr>
-      <w:r>
-        <w:rPr>
-          <w:rFonts w:ascii="Courier New" w:cs="Courier New" w:eastAsia="Courier New" w:hAnsi="Courier New"/>
-          <w:color w:val="bbbebf"/>
-          <w:sz w:val="21"/>
-          <w:szCs w:val="21"/>
-          <w:rtl w:val="0"/>
-        </w:rPr>
-        <w:t xml:space="preserve">    </w:t>
-      </w:r>
-      <w:r>
-        <w:rPr>
-          <w:rFonts w:ascii="Courier New" w:cs="Courier New" w:eastAsia="Courier New" w:hAnsi="Courier New"/>
-          <w:color w:val="ff7b72"/>
-          <w:sz w:val="21"/>
-          <w:szCs w:val="21"/>
-          <w:rtl w:val="0"/>
-        </w:rPr>
-        <w:t xml:space="preserve">long</w:t>
-      </w:r>
-      <w:r>
-        <w:rPr>
-          <w:rFonts w:ascii="Courier New" w:cs="Courier New" w:eastAsia="Courier New" w:hAnsi="Courier New"/>
-          <w:color w:val="bbbebf"/>
-          <w:sz w:val="21"/>
-          <w:szCs w:val="21"/>
-          <w:rtl w:val="0"/>
-        </w:rPr>
-        <w:t xml:space="preserve"> </w:t>
-      </w:r>
-      <w:r>
-        <w:rPr>
-          <w:rFonts w:ascii="Courier New" w:cs="Courier New" w:eastAsia="Courier New" w:hAnsi="Courier New"/>
-          <w:color w:val="ff7b72"/>
-          <w:sz w:val="21"/>
-          <w:szCs w:val="21"/>
-          <w:rtl w:val="0"/>
-        </w:rPr>
-        <w:t xml:space="preserve">long</w:t>
-      </w:r>
-      <w:r>
-        <w:rPr>
-          <w:rFonts w:ascii="Courier New" w:cs="Courier New" w:eastAsia="Courier New" w:hAnsi="Courier New"/>
-          <w:color w:val="bbbebf"/>
-          <w:sz w:val="21"/>
-          <w:szCs w:val="21"/>
-          <w:rtl w:val="0"/>
-        </w:rPr>
-        <w:t xml:space="preserve"> </w:t>
-      </w:r>
-      <w:r>
-        <w:rPr>
-          <w:rFonts w:ascii="Courier New" w:cs="Courier New" w:eastAsia="Courier New" w:hAnsi="Courier New"/>
-          <w:color w:val="c9d1d9"/>
-          <w:sz w:val="21"/>
-          <w:szCs w:val="21"/>
-          <w:rtl w:val="0"/>
-        </w:rPr>
-        <w:t xml:space="preserve">h1</w:t>
-      </w:r>
-      <w:r>
-        <w:rPr>
-          <w:rFonts w:ascii="Courier New" w:cs="Courier New" w:eastAsia="Courier New" w:hAnsi="Courier New"/>
-          <w:color w:val="bbbebf"/>
-          <w:sz w:val="21"/>
-          <w:szCs w:val="21"/>
-          <w:rtl w:val="0"/>
-        </w:rPr>
-        <w:t xml:space="preserve">, </w:t>
-      </w:r>
-      <w:r>
-        <w:rPr>
-          <w:rFonts w:ascii="Courier New" w:cs="Courier New" w:eastAsia="Courier New" w:hAnsi="Courier New"/>
-          <w:color w:val="c9d1d9"/>
-          <w:sz w:val="21"/>
-          <w:szCs w:val="21"/>
-          <w:rtl w:val="0"/>
-        </w:rPr>
-        <w:t xml:space="preserve">m1</w:t>
-      </w:r>
-      <w:r>
-        <w:rPr>
-          <w:rFonts w:ascii="Courier New" w:cs="Courier New" w:eastAsia="Courier New" w:hAnsi="Courier New"/>
-          <w:color w:val="bbbebf"/>
-          <w:sz w:val="21"/>
-          <w:szCs w:val="21"/>
-          <w:rtl w:val="0"/>
-        </w:rPr>
-        <w:t xml:space="preserve">, </w:t>
-      </w:r>
-      <w:r>
-        <w:rPr>
-          <w:rFonts w:ascii="Courier New" w:cs="Courier New" w:eastAsia="Courier New" w:hAnsi="Courier New"/>
-          <w:color w:val="c9d1d9"/>
-          <w:sz w:val="21"/>
-          <w:szCs w:val="21"/>
-          <w:rtl w:val="0"/>
-        </w:rPr>
-        <w:t xml:space="preserve">h2</w:t>
-      </w:r>
-      <w:r>
-        <w:rPr>
-          <w:rFonts w:ascii="Courier New" w:cs="Courier New" w:eastAsia="Courier New" w:hAnsi="Courier New"/>
-          <w:color w:val="bbbebf"/>
-          <w:sz w:val="21"/>
-          <w:szCs w:val="21"/>
-          <w:rtl w:val="0"/>
-        </w:rPr>
-        <w:t xml:space="preserve">, </w:t>
-      </w:r>
-      <w:r>
-        <w:rPr>
-          <w:rFonts w:ascii="Courier New" w:cs="Courier New" w:eastAsia="Courier New" w:hAnsi="Courier New"/>
-          <w:color w:val="c9d1d9"/>
-          <w:sz w:val="21"/>
-          <w:szCs w:val="21"/>
-          <w:rtl w:val="0"/>
-        </w:rPr>
-        <w:t xml:space="preserve">m2</w:t>
-      </w:r>
-      <w:r>
-        <w:rPr>
-          <w:rFonts w:ascii="Courier New" w:cs="Courier New" w:eastAsia="Courier New" w:hAnsi="Courier New"/>
-          <w:color w:val="bbbebf"/>
-          <w:sz w:val="21"/>
-          <w:szCs w:val="21"/>
-          <w:rtl w:val="0"/>
-        </w:rPr>
-        <w:t xml:space="preserve">, </w:t>
-      </w:r>
-      <w:r>
-        <w:rPr>
-          <w:rFonts w:ascii="Courier New" w:cs="Courier New" w:eastAsia="Courier New" w:hAnsi="Courier New"/>
-          <w:color w:val="c9d1d9"/>
-          <w:sz w:val="21"/>
-          <w:szCs w:val="21"/>
-          <w:rtl w:val="0"/>
-        </w:rPr>
-        <w:t xml:space="preserve">h3</w:t>
-      </w:r>
-      <w:r>
-        <w:rPr>
-          <w:rFonts w:ascii="Courier New" w:cs="Courier New" w:eastAsia="Courier New" w:hAnsi="Courier New"/>
-          <w:color w:val="bbbebf"/>
-          <w:sz w:val="21"/>
-          <w:szCs w:val="21"/>
-          <w:rtl w:val="0"/>
-        </w:rPr>
-        <w:t xml:space="preserve">, </w:t>
-      </w:r>
-      <w:r>
-        <w:rPr>
-          <w:rFonts w:ascii="Courier New" w:cs="Courier New" w:eastAsia="Courier New" w:hAnsi="Courier New"/>
-          <w:color w:val="c9d1d9"/>
-          <w:sz w:val="21"/>
-          <w:szCs w:val="21"/>
-          <w:rtl w:val="0"/>
-        </w:rPr>
-        <w:t xml:space="preserve">m3</w:t>
+          <w:color w:val="bbbebf"/>
+          <w:sz w:val="21"/>
+          <w:szCs w:val="21"/>
+        </w:rPr>
+      </w:pPr>
+      <w:r>
+        <w:rPr>
+          <w:rFonts w:ascii="Courier New" w:cs="Courier New" w:eastAsia="Courier New" w:hAnsi="Courier New"/>
+          <w:color w:val="c9d1d9"/>
+          <w:sz w:val="21"/>
+          <w:szCs w:val="21"/>
+          <w:rtl w:val="0"/>
+        </w:rPr>
+        <w:t xml:space="preserve">cin</w:t>
+      </w:r>
+      <w:r>
+        <w:rPr>
+          <w:rFonts w:ascii="Courier New" w:cs="Courier New" w:eastAsia="Courier New" w:hAnsi="Courier New"/>
+          <w:color w:val="bbbebf"/>
+          <w:sz w:val="21"/>
+          <w:szCs w:val="21"/>
+          <w:rtl w:val="0"/>
+        </w:rPr>
+        <w:t xml:space="preserve"> </w:t>
+      </w:r>
+      <w:r>
+        <w:rPr>
+          <w:rFonts w:ascii="Courier New" w:cs="Courier New" w:eastAsia="Courier New" w:hAnsi="Courier New"/>
+          <w:color w:val="d2a8ff"/>
+          <w:sz w:val="21"/>
+          <w:szCs w:val="21"/>
+          <w:rtl w:val="0"/>
+        </w:rPr>
+        <w:t xml:space="preserve">&gt;&gt;</w:t>
+      </w:r>
+      <w:r>
+        <w:rPr>
+          <w:rFonts w:ascii="Courier New" w:cs="Courier New" w:eastAsia="Courier New" w:hAnsi="Courier New"/>
+          <w:color w:val="bbbebf"/>
+          <w:sz w:val="21"/>
+          <w:szCs w:val="21"/>
+          <w:rtl w:val="0"/>
+        </w:rPr>
+        <w:t xml:space="preserve"> </w:t>
+      </w:r>
+      <w:r>
+        <w:rPr>
+          <w:rFonts w:ascii="Courier New" w:cs="Courier New" w:eastAsia="Courier New" w:hAnsi="Courier New"/>
+          <w:color w:val="c9d1d9"/>
+          <w:sz w:val="21"/>
+          <w:szCs w:val="21"/>
+          <w:rtl w:val="0"/>
+        </w:rPr>
+        <w:t xml:space="preserve">d1</w:t>
+      </w:r>
+      <w:r>
+        <w:rPr>
+          <w:rFonts w:ascii="Courier New" w:cs="Courier New" w:eastAsia="Courier New" w:hAnsi="Courier New"/>
+          <w:color w:val="bbbebf"/>
+          <w:sz w:val="21"/>
+          <w:szCs w:val="21"/>
+          <w:rtl w:val="0"/>
+        </w:rPr>
+        <w:t xml:space="preserve"> </w:t>
+      </w:r>
+      <w:r>
+        <w:rPr>
+          <w:rFonts w:ascii="Courier New" w:cs="Courier New" w:eastAsia="Courier New" w:hAnsi="Courier New"/>
+          <w:color w:val="d2a8ff"/>
+          <w:sz w:val="21"/>
+          <w:szCs w:val="21"/>
+          <w:rtl w:val="0"/>
+        </w:rPr>
+        <w:t xml:space="preserve">&gt;&gt;</w:t>
+      </w:r>
+      <w:r>
+        <w:rPr>
+          <w:rFonts w:ascii="Courier New" w:cs="Courier New" w:eastAsia="Courier New" w:hAnsi="Courier New"/>
+          <w:color w:val="bbbebf"/>
+          <w:sz w:val="21"/>
+          <w:szCs w:val="21"/>
+          <w:rtl w:val="0"/>
+        </w:rPr>
+        <w:t xml:space="preserve"> </w:t>
+      </w:r>
+      <w:r>
+        <w:rPr>
+          <w:rFonts w:ascii="Courier New" w:cs="Courier New" w:eastAsia="Courier New" w:hAnsi="Courier New"/>
+          <w:color w:val="c9d1d9"/>
+          <w:sz w:val="21"/>
+          <w:szCs w:val="21"/>
+          <w:rtl w:val="0"/>
+        </w:rPr>
+        <w:t xml:space="preserve">d2</w:t>
+      </w:r>
+      <w:r>
+        <w:rPr>
+          <w:rFonts w:ascii="Courier New" w:cs="Courier New" w:eastAsia="Courier New" w:hAnsi="Courier New"/>
+          <w:color w:val="bbbebf"/>
+          <w:sz w:val="21"/>
+          <w:szCs w:val="21"/>
+          <w:rtl w:val="0"/>
+        </w:rPr>
+        <w:t xml:space="preserve"> </w:t>
+      </w:r>
+      <w:r>
+        <w:rPr>
+          <w:rFonts w:ascii="Courier New" w:cs="Courier New" w:eastAsia="Courier New" w:hAnsi="Courier New"/>
+          <w:color w:val="d2a8ff"/>
+          <w:sz w:val="21"/>
+          <w:szCs w:val="21"/>
+          <w:rtl w:val="0"/>
+        </w:rPr>
+        <w:t xml:space="preserve">&gt;&gt;</w:t>
+      </w:r>
+      <w:r>
+        <w:rPr>
+          <w:rFonts w:ascii="Courier New" w:cs="Courier New" w:eastAsia="Courier New" w:hAnsi="Courier New"/>
+          <w:color w:val="bbbebf"/>
+          <w:sz w:val="21"/>
+          <w:szCs w:val="21"/>
+          <w:rtl w:val="0"/>
+        </w:rPr>
+        <w:t xml:space="preserve"> </w:t>
+      </w:r>
+      <w:r>
+        <w:rPr>
+          <w:rFonts w:ascii="Courier New" w:cs="Courier New" w:eastAsia="Courier New" w:hAnsi="Courier New"/>
+          <w:color w:val="c9d1d9"/>
+          <w:sz w:val="21"/>
+          <w:szCs w:val="21"/>
+          <w:rtl w:val="0"/>
+        </w:rPr>
+        <w:t xml:space="preserve">d3</w:t>
+      </w:r>
+      <w:r>
+        <w:rPr>
+          <w:rFonts w:ascii="Courier New" w:cs="Courier New" w:eastAsia="Courier New" w:hAnsi="Courier New"/>
+          <w:color w:val="bbbebf"/>
+          <w:sz w:val="21"/>
+          <w:szCs w:val="21"/>
+          <w:rtl w:val="0"/>
+        </w:rPr>
+        <w:t xml:space="preserve"> </w:t>
+      </w:r>
+      <w:r>
+        <w:rPr>
+          <w:rFonts w:ascii="Courier New" w:cs="Courier New" w:eastAsia="Courier New" w:hAnsi="Courier New"/>
+          <w:color w:val="d2a8ff"/>
+          <w:sz w:val="21"/>
+          <w:szCs w:val="21"/>
+          <w:rtl w:val="0"/>
+        </w:rPr>
+        <w:t xml:space="preserve">&gt;&gt;</w:t>
+      </w:r>
+      <w:r>
+        <w:rPr>
+          <w:rFonts w:ascii="Courier New" w:cs="Courier New" w:eastAsia="Courier New" w:hAnsi="Courier New"/>
+          <w:color w:val="bbbebf"/>
+          <w:sz w:val="21"/>
+          <w:szCs w:val="21"/>
+          <w:rtl w:val="0"/>
+        </w:rPr>
+        <w:t xml:space="preserve"> </w:t>
+      </w:r>
+      <w:r>
+        <w:rPr>
+          <w:rFonts w:ascii="Courier New" w:cs="Courier New" w:eastAsia="Courier New" w:hAnsi="Courier New"/>
+          <w:color w:val="c9d1d9"/>
+          <w:sz w:val="21"/>
+          <w:szCs w:val="21"/>
+          <w:rtl w:val="0"/>
+        </w:rPr>
+        <w:t xml:space="preserve">d4</w:t>
       </w:r>
       <w:r>
         <w:rPr>
@@ -14482,16 +14692,6 @@
           <w:rtl w:val="0"/>
         </w:rPr>
         <w:t xml:space="preserve">;</w:t>
-      </w:r>
-      <w:r>
-        <w:rPr>
-          <w:rFonts w:ascii="Courier New" w:cs="Courier New" w:eastAsia="Courier New" w:hAnsi="Courier New"/>
-          <w:color w:val="8b949e"/>
-          <w:sz w:val="21"/>
-          <w:szCs w:val="21"/>
-          <w:rtl w:val="0"/>
-        </w:rPr>
-        <w:t xml:space="preserve"> // хітпойнти і мана для кожного закляття</w:t>
       </w:r>
     </w:p>
     <w:p>
@@ -14507,113 +14707,8 @@
       </w:pPr>
       <w:r>
         <w:rPr>
-          <w:rFonts w:ascii="Courier New" w:cs="Courier New" w:eastAsia="Courier New" w:hAnsi="Courier New"/>
-          <w:color w:val="bbbebf"/>
-          <w:sz w:val="21"/>
-          <w:szCs w:val="21"/>
-          <w:rtl w:val="0"/>
-        </w:rPr>
-        <w:t xml:space="preserve">    </w:t>
-      </w:r>
-      <w:r>
-        <w:rPr>
-          <w:rFonts w:ascii="Courier New" w:cs="Courier New" w:eastAsia="Courier New" w:hAnsi="Courier New"/>
-          <w:color w:val="c9d1d9"/>
-          <w:sz w:val="21"/>
-          <w:szCs w:val="21"/>
-          <w:rtl w:val="0"/>
-        </w:rPr>
-        <w:t xml:space="preserve">cin</w:t>
-      </w:r>
-      <w:r>
-        <w:rPr>
-          <w:rFonts w:ascii="Courier New" w:cs="Courier New" w:eastAsia="Courier New" w:hAnsi="Courier New"/>
-          <w:color w:val="bbbebf"/>
-          <w:sz w:val="21"/>
-          <w:szCs w:val="21"/>
-          <w:rtl w:val="0"/>
-        </w:rPr>
-        <w:t xml:space="preserve"> </w:t>
-      </w:r>
-      <w:r>
-        <w:rPr>
-          <w:rFonts w:ascii="Courier New" w:cs="Courier New" w:eastAsia="Courier New" w:hAnsi="Courier New"/>
-          <w:color w:val="d2a8ff"/>
-          <w:sz w:val="21"/>
-          <w:szCs w:val="21"/>
-          <w:rtl w:val="0"/>
-        </w:rPr>
-        <w:t xml:space="preserve">&gt;&gt;</w:t>
-      </w:r>
-      <w:r>
-        <w:rPr>
-          <w:rFonts w:ascii="Courier New" w:cs="Courier New" w:eastAsia="Courier New" w:hAnsi="Courier New"/>
-          <w:color w:val="bbbebf"/>
-          <w:sz w:val="21"/>
-          <w:szCs w:val="21"/>
-          <w:rtl w:val="0"/>
-        </w:rPr>
-        <w:t xml:space="preserve"> </w:t>
-      </w:r>
-      <w:r>
-        <w:rPr>
-          <w:rFonts w:ascii="Courier New" w:cs="Courier New" w:eastAsia="Courier New" w:hAnsi="Courier New"/>
-          <w:color w:val="c9d1d9"/>
-          <w:sz w:val="21"/>
-          <w:szCs w:val="21"/>
-          <w:rtl w:val="0"/>
-        </w:rPr>
-        <w:t xml:space="preserve">h1</w:t>
-      </w:r>
-      <w:r>
-        <w:rPr>
-          <w:rFonts w:ascii="Courier New" w:cs="Courier New" w:eastAsia="Courier New" w:hAnsi="Courier New"/>
-          <w:color w:val="bbbebf"/>
-          <w:sz w:val="21"/>
-          <w:szCs w:val="21"/>
-          <w:rtl w:val="0"/>
-        </w:rPr>
-        <w:t xml:space="preserve"> </w:t>
-      </w:r>
-      <w:r>
-        <w:rPr>
-          <w:rFonts w:ascii="Courier New" w:cs="Courier New" w:eastAsia="Courier New" w:hAnsi="Courier New"/>
-          <w:color w:val="d2a8ff"/>
-          <w:sz w:val="21"/>
-          <w:szCs w:val="21"/>
-          <w:rtl w:val="0"/>
-        </w:rPr>
-        <w:t xml:space="preserve">&gt;&gt;</w:t>
-      </w:r>
-      <w:r>
-        <w:rPr>
-          <w:rFonts w:ascii="Courier New" w:cs="Courier New" w:eastAsia="Courier New" w:hAnsi="Courier New"/>
-          <w:color w:val="bbbebf"/>
-          <w:sz w:val="21"/>
-          <w:szCs w:val="21"/>
-          <w:rtl w:val="0"/>
-        </w:rPr>
-        <w:t xml:space="preserve"> </w:t>
-      </w:r>
-      <w:r>
-        <w:rPr>
-          <w:rFonts w:ascii="Courier New" w:cs="Courier New" w:eastAsia="Courier New" w:hAnsi="Courier New"/>
-          <w:color w:val="c9d1d9"/>
-          <w:sz w:val="21"/>
-          <w:szCs w:val="21"/>
-          <w:rtl w:val="0"/>
-        </w:rPr>
-        <w:t xml:space="preserve">m1</w:t>
-      </w:r>
-      <w:r>
-        <w:rPr>
-          <w:rFonts w:ascii="Courier New" w:cs="Courier New" w:eastAsia="Courier New" w:hAnsi="Courier New"/>
-          <w:color w:val="bbbebf"/>
-          <w:sz w:val="21"/>
-          <w:szCs w:val="21"/>
-          <w:rtl w:val="0"/>
-        </w:rPr>
-        <w:t xml:space="preserve">;</w:t>
+          <w:rtl w:val="0"/>
+        </w:rPr>
       </w:r>
     </w:p>
     <w:p>
@@ -14622,50 +14717,140 @@
         <w:spacing w:line="325.71428571428567" w:lineRule="auto"/>
         <w:rPr>
           <w:rFonts w:ascii="Courier New" w:cs="Courier New" w:eastAsia="Courier New" w:hAnsi="Courier New"/>
-          <w:color w:val="bbbebf"/>
-          <w:sz w:val="21"/>
-          <w:szCs w:val="21"/>
-        </w:rPr>
-      </w:pPr>
-      <w:r>
-        <w:rPr>
-          <w:rFonts w:ascii="Courier New" w:cs="Courier New" w:eastAsia="Courier New" w:hAnsi="Courier New"/>
-          <w:color w:val="bbbebf"/>
-          <w:sz w:val="21"/>
-          <w:szCs w:val="21"/>
-          <w:rtl w:val="0"/>
-        </w:rPr>
-        <w:t xml:space="preserve">    </w:t>
-      </w:r>
-      <w:r>
-        <w:rPr>
-          <w:rFonts w:ascii="Courier New" w:cs="Courier New" w:eastAsia="Courier New" w:hAnsi="Courier New"/>
-          <w:color w:val="c9d1d9"/>
-          <w:sz w:val="21"/>
-          <w:szCs w:val="21"/>
-          <w:rtl w:val="0"/>
-        </w:rPr>
-        <w:t xml:space="preserve">cin</w:t>
-      </w:r>
-      <w:r>
-        <w:rPr>
-          <w:rFonts w:ascii="Courier New" w:cs="Courier New" w:eastAsia="Courier New" w:hAnsi="Courier New"/>
-          <w:color w:val="bbbebf"/>
-          <w:sz w:val="21"/>
-          <w:szCs w:val="21"/>
-          <w:rtl w:val="0"/>
-        </w:rPr>
-        <w:t xml:space="preserve"> </w:t>
-      </w:r>
-      <w:r>
-        <w:rPr>
-          <w:rFonts w:ascii="Courier New" w:cs="Courier New" w:eastAsia="Courier New" w:hAnsi="Courier New"/>
-          <w:color w:val="d2a8ff"/>
-          <w:sz w:val="21"/>
-          <w:szCs w:val="21"/>
-          <w:rtl w:val="0"/>
-        </w:rPr>
-        <w:t xml:space="preserve">&gt;&gt;</w:t>
+          <w:color w:val="8b949e"/>
+          <w:sz w:val="21"/>
+          <w:szCs w:val="21"/>
+        </w:rPr>
+      </w:pPr>
+      <w:r>
+        <w:rPr>
+          <w:rFonts w:ascii="Courier New" w:cs="Courier New" w:eastAsia="Courier New" w:hAnsi="Courier New"/>
+          <w:color w:val="c586c0"/>
+          <w:sz w:val="21"/>
+          <w:szCs w:val="21"/>
+          <w:rtl w:val="0"/>
+        </w:rPr>
+        <w:t xml:space="preserve">if</w:t>
+      </w:r>
+      <w:r>
+        <w:rPr>
+          <w:rFonts w:ascii="Courier New" w:cs="Courier New" w:eastAsia="Courier New" w:hAnsi="Courier New"/>
+          <w:color w:val="bbbebf"/>
+          <w:sz w:val="21"/>
+          <w:szCs w:val="21"/>
+          <w:rtl w:val="0"/>
+        </w:rPr>
+        <w:t xml:space="preserve"> (</w:t>
+      </w:r>
+      <w:r>
+        <w:rPr>
+          <w:rFonts w:ascii="Courier New" w:cs="Courier New" w:eastAsia="Courier New" w:hAnsi="Courier New"/>
+          <w:color w:val="c9d1d9"/>
+          <w:sz w:val="21"/>
+          <w:szCs w:val="21"/>
+          <w:rtl w:val="0"/>
+        </w:rPr>
+        <w:t xml:space="preserve">d1</w:t>
+      </w:r>
+      <w:r>
+        <w:rPr>
+          <w:rFonts w:ascii="Courier New" w:cs="Courier New" w:eastAsia="Courier New" w:hAnsi="Courier New"/>
+          <w:color w:val="bbbebf"/>
+          <w:sz w:val="21"/>
+          <w:szCs w:val="21"/>
+          <w:rtl w:val="0"/>
+        </w:rPr>
+        <w:t xml:space="preserve"> </w:t>
+      </w:r>
+      <w:r>
+        <w:rPr>
+          <w:rFonts w:ascii="Courier New" w:cs="Courier New" w:eastAsia="Courier New" w:hAnsi="Courier New"/>
+          <w:color w:val="d4d4d4"/>
+          <w:sz w:val="21"/>
+          <w:szCs w:val="21"/>
+          <w:rtl w:val="0"/>
+        </w:rPr>
+        <w:t xml:space="preserve">&gt;</w:t>
+      </w:r>
+      <w:r>
+        <w:rPr>
+          <w:rFonts w:ascii="Courier New" w:cs="Courier New" w:eastAsia="Courier New" w:hAnsi="Courier New"/>
+          <w:color w:val="bbbebf"/>
+          <w:sz w:val="21"/>
+          <w:szCs w:val="21"/>
+          <w:rtl w:val="0"/>
+        </w:rPr>
+        <w:t xml:space="preserve"> </w:t>
+      </w:r>
+      <w:r>
+        <w:rPr>
+          <w:rFonts w:ascii="Courier New" w:cs="Courier New" w:eastAsia="Courier New" w:hAnsi="Courier New"/>
+          <w:color w:val="c9d1d9"/>
+          <w:sz w:val="21"/>
+          <w:szCs w:val="21"/>
+          <w:rtl w:val="0"/>
+        </w:rPr>
+        <w:t xml:space="preserve">h1</w:t>
+      </w:r>
+      <w:r>
+        <w:rPr>
+          <w:rFonts w:ascii="Courier New" w:cs="Courier New" w:eastAsia="Courier New" w:hAnsi="Courier New"/>
+          <w:color w:val="bbbebf"/>
+          <w:sz w:val="21"/>
+          <w:szCs w:val="21"/>
+          <w:rtl w:val="0"/>
+        </w:rPr>
+        <w:t xml:space="preserve"> </w:t>
+      </w:r>
+      <w:r>
+        <w:rPr>
+          <w:rFonts w:ascii="Courier New" w:cs="Courier New" w:eastAsia="Courier New" w:hAnsi="Courier New"/>
+          <w:color w:val="d4d4d4"/>
+          <w:sz w:val="21"/>
+          <w:szCs w:val="21"/>
+          <w:rtl w:val="0"/>
+        </w:rPr>
+        <w:t xml:space="preserve">||</w:t>
+      </w:r>
+      <w:r>
+        <w:rPr>
+          <w:rFonts w:ascii="Courier New" w:cs="Courier New" w:eastAsia="Courier New" w:hAnsi="Courier New"/>
+          <w:color w:val="bbbebf"/>
+          <w:sz w:val="21"/>
+          <w:szCs w:val="21"/>
+          <w:rtl w:val="0"/>
+        </w:rPr>
+        <w:t xml:space="preserve"> </w:t>
+      </w:r>
+      <w:r>
+        <w:rPr>
+          <w:rFonts w:ascii="Courier New" w:cs="Courier New" w:eastAsia="Courier New" w:hAnsi="Courier New"/>
+          <w:color w:val="c9d1d9"/>
+          <w:sz w:val="21"/>
+          <w:szCs w:val="21"/>
+          <w:rtl w:val="0"/>
+        </w:rPr>
+        <w:t xml:space="preserve">d2</w:t>
+      </w:r>
+      <w:r>
+        <w:rPr>
+          <w:rFonts w:ascii="Courier New" w:cs="Courier New" w:eastAsia="Courier New" w:hAnsi="Courier New"/>
+          <w:color w:val="bbbebf"/>
+          <w:sz w:val="21"/>
+          <w:szCs w:val="21"/>
+          <w:rtl w:val="0"/>
+        </w:rPr>
+        <w:t xml:space="preserve"> </w:t>
+      </w:r>
+      <w:r>
+        <w:rPr>
+          <w:rFonts w:ascii="Courier New" w:cs="Courier New" w:eastAsia="Courier New" w:hAnsi="Courier New"/>
+          <w:color w:val="d4d4d4"/>
+          <w:sz w:val="21"/>
+          <w:szCs w:val="21"/>
+          <w:rtl w:val="0"/>
+        </w:rPr>
+        <w:t xml:space="preserve">&gt;</w:t>
       </w:r>
       <w:r>
         <w:rPr>
@@ -14700,42 +14885,182 @@
       <w:r>
         <w:rPr>
           <w:rFonts w:ascii="Courier New" w:cs="Courier New" w:eastAsia="Courier New" w:hAnsi="Courier New"/>
-          <w:color w:val="d2a8ff"/>
-          <w:sz w:val="21"/>
-          <w:szCs w:val="21"/>
-          <w:rtl w:val="0"/>
-        </w:rPr>
-        <w:t xml:space="preserve">&gt;&gt;</w:t>
-      </w:r>
-      <w:r>
-        <w:rPr>
-          <w:rFonts w:ascii="Courier New" w:cs="Courier New" w:eastAsia="Courier New" w:hAnsi="Courier New"/>
-          <w:color w:val="bbbebf"/>
-          <w:sz w:val="21"/>
-          <w:szCs w:val="21"/>
-          <w:rtl w:val="0"/>
-        </w:rPr>
-        <w:t xml:space="preserve"> </w:t>
-      </w:r>
-      <w:r>
-        <w:rPr>
-          <w:rFonts w:ascii="Courier New" w:cs="Courier New" w:eastAsia="Courier New" w:hAnsi="Courier New"/>
-          <w:color w:val="c9d1d9"/>
-          <w:sz w:val="21"/>
-          <w:szCs w:val="21"/>
-          <w:rtl w:val="0"/>
-        </w:rPr>
-        <w:t xml:space="preserve">m2</w:t>
-      </w:r>
-      <w:r>
-        <w:rPr>
-          <w:rFonts w:ascii="Courier New" w:cs="Courier New" w:eastAsia="Courier New" w:hAnsi="Courier New"/>
-          <w:color w:val="bbbebf"/>
-          <w:sz w:val="21"/>
-          <w:szCs w:val="21"/>
-          <w:rtl w:val="0"/>
-        </w:rPr>
-        <w:t xml:space="preserve">;</w:t>
+          <w:color w:val="d4d4d4"/>
+          <w:sz w:val="21"/>
+          <w:szCs w:val="21"/>
+          <w:rtl w:val="0"/>
+        </w:rPr>
+        <w:t xml:space="preserve">||</w:t>
+      </w:r>
+      <w:r>
+        <w:rPr>
+          <w:rFonts w:ascii="Courier New" w:cs="Courier New" w:eastAsia="Courier New" w:hAnsi="Courier New"/>
+          <w:color w:val="bbbebf"/>
+          <w:sz w:val="21"/>
+          <w:szCs w:val="21"/>
+          <w:rtl w:val="0"/>
+        </w:rPr>
+        <w:t xml:space="preserve"> </w:t>
+      </w:r>
+      <w:r>
+        <w:rPr>
+          <w:rFonts w:ascii="Courier New" w:cs="Courier New" w:eastAsia="Courier New" w:hAnsi="Courier New"/>
+          <w:color w:val="c9d1d9"/>
+          <w:sz w:val="21"/>
+          <w:szCs w:val="21"/>
+          <w:rtl w:val="0"/>
+        </w:rPr>
+        <w:t xml:space="preserve">d3</w:t>
+      </w:r>
+      <w:r>
+        <w:rPr>
+          <w:rFonts w:ascii="Courier New" w:cs="Courier New" w:eastAsia="Courier New" w:hAnsi="Courier New"/>
+          <w:color w:val="bbbebf"/>
+          <w:sz w:val="21"/>
+          <w:szCs w:val="21"/>
+          <w:rtl w:val="0"/>
+        </w:rPr>
+        <w:t xml:space="preserve"> </w:t>
+      </w:r>
+      <w:r>
+        <w:rPr>
+          <w:rFonts w:ascii="Courier New" w:cs="Courier New" w:eastAsia="Courier New" w:hAnsi="Courier New"/>
+          <w:color w:val="d4d4d4"/>
+          <w:sz w:val="21"/>
+          <w:szCs w:val="21"/>
+          <w:rtl w:val="0"/>
+        </w:rPr>
+        <w:t xml:space="preserve">&gt;</w:t>
+      </w:r>
+      <w:r>
+        <w:rPr>
+          <w:rFonts w:ascii="Courier New" w:cs="Courier New" w:eastAsia="Courier New" w:hAnsi="Courier New"/>
+          <w:color w:val="bbbebf"/>
+          <w:sz w:val="21"/>
+          <w:szCs w:val="21"/>
+          <w:rtl w:val="0"/>
+        </w:rPr>
+        <w:t xml:space="preserve"> </w:t>
+      </w:r>
+      <w:r>
+        <w:rPr>
+          <w:rFonts w:ascii="Courier New" w:cs="Courier New" w:eastAsia="Courier New" w:hAnsi="Courier New"/>
+          <w:color w:val="c9d1d9"/>
+          <w:sz w:val="21"/>
+          <w:szCs w:val="21"/>
+          <w:rtl w:val="0"/>
+        </w:rPr>
+        <w:t xml:space="preserve">h3</w:t>
+      </w:r>
+      <w:r>
+        <w:rPr>
+          <w:rFonts w:ascii="Courier New" w:cs="Courier New" w:eastAsia="Courier New" w:hAnsi="Courier New"/>
+          <w:color w:val="bbbebf"/>
+          <w:sz w:val="21"/>
+          <w:szCs w:val="21"/>
+          <w:rtl w:val="0"/>
+        </w:rPr>
+        <w:t xml:space="preserve"> </w:t>
+      </w:r>
+      <w:r>
+        <w:rPr>
+          <w:rFonts w:ascii="Courier New" w:cs="Courier New" w:eastAsia="Courier New" w:hAnsi="Courier New"/>
+          <w:color w:val="d4d4d4"/>
+          <w:sz w:val="21"/>
+          <w:szCs w:val="21"/>
+          <w:rtl w:val="0"/>
+        </w:rPr>
+        <w:t xml:space="preserve">||</w:t>
+      </w:r>
+      <w:r>
+        <w:rPr>
+          <w:rFonts w:ascii="Courier New" w:cs="Courier New" w:eastAsia="Courier New" w:hAnsi="Courier New"/>
+          <w:color w:val="bbbebf"/>
+          <w:sz w:val="21"/>
+          <w:szCs w:val="21"/>
+          <w:rtl w:val="0"/>
+        </w:rPr>
+        <w:t xml:space="preserve"> </w:t>
+      </w:r>
+      <w:r>
+        <w:rPr>
+          <w:rFonts w:ascii="Courier New" w:cs="Courier New" w:eastAsia="Courier New" w:hAnsi="Courier New"/>
+          <w:color w:val="c9d1d9"/>
+          <w:sz w:val="21"/>
+          <w:szCs w:val="21"/>
+          <w:rtl w:val="0"/>
+        </w:rPr>
+        <w:t xml:space="preserve">d4</w:t>
+      </w:r>
+      <w:r>
+        <w:rPr>
+          <w:rFonts w:ascii="Courier New" w:cs="Courier New" w:eastAsia="Courier New" w:hAnsi="Courier New"/>
+          <w:color w:val="bbbebf"/>
+          <w:sz w:val="21"/>
+          <w:szCs w:val="21"/>
+          <w:rtl w:val="0"/>
+        </w:rPr>
+        <w:t xml:space="preserve"> </w:t>
+      </w:r>
+      <w:r>
+        <w:rPr>
+          <w:rFonts w:ascii="Courier New" w:cs="Courier New" w:eastAsia="Courier New" w:hAnsi="Courier New"/>
+          <w:color w:val="d4d4d4"/>
+          <w:sz w:val="21"/>
+          <w:szCs w:val="21"/>
+          <w:rtl w:val="0"/>
+        </w:rPr>
+        <w:t xml:space="preserve">&gt;</w:t>
+      </w:r>
+      <w:r>
+        <w:rPr>
+          <w:rFonts w:ascii="Courier New" w:cs="Courier New" w:eastAsia="Courier New" w:hAnsi="Courier New"/>
+          <w:color w:val="bbbebf"/>
+          <w:sz w:val="21"/>
+          <w:szCs w:val="21"/>
+          <w:rtl w:val="0"/>
+        </w:rPr>
+        <w:t xml:space="preserve"> </w:t>
+      </w:r>
+      <w:r>
+        <w:rPr>
+          <w:rFonts w:ascii="Courier New" w:cs="Courier New" w:eastAsia="Courier New" w:hAnsi="Courier New"/>
+          <w:color w:val="c9d1d9"/>
+          <w:sz w:val="21"/>
+          <w:szCs w:val="21"/>
+          <w:rtl w:val="0"/>
+        </w:rPr>
+        <w:t xml:space="preserve">h4</w:t>
+      </w:r>
+      <w:r>
+        <w:rPr>
+          <w:rFonts w:ascii="Courier New" w:cs="Courier New" w:eastAsia="Courier New" w:hAnsi="Courier New"/>
+          <w:color w:val="bbbebf"/>
+          <w:sz w:val="21"/>
+          <w:szCs w:val="21"/>
+          <w:rtl w:val="0"/>
+        </w:rPr>
+        <w:t xml:space="preserve">) </w:t>
+      </w:r>
+      <w:r>
+        <w:rPr>
+          <w:rFonts w:ascii="Courier New" w:cs="Courier New" w:eastAsia="Courier New" w:hAnsi="Courier New"/>
+          <w:color w:val="c9d1d9"/>
+          <w:sz w:val="21"/>
+          <w:szCs w:val="21"/>
+          <w:rtl w:val="0"/>
+        </w:rPr>
+        <w:t xml:space="preserve">{</w:t>
+      </w:r>
+      <w:r>
+        <w:rPr>
+          <w:rFonts w:ascii="Courier New" w:cs="Courier New" w:eastAsia="Courier New" w:hAnsi="Courier New"/>
+          <w:color w:val="8b949e"/>
+          <w:sz w:val="21"/>
+          <w:szCs w:val="21"/>
+          <w:rtl w:val="0"/>
+        </w:rPr>
+        <w:t xml:space="preserve"> // якщо пилять більше ніж довжина ніжки</w:t>
       </w:r>
     </w:p>
     <w:p>
@@ -14744,40 +15069,20 @@
         <w:spacing w:line="325.71428571428567" w:lineRule="auto"/>
         <w:rPr>
           <w:rFonts w:ascii="Courier New" w:cs="Courier New" w:eastAsia="Courier New" w:hAnsi="Courier New"/>
-          <w:color w:val="bbbebf"/>
-          <w:sz w:val="21"/>
-          <w:szCs w:val="21"/>
-        </w:rPr>
-      </w:pPr>
-      <w:r>
-        <w:rPr>
-          <w:rFonts w:ascii="Courier New" w:cs="Courier New" w:eastAsia="Courier New" w:hAnsi="Courier New"/>
-          <w:color w:val="bbbebf"/>
-          <w:sz w:val="21"/>
-          <w:szCs w:val="21"/>
-          <w:rtl w:val="0"/>
-        </w:rPr>
-        <w:t xml:space="preserve">    </w:t>
-      </w:r>
-      <w:r>
-        <w:rPr>
-          <w:rFonts w:ascii="Courier New" w:cs="Courier New" w:eastAsia="Courier New" w:hAnsi="Courier New"/>
-          <w:color w:val="c9d1d9"/>
-          <w:sz w:val="21"/>
-          <w:szCs w:val="21"/>
-          <w:rtl w:val="0"/>
-        </w:rPr>
-        <w:t xml:space="preserve">cin</w:t>
-      </w:r>
-      <w:r>
-        <w:rPr>
-          <w:rFonts w:ascii="Courier New" w:cs="Courier New" w:eastAsia="Courier New" w:hAnsi="Courier New"/>
-          <w:color w:val="bbbebf"/>
-          <w:sz w:val="21"/>
-          <w:szCs w:val="21"/>
-          <w:rtl w:val="0"/>
-        </w:rPr>
-        <w:t xml:space="preserve"> </w:t>
+          <w:color w:val="c9d1d9"/>
+          <w:sz w:val="21"/>
+          <w:szCs w:val="21"/>
+        </w:rPr>
+      </w:pPr>
+      <w:r>
+        <w:rPr>
+          <w:rFonts w:ascii="Courier New" w:cs="Courier New" w:eastAsia="Courier New" w:hAnsi="Courier New"/>
+          <w:color w:val="c9d1d9"/>
+          <w:sz w:val="21"/>
+          <w:szCs w:val="21"/>
+          <w:rtl w:val="0"/>
+        </w:rPr>
+        <w:t xml:space="preserve">    cout </w:t>
       </w:r>
       <w:r>
         <w:rPr>
@@ -14787,32 +15092,32 @@
           <w:szCs w:val="21"/>
           <w:rtl w:val="0"/>
         </w:rPr>
-        <w:t xml:space="preserve">&gt;&gt;</w:t>
-      </w:r>
-      <w:r>
-        <w:rPr>
-          <w:rFonts w:ascii="Courier New" w:cs="Courier New" w:eastAsia="Courier New" w:hAnsi="Courier New"/>
-          <w:color w:val="bbbebf"/>
-          <w:sz w:val="21"/>
-          <w:szCs w:val="21"/>
-          <w:rtl w:val="0"/>
-        </w:rPr>
-        <w:t xml:space="preserve"> </w:t>
-      </w:r>
-      <w:r>
-        <w:rPr>
-          <w:rFonts w:ascii="Courier New" w:cs="Courier New" w:eastAsia="Courier New" w:hAnsi="Courier New"/>
-          <w:color w:val="c9d1d9"/>
-          <w:sz w:val="21"/>
-          <w:szCs w:val="21"/>
-          <w:rtl w:val="0"/>
-        </w:rPr>
-        <w:t xml:space="preserve">h3</w:t>
-      </w:r>
-      <w:r>
-        <w:rPr>
-          <w:rFonts w:ascii="Courier New" w:cs="Courier New" w:eastAsia="Courier New" w:hAnsi="Courier New"/>
-          <w:color w:val="bbbebf"/>
+        <w:t xml:space="preserve">&lt;&lt;</w:t>
+      </w:r>
+      <w:r>
+        <w:rPr>
+          <w:rFonts w:ascii="Courier New" w:cs="Courier New" w:eastAsia="Courier New" w:hAnsi="Courier New"/>
+          <w:color w:val="c9d1d9"/>
+          <w:sz w:val="21"/>
+          <w:szCs w:val="21"/>
+          <w:rtl w:val="0"/>
+        </w:rPr>
+        <w:t xml:space="preserve"> </w:t>
+      </w:r>
+      <w:r>
+        <w:rPr>
+          <w:rFonts w:ascii="Courier New" w:cs="Courier New" w:eastAsia="Courier New" w:hAnsi="Courier New"/>
+          <w:color w:val="a5d6ff"/>
+          <w:sz w:val="21"/>
+          <w:szCs w:val="21"/>
+          <w:rtl w:val="0"/>
+        </w:rPr>
+        <w:t xml:space="preserve">"ERROR"</w:t>
+      </w:r>
+      <w:r>
+        <w:rPr>
+          <w:rFonts w:ascii="Courier New" w:cs="Courier New" w:eastAsia="Courier New" w:hAnsi="Courier New"/>
+          <w:color w:val="c9d1d9"/>
           <w:sz w:val="21"/>
           <w:szCs w:val="21"/>
           <w:rtl w:val="0"/>
@@ -14827,32 +15132,32 @@
           <w:szCs w:val="21"/>
           <w:rtl w:val="0"/>
         </w:rPr>
-        <w:t xml:space="preserve">&gt;&gt;</w:t>
-      </w:r>
-      <w:r>
-        <w:rPr>
-          <w:rFonts w:ascii="Courier New" w:cs="Courier New" w:eastAsia="Courier New" w:hAnsi="Courier New"/>
-          <w:color w:val="bbbebf"/>
-          <w:sz w:val="21"/>
-          <w:szCs w:val="21"/>
-          <w:rtl w:val="0"/>
-        </w:rPr>
-        <w:t xml:space="preserve"> </w:t>
-      </w:r>
-      <w:r>
-        <w:rPr>
-          <w:rFonts w:ascii="Courier New" w:cs="Courier New" w:eastAsia="Courier New" w:hAnsi="Courier New"/>
-          <w:color w:val="c9d1d9"/>
-          <w:sz w:val="21"/>
-          <w:szCs w:val="21"/>
-          <w:rtl w:val="0"/>
-        </w:rPr>
-        <w:t xml:space="preserve">m3</w:t>
-      </w:r>
-      <w:r>
-        <w:rPr>
-          <w:rFonts w:ascii="Courier New" w:cs="Courier New" w:eastAsia="Courier New" w:hAnsi="Courier New"/>
-          <w:color w:val="bbbebf"/>
+        <w:t xml:space="preserve">&lt;&lt;</w:t>
+      </w:r>
+      <w:r>
+        <w:rPr>
+          <w:rFonts w:ascii="Courier New" w:cs="Courier New" w:eastAsia="Courier New" w:hAnsi="Courier New"/>
+          <w:color w:val="c9d1d9"/>
+          <w:sz w:val="21"/>
+          <w:szCs w:val="21"/>
+          <w:rtl w:val="0"/>
+        </w:rPr>
+        <w:t xml:space="preserve"> </w:t>
+      </w:r>
+      <w:r>
+        <w:rPr>
+          <w:rFonts w:ascii="Courier New" w:cs="Courier New" w:eastAsia="Courier New" w:hAnsi="Courier New"/>
+          <w:color w:val="d2a8ff"/>
+          <w:sz w:val="21"/>
+          <w:szCs w:val="21"/>
+          <w:rtl w:val="0"/>
+        </w:rPr>
+        <w:t xml:space="preserve">endl</w:t>
+      </w:r>
+      <w:r>
+        <w:rPr>
+          <w:rFonts w:ascii="Courier New" w:cs="Courier New" w:eastAsia="Courier New" w:hAnsi="Courier New"/>
+          <w:color w:val="c9d1d9"/>
           <w:sz w:val="21"/>
           <w:szCs w:val="21"/>
           <w:rtl w:val="0"/>
@@ -14866,15 +15171,15 @@
         <w:spacing w:line="325.71428571428567" w:lineRule="auto"/>
         <w:rPr>
           <w:rFonts w:ascii="Courier New" w:cs="Courier New" w:eastAsia="Courier New" w:hAnsi="Courier New"/>
-          <w:color w:val="8b949e"/>
-          <w:sz w:val="21"/>
-          <w:szCs w:val="21"/>
-        </w:rPr>
-      </w:pPr>
-      <w:r>
-        <w:rPr>
-          <w:rFonts w:ascii="Courier New" w:cs="Courier New" w:eastAsia="Courier New" w:hAnsi="Courier New"/>
-          <w:color w:val="bbbebf"/>
+          <w:color w:val="c9d1d9"/>
+          <w:sz w:val="21"/>
+          <w:szCs w:val="21"/>
+        </w:rPr>
+      </w:pPr>
+      <w:r>
+        <w:rPr>
+          <w:rFonts w:ascii="Courier New" w:cs="Courier New" w:eastAsia="Courier New" w:hAnsi="Courier New"/>
+          <w:color w:val="c9d1d9"/>
           <w:sz w:val="21"/>
           <w:szCs w:val="21"/>
           <w:rtl w:val="0"/>
@@ -14889,52 +15194,12 @@
           <w:szCs w:val="21"/>
           <w:rtl w:val="0"/>
         </w:rPr>
-        <w:t xml:space="preserve">if</w:t>
-      </w:r>
-      <w:r>
-        <w:rPr>
-          <w:rFonts w:ascii="Courier New" w:cs="Courier New" w:eastAsia="Courier New" w:hAnsi="Courier New"/>
-          <w:color w:val="bbbebf"/>
-          <w:sz w:val="21"/>
-          <w:szCs w:val="21"/>
-          <w:rtl w:val="0"/>
-        </w:rPr>
-        <w:t xml:space="preserve"> ((</w:t>
-      </w:r>
-      <w:r>
-        <w:rPr>
-          <w:rFonts w:ascii="Courier New" w:cs="Courier New" w:eastAsia="Courier New" w:hAnsi="Courier New"/>
-          <w:color w:val="c9d1d9"/>
-          <w:sz w:val="21"/>
-          <w:szCs w:val="21"/>
-          <w:rtl w:val="0"/>
-        </w:rPr>
-        <w:t xml:space="preserve">h1</w:t>
-      </w:r>
-      <w:r>
-        <w:rPr>
-          <w:rFonts w:ascii="Courier New" w:cs="Courier New" w:eastAsia="Courier New" w:hAnsi="Courier New"/>
-          <w:color w:val="bbbebf"/>
-          <w:sz w:val="21"/>
-          <w:szCs w:val="21"/>
-          <w:rtl w:val="0"/>
-        </w:rPr>
-        <w:t xml:space="preserve"> </w:t>
-      </w:r>
-      <w:r>
-        <w:rPr>
-          <w:rFonts w:ascii="Courier New" w:cs="Courier New" w:eastAsia="Courier New" w:hAnsi="Courier New"/>
-          <w:color w:val="d4d4d4"/>
-          <w:sz w:val="21"/>
-          <w:szCs w:val="21"/>
-          <w:rtl w:val="0"/>
-        </w:rPr>
-        <w:t xml:space="preserve">&gt;</w:t>
-      </w:r>
-      <w:r>
-        <w:rPr>
-          <w:rFonts w:ascii="Courier New" w:cs="Courier New" w:eastAsia="Courier New" w:hAnsi="Courier New"/>
-          <w:color w:val="bbbebf"/>
+        <w:t xml:space="preserve">return</w:t>
+      </w:r>
+      <w:r>
+        <w:rPr>
+          <w:rFonts w:ascii="Courier New" w:cs="Courier New" w:eastAsia="Courier New" w:hAnsi="Courier New"/>
+          <w:color w:val="c9d1d9"/>
           <w:sz w:val="21"/>
           <w:szCs w:val="21"/>
           <w:rtl w:val="0"/>
@@ -14954,432 +15219,12 @@
       <w:r>
         <w:rPr>
           <w:rFonts w:ascii="Courier New" w:cs="Courier New" w:eastAsia="Courier New" w:hAnsi="Courier New"/>
-          <w:color w:val="bbbebf"/>
-          <w:sz w:val="21"/>
-          <w:szCs w:val="21"/>
-          <w:rtl w:val="0"/>
-        </w:rPr>
-        <w:t xml:space="preserve"> </w:t>
-      </w:r>
-      <w:r>
-        <w:rPr>
-          <w:rFonts w:ascii="Courier New" w:cs="Courier New" w:eastAsia="Courier New" w:hAnsi="Courier New"/>
-          <w:color w:val="d4d4d4"/>
-          <w:sz w:val="21"/>
-          <w:szCs w:val="21"/>
-          <w:rtl w:val="0"/>
-        </w:rPr>
-        <w:t xml:space="preserve">&amp;&amp;</w:t>
-      </w:r>
-      <w:r>
-        <w:rPr>
-          <w:rFonts w:ascii="Courier New" w:cs="Courier New" w:eastAsia="Courier New" w:hAnsi="Courier New"/>
-          <w:color w:val="bbbebf"/>
-          <w:sz w:val="21"/>
-          <w:szCs w:val="21"/>
-          <w:rtl w:val="0"/>
-        </w:rPr>
-        <w:t xml:space="preserve"> </w:t>
-      </w:r>
-      <w:r>
-        <w:rPr>
-          <w:rFonts w:ascii="Courier New" w:cs="Courier New" w:eastAsia="Courier New" w:hAnsi="Courier New"/>
-          <w:color w:val="c9d1d9"/>
-          <w:sz w:val="21"/>
-          <w:szCs w:val="21"/>
-          <w:rtl w:val="0"/>
-        </w:rPr>
-        <w:t xml:space="preserve">m1</w:t>
-      </w:r>
-      <w:r>
-        <w:rPr>
-          <w:rFonts w:ascii="Courier New" w:cs="Courier New" w:eastAsia="Courier New" w:hAnsi="Courier New"/>
-          <w:color w:val="bbbebf"/>
-          <w:sz w:val="21"/>
-          <w:szCs w:val="21"/>
-          <w:rtl w:val="0"/>
-        </w:rPr>
-        <w:t xml:space="preserve"> </w:t>
-      </w:r>
-      <w:r>
-        <w:rPr>
-          <w:rFonts w:ascii="Courier New" w:cs="Courier New" w:eastAsia="Courier New" w:hAnsi="Courier New"/>
-          <w:color w:val="d4d4d4"/>
-          <w:sz w:val="21"/>
-          <w:szCs w:val="21"/>
-          <w:rtl w:val="0"/>
-        </w:rPr>
-        <w:t xml:space="preserve">&gt;</w:t>
-      </w:r>
-      <w:r>
-        <w:rPr>
-          <w:rFonts w:ascii="Courier New" w:cs="Courier New" w:eastAsia="Courier New" w:hAnsi="Courier New"/>
-          <w:color w:val="bbbebf"/>
-          <w:sz w:val="21"/>
-          <w:szCs w:val="21"/>
-          <w:rtl w:val="0"/>
-        </w:rPr>
-        <w:t xml:space="preserve"> </w:t>
-      </w:r>
-      <w:r>
-        <w:rPr>
-          <w:rFonts w:ascii="Courier New" w:cs="Courier New" w:eastAsia="Courier New" w:hAnsi="Courier New"/>
-          <w:color w:val="b5cea8"/>
-          <w:sz w:val="21"/>
-          <w:szCs w:val="21"/>
-          <w:rtl w:val="0"/>
-        </w:rPr>
-        <w:t xml:space="preserve">0</w:t>
-      </w:r>
-      <w:r>
-        <w:rPr>
-          <w:rFonts w:ascii="Courier New" w:cs="Courier New" w:eastAsia="Courier New" w:hAnsi="Courier New"/>
-          <w:color w:val="bbbebf"/>
-          <w:sz w:val="21"/>
-          <w:szCs w:val="21"/>
-          <w:rtl w:val="0"/>
-        </w:rPr>
-        <w:t xml:space="preserve">) </w:t>
-      </w:r>
-      <w:r>
-        <w:rPr>
-          <w:rFonts w:ascii="Courier New" w:cs="Courier New" w:eastAsia="Courier New" w:hAnsi="Courier New"/>
-          <w:color w:val="d4d4d4"/>
-          <w:sz w:val="21"/>
-          <w:szCs w:val="21"/>
-          <w:rtl w:val="0"/>
-        </w:rPr>
-        <w:t xml:space="preserve">||</w:t>
-      </w:r>
-      <w:r>
-        <w:rPr>
-          <w:rFonts w:ascii="Courier New" w:cs="Courier New" w:eastAsia="Courier New" w:hAnsi="Courier New"/>
-          <w:color w:val="bbbebf"/>
-          <w:sz w:val="21"/>
-          <w:szCs w:val="21"/>
-          <w:rtl w:val="0"/>
-        </w:rPr>
-        <w:t xml:space="preserve"> (</w:t>
-      </w:r>
-      <w:r>
-        <w:rPr>
-          <w:rFonts w:ascii="Courier New" w:cs="Courier New" w:eastAsia="Courier New" w:hAnsi="Courier New"/>
-          <w:color w:val="c9d1d9"/>
-          <w:sz w:val="21"/>
-          <w:szCs w:val="21"/>
-          <w:rtl w:val="0"/>
-        </w:rPr>
-        <w:t xml:space="preserve">h2</w:t>
-      </w:r>
-      <w:r>
-        <w:rPr>
-          <w:rFonts w:ascii="Courier New" w:cs="Courier New" w:eastAsia="Courier New" w:hAnsi="Courier New"/>
-          <w:color w:val="bbbebf"/>
-          <w:sz w:val="21"/>
-          <w:szCs w:val="21"/>
-          <w:rtl w:val="0"/>
-        </w:rPr>
-        <w:t xml:space="preserve"> </w:t>
-      </w:r>
-      <w:r>
-        <w:rPr>
-          <w:rFonts w:ascii="Courier New" w:cs="Courier New" w:eastAsia="Courier New" w:hAnsi="Courier New"/>
-          <w:color w:val="d4d4d4"/>
-          <w:sz w:val="21"/>
-          <w:szCs w:val="21"/>
-          <w:rtl w:val="0"/>
-        </w:rPr>
-        <w:t xml:space="preserve">&gt;</w:t>
-      </w:r>
-      <w:r>
-        <w:rPr>
-          <w:rFonts w:ascii="Courier New" w:cs="Courier New" w:eastAsia="Courier New" w:hAnsi="Courier New"/>
-          <w:color w:val="bbbebf"/>
-          <w:sz w:val="21"/>
-          <w:szCs w:val="21"/>
-          <w:rtl w:val="0"/>
-        </w:rPr>
-        <w:t xml:space="preserve"> </w:t>
-      </w:r>
-      <w:r>
-        <w:rPr>
-          <w:rFonts w:ascii="Courier New" w:cs="Courier New" w:eastAsia="Courier New" w:hAnsi="Courier New"/>
-          <w:color w:val="b5cea8"/>
-          <w:sz w:val="21"/>
-          <w:szCs w:val="21"/>
-          <w:rtl w:val="0"/>
-        </w:rPr>
-        <w:t xml:space="preserve">0</w:t>
-      </w:r>
-      <w:r>
-        <w:rPr>
-          <w:rFonts w:ascii="Courier New" w:cs="Courier New" w:eastAsia="Courier New" w:hAnsi="Courier New"/>
-          <w:color w:val="bbbebf"/>
-          <w:sz w:val="21"/>
-          <w:szCs w:val="21"/>
-          <w:rtl w:val="0"/>
-        </w:rPr>
-        <w:t xml:space="preserve"> </w:t>
-      </w:r>
-      <w:r>
-        <w:rPr>
-          <w:rFonts w:ascii="Courier New" w:cs="Courier New" w:eastAsia="Courier New" w:hAnsi="Courier New"/>
-          <w:color w:val="d4d4d4"/>
-          <w:sz w:val="21"/>
-          <w:szCs w:val="21"/>
-          <w:rtl w:val="0"/>
-        </w:rPr>
-        <w:t xml:space="preserve">&amp;&amp;</w:t>
-      </w:r>
-      <w:r>
-        <w:rPr>
-          <w:rFonts w:ascii="Courier New" w:cs="Courier New" w:eastAsia="Courier New" w:hAnsi="Courier New"/>
-          <w:color w:val="bbbebf"/>
-          <w:sz w:val="21"/>
-          <w:szCs w:val="21"/>
-          <w:rtl w:val="0"/>
-        </w:rPr>
-        <w:t xml:space="preserve"> </w:t>
-      </w:r>
-      <w:r>
-        <w:rPr>
-          <w:rFonts w:ascii="Courier New" w:cs="Courier New" w:eastAsia="Courier New" w:hAnsi="Courier New"/>
-          <w:color w:val="c9d1d9"/>
-          <w:sz w:val="21"/>
-          <w:szCs w:val="21"/>
-          <w:rtl w:val="0"/>
-        </w:rPr>
-        <w:t xml:space="preserve">m2</w:t>
-      </w:r>
-      <w:r>
-        <w:rPr>
-          <w:rFonts w:ascii="Courier New" w:cs="Courier New" w:eastAsia="Courier New" w:hAnsi="Courier New"/>
-          <w:color w:val="bbbebf"/>
-          <w:sz w:val="21"/>
-          <w:szCs w:val="21"/>
-          <w:rtl w:val="0"/>
-        </w:rPr>
-        <w:t xml:space="preserve"> </w:t>
-      </w:r>
-      <w:r>
-        <w:rPr>
-          <w:rFonts w:ascii="Courier New" w:cs="Courier New" w:eastAsia="Courier New" w:hAnsi="Courier New"/>
-          <w:color w:val="d4d4d4"/>
-          <w:sz w:val="21"/>
-          <w:szCs w:val="21"/>
-          <w:rtl w:val="0"/>
-        </w:rPr>
-        <w:t xml:space="preserve">&gt;</w:t>
-      </w:r>
-      <w:r>
-        <w:rPr>
-          <w:rFonts w:ascii="Courier New" w:cs="Courier New" w:eastAsia="Courier New" w:hAnsi="Courier New"/>
-          <w:color w:val="bbbebf"/>
-          <w:sz w:val="21"/>
-          <w:szCs w:val="21"/>
-          <w:rtl w:val="0"/>
-        </w:rPr>
-        <w:t xml:space="preserve"> </w:t>
-      </w:r>
-      <w:r>
-        <w:rPr>
-          <w:rFonts w:ascii="Courier New" w:cs="Courier New" w:eastAsia="Courier New" w:hAnsi="Courier New"/>
-          <w:color w:val="b5cea8"/>
-          <w:sz w:val="21"/>
-          <w:szCs w:val="21"/>
-          <w:rtl w:val="0"/>
-        </w:rPr>
-        <w:t xml:space="preserve">0</w:t>
-      </w:r>
-      <w:r>
-        <w:rPr>
-          <w:rFonts w:ascii="Courier New" w:cs="Courier New" w:eastAsia="Courier New" w:hAnsi="Courier New"/>
-          <w:color w:val="bbbebf"/>
-          <w:sz w:val="21"/>
-          <w:szCs w:val="21"/>
-          <w:rtl w:val="0"/>
-        </w:rPr>
-        <w:t xml:space="preserve">) </w:t>
-      </w:r>
-      <w:r>
-        <w:rPr>
-          <w:rFonts w:ascii="Courier New" w:cs="Courier New" w:eastAsia="Courier New" w:hAnsi="Courier New"/>
-          <w:color w:val="d4d4d4"/>
-          <w:sz w:val="21"/>
-          <w:szCs w:val="21"/>
-          <w:rtl w:val="0"/>
-        </w:rPr>
-        <w:t xml:space="preserve">||</w:t>
-      </w:r>
-      <w:r>
-        <w:rPr>
-          <w:rFonts w:ascii="Courier New" w:cs="Courier New" w:eastAsia="Courier New" w:hAnsi="Courier New"/>
-          <w:color w:val="bbbebf"/>
-          <w:sz w:val="21"/>
-          <w:szCs w:val="21"/>
-          <w:rtl w:val="0"/>
-        </w:rPr>
-        <w:t xml:space="preserve"> (</w:t>
-      </w:r>
-      <w:r>
-        <w:rPr>
-          <w:rFonts w:ascii="Courier New" w:cs="Courier New" w:eastAsia="Courier New" w:hAnsi="Courier New"/>
-          <w:color w:val="c9d1d9"/>
-          <w:sz w:val="21"/>
-          <w:szCs w:val="21"/>
-          <w:rtl w:val="0"/>
-        </w:rPr>
-        <w:t xml:space="preserve">h3</w:t>
-      </w:r>
-      <w:r>
-        <w:rPr>
-          <w:rFonts w:ascii="Courier New" w:cs="Courier New" w:eastAsia="Courier New" w:hAnsi="Courier New"/>
-          <w:color w:val="bbbebf"/>
-          <w:sz w:val="21"/>
-          <w:szCs w:val="21"/>
-          <w:rtl w:val="0"/>
-        </w:rPr>
-        <w:t xml:space="preserve"> </w:t>
-      </w:r>
-      <w:r>
-        <w:rPr>
-          <w:rFonts w:ascii="Courier New" w:cs="Courier New" w:eastAsia="Courier New" w:hAnsi="Courier New"/>
-          <w:color w:val="d4d4d4"/>
-          <w:sz w:val="21"/>
-          <w:szCs w:val="21"/>
-          <w:rtl w:val="0"/>
-        </w:rPr>
-        <w:t xml:space="preserve">&gt;</w:t>
-      </w:r>
-      <w:r>
-        <w:rPr>
-          <w:rFonts w:ascii="Courier New" w:cs="Courier New" w:eastAsia="Courier New" w:hAnsi="Courier New"/>
-          <w:color w:val="bbbebf"/>
-          <w:sz w:val="21"/>
-          <w:szCs w:val="21"/>
-          <w:rtl w:val="0"/>
-        </w:rPr>
-        <w:t xml:space="preserve"> </w:t>
-      </w:r>
-      <w:r>
-        <w:rPr>
-          <w:rFonts w:ascii="Courier New" w:cs="Courier New" w:eastAsia="Courier New" w:hAnsi="Courier New"/>
-          <w:color w:val="b5cea8"/>
-          <w:sz w:val="21"/>
-          <w:szCs w:val="21"/>
-          <w:rtl w:val="0"/>
-        </w:rPr>
-        <w:t xml:space="preserve">0</w:t>
-      </w:r>
-      <w:r>
-        <w:rPr>
-          <w:rFonts w:ascii="Courier New" w:cs="Courier New" w:eastAsia="Courier New" w:hAnsi="Courier New"/>
-          <w:color w:val="bbbebf"/>
-          <w:sz w:val="21"/>
-          <w:szCs w:val="21"/>
-          <w:rtl w:val="0"/>
-        </w:rPr>
-        <w:t xml:space="preserve"> </w:t>
-      </w:r>
-      <w:r>
-        <w:rPr>
-          <w:rFonts w:ascii="Courier New" w:cs="Courier New" w:eastAsia="Courier New" w:hAnsi="Courier New"/>
-          <w:color w:val="d4d4d4"/>
-          <w:sz w:val="21"/>
-          <w:szCs w:val="21"/>
-          <w:rtl w:val="0"/>
-        </w:rPr>
-        <w:t xml:space="preserve">&amp;&amp;</w:t>
-      </w:r>
-      <w:r>
-        <w:rPr>
-          <w:rFonts w:ascii="Courier New" w:cs="Courier New" w:eastAsia="Courier New" w:hAnsi="Courier New"/>
-          <w:color w:val="bbbebf"/>
-          <w:sz w:val="21"/>
-          <w:szCs w:val="21"/>
-          <w:rtl w:val="0"/>
-        </w:rPr>
-        <w:t xml:space="preserve"> </w:t>
-      </w:r>
-      <w:r>
-        <w:rPr>
-          <w:rFonts w:ascii="Courier New" w:cs="Courier New" w:eastAsia="Courier New" w:hAnsi="Courier New"/>
-          <w:color w:val="c9d1d9"/>
-          <w:sz w:val="21"/>
-          <w:szCs w:val="21"/>
-          <w:rtl w:val="0"/>
-        </w:rPr>
-        <w:t xml:space="preserve">m3</w:t>
-      </w:r>
-      <w:r>
-        <w:rPr>
-          <w:rFonts w:ascii="Courier New" w:cs="Courier New" w:eastAsia="Courier New" w:hAnsi="Courier New"/>
-          <w:color w:val="bbbebf"/>
-          <w:sz w:val="21"/>
-          <w:szCs w:val="21"/>
-          <w:rtl w:val="0"/>
-        </w:rPr>
-        <w:t xml:space="preserve"> </w:t>
-      </w:r>
-      <w:r>
-        <w:rPr>
-          <w:rFonts w:ascii="Courier New" w:cs="Courier New" w:eastAsia="Courier New" w:hAnsi="Courier New"/>
-          <w:color w:val="d4d4d4"/>
-          <w:sz w:val="21"/>
-          <w:szCs w:val="21"/>
-          <w:rtl w:val="0"/>
-        </w:rPr>
-        <w:t xml:space="preserve">&gt;</w:t>
-      </w:r>
-      <w:r>
-        <w:rPr>
-          <w:rFonts w:ascii="Courier New" w:cs="Courier New" w:eastAsia="Courier New" w:hAnsi="Courier New"/>
-          <w:color w:val="bbbebf"/>
-          <w:sz w:val="21"/>
-          <w:szCs w:val="21"/>
-          <w:rtl w:val="0"/>
-        </w:rPr>
-        <w:t xml:space="preserve"> </w:t>
-      </w:r>
-      <w:r>
-        <w:rPr>
-          <w:rFonts w:ascii="Courier New" w:cs="Courier New" w:eastAsia="Courier New" w:hAnsi="Courier New"/>
-          <w:color w:val="b5cea8"/>
-          <w:sz w:val="21"/>
-          <w:szCs w:val="21"/>
-          <w:rtl w:val="0"/>
-        </w:rPr>
-        <w:t xml:space="preserve">0</w:t>
-      </w:r>
-      <w:r>
-        <w:rPr>
-          <w:rFonts w:ascii="Courier New" w:cs="Courier New" w:eastAsia="Courier New" w:hAnsi="Courier New"/>
-          <w:color w:val="bbbebf"/>
-          <w:sz w:val="21"/>
-          <w:szCs w:val="21"/>
-          <w:rtl w:val="0"/>
-        </w:rPr>
-        <w:t xml:space="preserve">)) </w:t>
-      </w:r>
-      <w:r>
-        <w:rPr>
-          <w:rFonts w:ascii="Courier New" w:cs="Courier New" w:eastAsia="Courier New" w:hAnsi="Courier New"/>
-          <w:color w:val="c9d1d9"/>
-          <w:sz w:val="21"/>
-          <w:szCs w:val="21"/>
-          <w:rtl w:val="0"/>
-        </w:rPr>
-        <w:t xml:space="preserve">{</w:t>
-      </w:r>
-      <w:r>
-        <w:rPr>
-          <w:rFonts w:ascii="Courier New" w:cs="Courier New" w:eastAsia="Courier New" w:hAnsi="Courier New"/>
-          <w:color w:val="8b949e"/>
-          <w:sz w:val="21"/>
-          <w:szCs w:val="21"/>
-          <w:rtl w:val="0"/>
-        </w:rPr>
-        <w:t xml:space="preserve"> // перевірка чи закляття забирає і хітпойнти і ману</w:t>
+          <w:color w:val="c9d1d9"/>
+          <w:sz w:val="21"/>
+          <w:szCs w:val="21"/>
+          <w:rtl w:val="0"/>
+        </w:rPr>
+        <w:t xml:space="preserve">;</w:t>
       </w:r>
     </w:p>
     <w:p>
@@ -15388,110 +15233,20 @@
         <w:spacing w:line="325.71428571428567" w:lineRule="auto"/>
         <w:rPr>
           <w:rFonts w:ascii="Courier New" w:cs="Courier New" w:eastAsia="Courier New" w:hAnsi="Courier New"/>
-          <w:color w:val="8b949e"/>
-          <w:sz w:val="21"/>
-          <w:szCs w:val="21"/>
-        </w:rPr>
-      </w:pPr>
-      <w:r>
-        <w:rPr>
-          <w:rFonts w:ascii="Courier New" w:cs="Courier New" w:eastAsia="Courier New" w:hAnsi="Courier New"/>
-          <w:color w:val="c9d1d9"/>
-          <w:sz w:val="21"/>
-          <w:szCs w:val="21"/>
-          <w:rtl w:val="0"/>
-        </w:rPr>
-        <w:t xml:space="preserve">        cout </w:t>
-      </w:r>
-      <w:r>
-        <w:rPr>
-          <w:rFonts w:ascii="Courier New" w:cs="Courier New" w:eastAsia="Courier New" w:hAnsi="Courier New"/>
-          <w:color w:val="d2a8ff"/>
-          <w:sz w:val="21"/>
-          <w:szCs w:val="21"/>
-          <w:rtl w:val="0"/>
-        </w:rPr>
-        <w:t xml:space="preserve">&lt;&lt;</w:t>
-      </w:r>
-      <w:r>
-        <w:rPr>
-          <w:rFonts w:ascii="Courier New" w:cs="Courier New" w:eastAsia="Courier New" w:hAnsi="Courier New"/>
-          <w:color w:val="c9d1d9"/>
-          <w:sz w:val="21"/>
-          <w:szCs w:val="21"/>
-          <w:rtl w:val="0"/>
-        </w:rPr>
-        <w:t xml:space="preserve"> </w:t>
-      </w:r>
-      <w:r>
-        <w:rPr>
-          <w:rFonts w:ascii="Courier New" w:cs="Courier New" w:eastAsia="Courier New" w:hAnsi="Courier New"/>
-          <w:color w:val="a5d6ff"/>
-          <w:sz w:val="21"/>
-          <w:szCs w:val="21"/>
-          <w:rtl w:val="0"/>
-        </w:rPr>
-        <w:t xml:space="preserve">"NO"</w:t>
-      </w:r>
-      <w:r>
-        <w:rPr>
-          <w:rFonts w:ascii="Courier New" w:cs="Courier New" w:eastAsia="Courier New" w:hAnsi="Courier New"/>
-          <w:color w:val="c9d1d9"/>
-          <w:sz w:val="21"/>
-          <w:szCs w:val="21"/>
-          <w:rtl w:val="0"/>
-        </w:rPr>
-        <w:t xml:space="preserve"> </w:t>
-      </w:r>
-      <w:r>
-        <w:rPr>
-          <w:rFonts w:ascii="Courier New" w:cs="Courier New" w:eastAsia="Courier New" w:hAnsi="Courier New"/>
-          <w:color w:val="d2a8ff"/>
-          <w:sz w:val="21"/>
-          <w:szCs w:val="21"/>
-          <w:rtl w:val="0"/>
-        </w:rPr>
-        <w:t xml:space="preserve">&lt;&lt;</w:t>
-      </w:r>
-      <w:r>
-        <w:rPr>
-          <w:rFonts w:ascii="Courier New" w:cs="Courier New" w:eastAsia="Courier New" w:hAnsi="Courier New"/>
-          <w:color w:val="c9d1d9"/>
-          <w:sz w:val="21"/>
-          <w:szCs w:val="21"/>
-          <w:rtl w:val="0"/>
-        </w:rPr>
-        <w:t xml:space="preserve"> </w:t>
-      </w:r>
-      <w:r>
-        <w:rPr>
-          <w:rFonts w:ascii="Courier New" w:cs="Courier New" w:eastAsia="Courier New" w:hAnsi="Courier New"/>
-          <w:color w:val="d2a8ff"/>
-          <w:sz w:val="21"/>
-          <w:szCs w:val="21"/>
-          <w:rtl w:val="0"/>
-        </w:rPr>
-        <w:t xml:space="preserve">endl</w:t>
-      </w:r>
-      <w:r>
-        <w:rPr>
-          <w:rFonts w:ascii="Courier New" w:cs="Courier New" w:eastAsia="Courier New" w:hAnsi="Courier New"/>
-          <w:color w:val="c9d1d9"/>
-          <w:sz w:val="21"/>
-          <w:szCs w:val="21"/>
-          <w:rtl w:val="0"/>
-        </w:rPr>
-        <w:t xml:space="preserve">;</w:t>
-      </w:r>
-      <w:r>
-        <w:rPr>
-          <w:rFonts w:ascii="Courier New" w:cs="Courier New" w:eastAsia="Courier New" w:hAnsi="Courier New"/>
-          <w:color w:val="8b949e"/>
-          <w:sz w:val="21"/>
-          <w:szCs w:val="21"/>
-          <w:rtl w:val="0"/>
-        </w:rPr>
-        <w:t xml:space="preserve"> // якщо так, то персонаж програє</w:t>
+          <w:color w:val="c9d1d9"/>
+          <w:sz w:val="21"/>
+          <w:szCs w:val="21"/>
+        </w:rPr>
+      </w:pPr>
+      <w:r>
+        <w:rPr>
+          <w:rFonts w:ascii="Courier New" w:cs="Courier New" w:eastAsia="Courier New" w:hAnsi="Courier New"/>
+          <w:color w:val="c9d1d9"/>
+          <w:sz w:val="21"/>
+          <w:szCs w:val="21"/>
+          <w:rtl w:val="0"/>
+        </w:rPr>
+        <w:t xml:space="preserve">}</w:t>
       </w:r>
     </w:p>
     <w:p>
@@ -15500,60 +15255,15 @@
         <w:spacing w:line="325.71428571428567" w:lineRule="auto"/>
         <w:rPr>
           <w:rFonts w:ascii="Courier New" w:cs="Courier New" w:eastAsia="Courier New" w:hAnsi="Courier New"/>
-          <w:color w:val="c9d1d9"/>
-          <w:sz w:val="21"/>
-          <w:szCs w:val="21"/>
-        </w:rPr>
-      </w:pPr>
-      <w:r>
-        <w:rPr>
-          <w:rFonts w:ascii="Courier New" w:cs="Courier New" w:eastAsia="Courier New" w:hAnsi="Courier New"/>
-          <w:color w:val="c9d1d9"/>
-          <w:sz w:val="21"/>
-          <w:szCs w:val="21"/>
-          <w:rtl w:val="0"/>
-        </w:rPr>
-        <w:t xml:space="preserve">        </w:t>
-      </w:r>
-      <w:r>
-        <w:rPr>
-          <w:rFonts w:ascii="Courier New" w:cs="Courier New" w:eastAsia="Courier New" w:hAnsi="Courier New"/>
-          <w:color w:val="c586c0"/>
-          <w:sz w:val="21"/>
-          <w:szCs w:val="21"/>
-          <w:rtl w:val="0"/>
-        </w:rPr>
-        <w:t xml:space="preserve">return</w:t>
-      </w:r>
-      <w:r>
-        <w:rPr>
-          <w:rFonts w:ascii="Courier New" w:cs="Courier New" w:eastAsia="Courier New" w:hAnsi="Courier New"/>
-          <w:color w:val="c9d1d9"/>
-          <w:sz w:val="21"/>
-          <w:szCs w:val="21"/>
-          <w:rtl w:val="0"/>
-        </w:rPr>
-        <w:t xml:space="preserve"> </w:t>
-      </w:r>
-      <w:r>
-        <w:rPr>
-          <w:rFonts w:ascii="Courier New" w:cs="Courier New" w:eastAsia="Courier New" w:hAnsi="Courier New"/>
-          <w:color w:val="b5cea8"/>
-          <w:sz w:val="21"/>
-          <w:szCs w:val="21"/>
-          <w:rtl w:val="0"/>
-        </w:rPr>
-        <w:t xml:space="preserve">0</w:t>
-      </w:r>
-      <w:r>
-        <w:rPr>
-          <w:rFonts w:ascii="Courier New" w:cs="Courier New" w:eastAsia="Courier New" w:hAnsi="Courier New"/>
-          <w:color w:val="c9d1d9"/>
-          <w:sz w:val="21"/>
-          <w:szCs w:val="21"/>
-          <w:rtl w:val="0"/>
-        </w:rPr>
-        <w:t xml:space="preserve">;</w:t>
+          <w:color w:val="bbbebf"/>
+          <w:sz w:val="21"/>
+          <w:szCs w:val="21"/>
+        </w:rPr>
+      </w:pPr>
+      <w:r>
+        <w:rPr>
+          <w:rtl w:val="0"/>
+        </w:rPr>
       </w:r>
     </w:p>
     <w:p>
@@ -15562,20 +15272,20 @@
         <w:spacing w:line="325.71428571428567" w:lineRule="auto"/>
         <w:rPr>
           <w:rFonts w:ascii="Courier New" w:cs="Courier New" w:eastAsia="Courier New" w:hAnsi="Courier New"/>
-          <w:color w:val="c9d1d9"/>
-          <w:sz w:val="21"/>
-          <w:szCs w:val="21"/>
-        </w:rPr>
-      </w:pPr>
-      <w:r>
-        <w:rPr>
-          <w:rFonts w:ascii="Courier New" w:cs="Courier New" w:eastAsia="Courier New" w:hAnsi="Courier New"/>
-          <w:color w:val="c9d1d9"/>
-          <w:sz w:val="21"/>
-          <w:szCs w:val="21"/>
-          <w:rtl w:val="0"/>
-        </w:rPr>
-        <w:t xml:space="preserve">    }</w:t>
+          <w:color w:val="8b949e"/>
+          <w:sz w:val="21"/>
+          <w:szCs w:val="21"/>
+        </w:rPr>
+      </w:pPr>
+      <w:r>
+        <w:rPr>
+          <w:rFonts w:ascii="Courier New" w:cs="Courier New" w:eastAsia="Courier New" w:hAnsi="Courier New"/>
+          <w:color w:val="8b949e"/>
+          <w:sz w:val="21"/>
+          <w:szCs w:val="21"/>
+          <w:rtl w:val="0"/>
+        </w:rPr>
+        <w:t xml:space="preserve">// Відпилюю ніжки по одному</w:t>
       </w:r>
     </w:p>
     <w:p>
@@ -15592,22 +15302,12 @@
       <w:r>
         <w:rPr>
           <w:rFonts w:ascii="Courier New" w:cs="Courier New" w:eastAsia="Courier New" w:hAnsi="Courier New"/>
-          <w:color w:val="bbbebf"/>
-          <w:sz w:val="21"/>
-          <w:szCs w:val="21"/>
-          <w:rtl w:val="0"/>
-        </w:rPr>
-        <w:t xml:space="preserve">    </w:t>
-      </w:r>
-      <w:r>
-        <w:rPr>
-          <w:rFonts w:ascii="Courier New" w:cs="Courier New" w:eastAsia="Courier New" w:hAnsi="Courier New"/>
-          <w:color w:val="c9d1d9"/>
-          <w:sz w:val="21"/>
-          <w:szCs w:val="21"/>
-          <w:rtl w:val="0"/>
-        </w:rPr>
-        <w:t xml:space="preserve">H</w:t>
+          <w:color w:val="c9d1d9"/>
+          <w:sz w:val="21"/>
+          <w:szCs w:val="21"/>
+          <w:rtl w:val="0"/>
+        </w:rPr>
+        <w:t xml:space="preserve">h1</w:t>
       </w:r>
       <w:r>
         <w:rPr>
@@ -15637,107 +15337,27 @@
           <w:szCs w:val="21"/>
           <w:rtl w:val="0"/>
         </w:rPr>
-        <w:t xml:space="preserve"> (</w:t>
-      </w:r>
-      <w:r>
-        <w:rPr>
-          <w:rFonts w:ascii="Courier New" w:cs="Courier New" w:eastAsia="Courier New" w:hAnsi="Courier New"/>
-          <w:color w:val="c9d1d9"/>
-          <w:sz w:val="21"/>
-          <w:szCs w:val="21"/>
-          <w:rtl w:val="0"/>
-        </w:rPr>
-        <w:t xml:space="preserve">h1</w:t>
-      </w:r>
-      <w:r>
-        <w:rPr>
-          <w:rFonts w:ascii="Courier New" w:cs="Courier New" w:eastAsia="Courier New" w:hAnsi="Courier New"/>
-          <w:color w:val="bbbebf"/>
-          <w:sz w:val="21"/>
-          <w:szCs w:val="21"/>
-          <w:rtl w:val="0"/>
-        </w:rPr>
-        <w:t xml:space="preserve"> </w:t>
-      </w:r>
-      <w:r>
-        <w:rPr>
-          <w:rFonts w:ascii="Courier New" w:cs="Courier New" w:eastAsia="Courier New" w:hAnsi="Courier New"/>
-          <w:color w:val="d4d4d4"/>
-          <w:sz w:val="21"/>
-          <w:szCs w:val="21"/>
-          <w:rtl w:val="0"/>
-        </w:rPr>
-        <w:t xml:space="preserve">+</w:t>
-      </w:r>
-      <w:r>
-        <w:rPr>
-          <w:rFonts w:ascii="Courier New" w:cs="Courier New" w:eastAsia="Courier New" w:hAnsi="Courier New"/>
-          <w:color w:val="bbbebf"/>
-          <w:sz w:val="21"/>
-          <w:szCs w:val="21"/>
-          <w:rtl w:val="0"/>
-        </w:rPr>
-        <w:t xml:space="preserve"> </w:t>
-      </w:r>
-      <w:r>
-        <w:rPr>
-          <w:rFonts w:ascii="Courier New" w:cs="Courier New" w:eastAsia="Courier New" w:hAnsi="Courier New"/>
-          <w:color w:val="c9d1d9"/>
-          <w:sz w:val="21"/>
-          <w:szCs w:val="21"/>
-          <w:rtl w:val="0"/>
-        </w:rPr>
-        <w:t xml:space="preserve">h2</w:t>
-      </w:r>
-      <w:r>
-        <w:rPr>
-          <w:rFonts w:ascii="Courier New" w:cs="Courier New" w:eastAsia="Courier New" w:hAnsi="Courier New"/>
-          <w:color w:val="bbbebf"/>
-          <w:sz w:val="21"/>
-          <w:szCs w:val="21"/>
-          <w:rtl w:val="0"/>
-        </w:rPr>
-        <w:t xml:space="preserve"> </w:t>
-      </w:r>
-      <w:r>
-        <w:rPr>
-          <w:rFonts w:ascii="Courier New" w:cs="Courier New" w:eastAsia="Courier New" w:hAnsi="Courier New"/>
-          <w:color w:val="d4d4d4"/>
-          <w:sz w:val="21"/>
-          <w:szCs w:val="21"/>
-          <w:rtl w:val="0"/>
-        </w:rPr>
-        <w:t xml:space="preserve">+</w:t>
-      </w:r>
-      <w:r>
-        <w:rPr>
-          <w:rFonts w:ascii="Courier New" w:cs="Courier New" w:eastAsia="Courier New" w:hAnsi="Courier New"/>
-          <w:color w:val="bbbebf"/>
-          <w:sz w:val="21"/>
-          <w:szCs w:val="21"/>
-          <w:rtl w:val="0"/>
-        </w:rPr>
-        <w:t xml:space="preserve"> </w:t>
-      </w:r>
-      <w:r>
-        <w:rPr>
-          <w:rFonts w:ascii="Courier New" w:cs="Courier New" w:eastAsia="Courier New" w:hAnsi="Courier New"/>
-          <w:color w:val="c9d1d9"/>
-          <w:sz w:val="21"/>
-          <w:szCs w:val="21"/>
-          <w:rtl w:val="0"/>
-        </w:rPr>
-        <w:t xml:space="preserve">h3</w:t>
-      </w:r>
-      <w:r>
-        <w:rPr>
-          <w:rFonts w:ascii="Courier New" w:cs="Courier New" w:eastAsia="Courier New" w:hAnsi="Courier New"/>
-          <w:color w:val="bbbebf"/>
-          <w:sz w:val="21"/>
-          <w:szCs w:val="21"/>
-          <w:rtl w:val="0"/>
-        </w:rPr>
-        <w:t xml:space="preserve">);</w:t>
+        <w:t xml:space="preserve"> </w:t>
+      </w:r>
+      <w:r>
+        <w:rPr>
+          <w:rFonts w:ascii="Courier New" w:cs="Courier New" w:eastAsia="Courier New" w:hAnsi="Courier New"/>
+          <w:color w:val="c9d1d9"/>
+          <w:sz w:val="21"/>
+          <w:szCs w:val="21"/>
+          <w:rtl w:val="0"/>
+        </w:rPr>
+        <w:t xml:space="preserve">d1</w:t>
+      </w:r>
+      <w:r>
+        <w:rPr>
+          <w:rFonts w:ascii="Courier New" w:cs="Courier New" w:eastAsia="Courier New" w:hAnsi="Courier New"/>
+          <w:color w:val="bbbebf"/>
+          <w:sz w:val="21"/>
+          <w:szCs w:val="21"/>
+          <w:rtl w:val="0"/>
+        </w:rPr>
+        <w:t xml:space="preserve">;</w:t>
       </w:r>
     </w:p>
     <w:p>
@@ -15764,12 +15384,52 @@
       <w:r>
         <w:rPr>
           <w:rFonts w:ascii="Courier New" w:cs="Courier New" w:eastAsia="Courier New" w:hAnsi="Courier New"/>
-          <w:color w:val="c9d1d9"/>
-          <w:sz w:val="21"/>
-          <w:szCs w:val="21"/>
-          <w:rtl w:val="0"/>
-        </w:rPr>
-        <w:t xml:space="preserve">M</w:t>
+          <w:color w:val="ff7b72"/>
+          <w:sz w:val="21"/>
+          <w:szCs w:val="21"/>
+          <w:rtl w:val="0"/>
+        </w:rPr>
+        <w:t xml:space="preserve">long</w:t>
+      </w:r>
+      <w:r>
+        <w:rPr>
+          <w:rFonts w:ascii="Courier New" w:cs="Courier New" w:eastAsia="Courier New" w:hAnsi="Courier New"/>
+          <w:color w:val="bbbebf"/>
+          <w:sz w:val="21"/>
+          <w:szCs w:val="21"/>
+          <w:rtl w:val="0"/>
+        </w:rPr>
+        <w:t xml:space="preserve"> </w:t>
+      </w:r>
+      <w:r>
+        <w:rPr>
+          <w:rFonts w:ascii="Courier New" w:cs="Courier New" w:eastAsia="Courier New" w:hAnsi="Courier New"/>
+          <w:color w:val="ff7b72"/>
+          <w:sz w:val="21"/>
+          <w:szCs w:val="21"/>
+          <w:rtl w:val="0"/>
+        </w:rPr>
+        <w:t xml:space="preserve">long</w:t>
+      </w:r>
+      <w:r>
+        <w:rPr>
+          <w:rFonts w:ascii="Courier New" w:cs="Courier New" w:eastAsia="Courier New" w:hAnsi="Courier New"/>
+          <w:color w:val="bbbebf"/>
+          <w:sz w:val="21"/>
+          <w:szCs w:val="21"/>
+          <w:rtl w:val="0"/>
+        </w:rPr>
+        <w:t xml:space="preserve"> </w:t>
+      </w:r>
+      <w:r>
+        <w:rPr>
+          <w:rFonts w:ascii="Courier New" w:cs="Courier New" w:eastAsia="Courier New" w:hAnsi="Courier New"/>
+          <w:color w:val="c9d1d9"/>
+          <w:sz w:val="21"/>
+          <w:szCs w:val="21"/>
+          <w:rtl w:val="0"/>
+        </w:rPr>
+        <w:t xml:space="preserve">hmin</w:t>
       </w:r>
       <w:r>
         <w:rPr>
@@ -15789,117 +15449,157 @@
           <w:szCs w:val="21"/>
           <w:rtl w:val="0"/>
         </w:rPr>
-        <w:t xml:space="preserve">-=</w:t>
-      </w:r>
-      <w:r>
-        <w:rPr>
-          <w:rFonts w:ascii="Courier New" w:cs="Courier New" w:eastAsia="Courier New" w:hAnsi="Courier New"/>
-          <w:color w:val="bbbebf"/>
-          <w:sz w:val="21"/>
-          <w:szCs w:val="21"/>
-          <w:rtl w:val="0"/>
-        </w:rPr>
-        <w:t xml:space="preserve"> (</w:t>
-      </w:r>
-      <w:r>
-        <w:rPr>
-          <w:rFonts w:ascii="Courier New" w:cs="Courier New" w:eastAsia="Courier New" w:hAnsi="Courier New"/>
-          <w:color w:val="c9d1d9"/>
-          <w:sz w:val="21"/>
-          <w:szCs w:val="21"/>
-          <w:rtl w:val="0"/>
-        </w:rPr>
-        <w:t xml:space="preserve">m1</w:t>
-      </w:r>
-      <w:r>
-        <w:rPr>
-          <w:rFonts w:ascii="Courier New" w:cs="Courier New" w:eastAsia="Courier New" w:hAnsi="Courier New"/>
-          <w:color w:val="bbbebf"/>
-          <w:sz w:val="21"/>
-          <w:szCs w:val="21"/>
-          <w:rtl w:val="0"/>
-        </w:rPr>
-        <w:t xml:space="preserve"> </w:t>
-      </w:r>
-      <w:r>
-        <w:rPr>
-          <w:rFonts w:ascii="Courier New" w:cs="Courier New" w:eastAsia="Courier New" w:hAnsi="Courier New"/>
-          <w:color w:val="d4d4d4"/>
-          <w:sz w:val="21"/>
-          <w:szCs w:val="21"/>
-          <w:rtl w:val="0"/>
-        </w:rPr>
-        <w:t xml:space="preserve">+</w:t>
-      </w:r>
-      <w:r>
-        <w:rPr>
-          <w:rFonts w:ascii="Courier New" w:cs="Courier New" w:eastAsia="Courier New" w:hAnsi="Courier New"/>
-          <w:color w:val="bbbebf"/>
-          <w:sz w:val="21"/>
-          <w:szCs w:val="21"/>
-          <w:rtl w:val="0"/>
-        </w:rPr>
-        <w:t xml:space="preserve"> </w:t>
-      </w:r>
-      <w:r>
-        <w:rPr>
-          <w:rFonts w:ascii="Courier New" w:cs="Courier New" w:eastAsia="Courier New" w:hAnsi="Courier New"/>
-          <w:color w:val="c9d1d9"/>
-          <w:sz w:val="21"/>
-          <w:szCs w:val="21"/>
-          <w:rtl w:val="0"/>
-        </w:rPr>
-        <w:t xml:space="preserve">m2</w:t>
-      </w:r>
-      <w:r>
-        <w:rPr>
-          <w:rFonts w:ascii="Courier New" w:cs="Courier New" w:eastAsia="Courier New" w:hAnsi="Courier New"/>
-          <w:color w:val="bbbebf"/>
-          <w:sz w:val="21"/>
-          <w:szCs w:val="21"/>
-          <w:rtl w:val="0"/>
-        </w:rPr>
-        <w:t xml:space="preserve"> </w:t>
-      </w:r>
-      <w:r>
-        <w:rPr>
-          <w:rFonts w:ascii="Courier New" w:cs="Courier New" w:eastAsia="Courier New" w:hAnsi="Courier New"/>
-          <w:color w:val="d4d4d4"/>
-          <w:sz w:val="21"/>
-          <w:szCs w:val="21"/>
-          <w:rtl w:val="0"/>
-        </w:rPr>
-        <w:t xml:space="preserve">+</w:t>
-      </w:r>
-      <w:r>
-        <w:rPr>
-          <w:rFonts w:ascii="Courier New" w:cs="Courier New" w:eastAsia="Courier New" w:hAnsi="Courier New"/>
-          <w:color w:val="bbbebf"/>
-          <w:sz w:val="21"/>
-          <w:szCs w:val="21"/>
-          <w:rtl w:val="0"/>
-        </w:rPr>
-        <w:t xml:space="preserve"> </w:t>
-      </w:r>
-      <w:r>
-        <w:rPr>
-          <w:rFonts w:ascii="Courier New" w:cs="Courier New" w:eastAsia="Courier New" w:hAnsi="Courier New"/>
-          <w:color w:val="c9d1d9"/>
-          <w:sz w:val="21"/>
-          <w:szCs w:val="21"/>
-          <w:rtl w:val="0"/>
-        </w:rPr>
-        <w:t xml:space="preserve">m3</w:t>
-      </w:r>
-      <w:r>
-        <w:rPr>
-          <w:rFonts w:ascii="Courier New" w:cs="Courier New" w:eastAsia="Courier New" w:hAnsi="Courier New"/>
-          <w:color w:val="bbbebf"/>
-          <w:sz w:val="21"/>
-          <w:szCs w:val="21"/>
-          <w:rtl w:val="0"/>
-        </w:rPr>
-        <w:t xml:space="preserve">);</w:t>
+        <w:t xml:space="preserve">=</w:t>
+      </w:r>
+      <w:r>
+        <w:rPr>
+          <w:rFonts w:ascii="Courier New" w:cs="Courier New" w:eastAsia="Courier New" w:hAnsi="Courier New"/>
+          <w:color w:val="bbbebf"/>
+          <w:sz w:val="21"/>
+          <w:szCs w:val="21"/>
+          <w:rtl w:val="0"/>
+        </w:rPr>
+        <w:t xml:space="preserve"> </w:t>
+      </w:r>
+      <w:r>
+        <w:rPr>
+          <w:rFonts w:ascii="Courier New" w:cs="Courier New" w:eastAsia="Courier New" w:hAnsi="Courier New"/>
+          <w:color w:val="d2a8ff"/>
+          <w:sz w:val="21"/>
+          <w:szCs w:val="21"/>
+          <w:rtl w:val="0"/>
+        </w:rPr>
+        <w:t xml:space="preserve">min</w:t>
+      </w:r>
+      <w:r>
+        <w:rPr>
+          <w:rFonts w:ascii="Courier New" w:cs="Courier New" w:eastAsia="Courier New" w:hAnsi="Courier New"/>
+          <w:color w:val="bbbebf"/>
+          <w:sz w:val="21"/>
+          <w:szCs w:val="21"/>
+          <w:rtl w:val="0"/>
+        </w:rPr>
+        <w:t xml:space="preserve">(</w:t>
+      </w:r>
+      <w:r>
+        <w:rPr>
+          <w:rFonts w:ascii="Courier New" w:cs="Courier New" w:eastAsia="Courier New" w:hAnsi="Courier New"/>
+          <w:color w:val="d2a8ff"/>
+          <w:sz w:val="21"/>
+          <w:szCs w:val="21"/>
+          <w:rtl w:val="0"/>
+        </w:rPr>
+        <w:t xml:space="preserve">min</w:t>
+      </w:r>
+      <w:r>
+        <w:rPr>
+          <w:rFonts w:ascii="Courier New" w:cs="Courier New" w:eastAsia="Courier New" w:hAnsi="Courier New"/>
+          <w:color w:val="bbbebf"/>
+          <w:sz w:val="21"/>
+          <w:szCs w:val="21"/>
+          <w:rtl w:val="0"/>
+        </w:rPr>
+        <w:t xml:space="preserve">(</w:t>
+      </w:r>
+      <w:r>
+        <w:rPr>
+          <w:rFonts w:ascii="Courier New" w:cs="Courier New" w:eastAsia="Courier New" w:hAnsi="Courier New"/>
+          <w:color w:val="c9d1d9"/>
+          <w:sz w:val="21"/>
+          <w:szCs w:val="21"/>
+          <w:rtl w:val="0"/>
+        </w:rPr>
+        <w:t xml:space="preserve">h1</w:t>
+      </w:r>
+      <w:r>
+        <w:rPr>
+          <w:rFonts w:ascii="Courier New" w:cs="Courier New" w:eastAsia="Courier New" w:hAnsi="Courier New"/>
+          <w:color w:val="bbbebf"/>
+          <w:sz w:val="21"/>
+          <w:szCs w:val="21"/>
+          <w:rtl w:val="0"/>
+        </w:rPr>
+        <w:t xml:space="preserve">, </w:t>
+      </w:r>
+      <w:r>
+        <w:rPr>
+          <w:rFonts w:ascii="Courier New" w:cs="Courier New" w:eastAsia="Courier New" w:hAnsi="Courier New"/>
+          <w:color w:val="c9d1d9"/>
+          <w:sz w:val="21"/>
+          <w:szCs w:val="21"/>
+          <w:rtl w:val="0"/>
+        </w:rPr>
+        <w:t xml:space="preserve">h2</w:t>
+      </w:r>
+      <w:r>
+        <w:rPr>
+          <w:rFonts w:ascii="Courier New" w:cs="Courier New" w:eastAsia="Courier New" w:hAnsi="Courier New"/>
+          <w:color w:val="bbbebf"/>
+          <w:sz w:val="21"/>
+          <w:szCs w:val="21"/>
+          <w:rtl w:val="0"/>
+        </w:rPr>
+        <w:t xml:space="preserve">), </w:t>
+      </w:r>
+      <w:r>
+        <w:rPr>
+          <w:rFonts w:ascii="Courier New" w:cs="Courier New" w:eastAsia="Courier New" w:hAnsi="Courier New"/>
+          <w:color w:val="d2a8ff"/>
+          <w:sz w:val="21"/>
+          <w:szCs w:val="21"/>
+          <w:rtl w:val="0"/>
+        </w:rPr>
+        <w:t xml:space="preserve">min</w:t>
+      </w:r>
+      <w:r>
+        <w:rPr>
+          <w:rFonts w:ascii="Courier New" w:cs="Courier New" w:eastAsia="Courier New" w:hAnsi="Courier New"/>
+          <w:color w:val="bbbebf"/>
+          <w:sz w:val="21"/>
+          <w:szCs w:val="21"/>
+          <w:rtl w:val="0"/>
+        </w:rPr>
+        <w:t xml:space="preserve">(</w:t>
+      </w:r>
+      <w:r>
+        <w:rPr>
+          <w:rFonts w:ascii="Courier New" w:cs="Courier New" w:eastAsia="Courier New" w:hAnsi="Courier New"/>
+          <w:color w:val="c9d1d9"/>
+          <w:sz w:val="21"/>
+          <w:szCs w:val="21"/>
+          <w:rtl w:val="0"/>
+        </w:rPr>
+        <w:t xml:space="preserve">h3</w:t>
+      </w:r>
+      <w:r>
+        <w:rPr>
+          <w:rFonts w:ascii="Courier New" w:cs="Courier New" w:eastAsia="Courier New" w:hAnsi="Courier New"/>
+          <w:color w:val="bbbebf"/>
+          <w:sz w:val="21"/>
+          <w:szCs w:val="21"/>
+          <w:rtl w:val="0"/>
+        </w:rPr>
+        <w:t xml:space="preserve">, </w:t>
+      </w:r>
+      <w:r>
+        <w:rPr>
+          <w:rFonts w:ascii="Courier New" w:cs="Courier New" w:eastAsia="Courier New" w:hAnsi="Courier New"/>
+          <w:color w:val="c9d1d9"/>
+          <w:sz w:val="21"/>
+          <w:szCs w:val="21"/>
+          <w:rtl w:val="0"/>
+        </w:rPr>
+        <w:t xml:space="preserve">h4</w:t>
+      </w:r>
+      <w:r>
+        <w:rPr>
+          <w:rFonts w:ascii="Courier New" w:cs="Courier New" w:eastAsia="Courier New" w:hAnsi="Courier New"/>
+          <w:color w:val="bbbebf"/>
+          <w:sz w:val="21"/>
+          <w:szCs w:val="21"/>
+          <w:rtl w:val="0"/>
+        </w:rPr>
+        <w:t xml:space="preserve">));</w:t>
       </w:r>
     </w:p>
     <w:p>
@@ -15908,7 +15608,7 @@
         <w:spacing w:line="325.71428571428567" w:lineRule="auto"/>
         <w:rPr>
           <w:rFonts w:ascii="Courier New" w:cs="Courier New" w:eastAsia="Courier New" w:hAnsi="Courier New"/>
-          <w:color w:val="8b949e"/>
+          <w:color w:val="bbbebf"/>
           <w:sz w:val="21"/>
           <w:szCs w:val="21"/>
         </w:rPr>
@@ -15926,32 +15626,52 @@
       <w:r>
         <w:rPr>
           <w:rFonts w:ascii="Courier New" w:cs="Courier New" w:eastAsia="Courier New" w:hAnsi="Courier New"/>
-          <w:color w:val="c586c0"/>
-          <w:sz w:val="21"/>
-          <w:szCs w:val="21"/>
-          <w:rtl w:val="0"/>
-        </w:rPr>
-        <w:t xml:space="preserve">if</w:t>
-      </w:r>
-      <w:r>
-        <w:rPr>
-          <w:rFonts w:ascii="Courier New" w:cs="Courier New" w:eastAsia="Courier New" w:hAnsi="Courier New"/>
-          <w:color w:val="bbbebf"/>
-          <w:sz w:val="21"/>
-          <w:szCs w:val="21"/>
-          <w:rtl w:val="0"/>
-        </w:rPr>
-        <w:t xml:space="preserve"> (</w:t>
-      </w:r>
-      <w:r>
-        <w:rPr>
-          <w:rFonts w:ascii="Courier New" w:cs="Courier New" w:eastAsia="Courier New" w:hAnsi="Courier New"/>
-          <w:color w:val="c9d1d9"/>
-          <w:sz w:val="21"/>
-          <w:szCs w:val="21"/>
-          <w:rtl w:val="0"/>
-        </w:rPr>
-        <w:t xml:space="preserve">H</w:t>
+          <w:color w:val="ff7b72"/>
+          <w:sz w:val="21"/>
+          <w:szCs w:val="21"/>
+          <w:rtl w:val="0"/>
+        </w:rPr>
+        <w:t xml:space="preserve">long</w:t>
+      </w:r>
+      <w:r>
+        <w:rPr>
+          <w:rFonts w:ascii="Courier New" w:cs="Courier New" w:eastAsia="Courier New" w:hAnsi="Courier New"/>
+          <w:color w:val="bbbebf"/>
+          <w:sz w:val="21"/>
+          <w:szCs w:val="21"/>
+          <w:rtl w:val="0"/>
+        </w:rPr>
+        <w:t xml:space="preserve"> </w:t>
+      </w:r>
+      <w:r>
+        <w:rPr>
+          <w:rFonts w:ascii="Courier New" w:cs="Courier New" w:eastAsia="Courier New" w:hAnsi="Courier New"/>
+          <w:color w:val="ff7b72"/>
+          <w:sz w:val="21"/>
+          <w:szCs w:val="21"/>
+          <w:rtl w:val="0"/>
+        </w:rPr>
+        <w:t xml:space="preserve">long</w:t>
+      </w:r>
+      <w:r>
+        <w:rPr>
+          <w:rFonts w:ascii="Courier New" w:cs="Courier New" w:eastAsia="Courier New" w:hAnsi="Courier New"/>
+          <w:color w:val="bbbebf"/>
+          <w:sz w:val="21"/>
+          <w:szCs w:val="21"/>
+          <w:rtl w:val="0"/>
+        </w:rPr>
+        <w:t xml:space="preserve"> </w:t>
+      </w:r>
+      <w:r>
+        <w:rPr>
+          <w:rFonts w:ascii="Courier New" w:cs="Courier New" w:eastAsia="Courier New" w:hAnsi="Courier New"/>
+          <w:color w:val="c9d1d9"/>
+          <w:sz w:val="21"/>
+          <w:szCs w:val="21"/>
+          <w:rtl w:val="0"/>
+        </w:rPr>
+        <w:t xml:space="preserve">hmax</w:t>
       </w:r>
       <w:r>
         <w:rPr>
@@ -15971,137 +15691,157 @@
           <w:szCs w:val="21"/>
           <w:rtl w:val="0"/>
         </w:rPr>
-        <w:t xml:space="preserve">&gt;</w:t>
-      </w:r>
-      <w:r>
-        <w:rPr>
-          <w:rFonts w:ascii="Courier New" w:cs="Courier New" w:eastAsia="Courier New" w:hAnsi="Courier New"/>
-          <w:color w:val="bbbebf"/>
-          <w:sz w:val="21"/>
-          <w:szCs w:val="21"/>
-          <w:rtl w:val="0"/>
-        </w:rPr>
-        <w:t xml:space="preserve"> </w:t>
-      </w:r>
-      <w:r>
-        <w:rPr>
-          <w:rFonts w:ascii="Courier New" w:cs="Courier New" w:eastAsia="Courier New" w:hAnsi="Courier New"/>
-          <w:color w:val="b5cea8"/>
-          <w:sz w:val="21"/>
-          <w:szCs w:val="21"/>
-          <w:rtl w:val="0"/>
-        </w:rPr>
-        <w:t xml:space="preserve">0</w:t>
-      </w:r>
-      <w:r>
-        <w:rPr>
-          <w:rFonts w:ascii="Courier New" w:cs="Courier New" w:eastAsia="Courier New" w:hAnsi="Courier New"/>
-          <w:color w:val="bbbebf"/>
-          <w:sz w:val="21"/>
-          <w:szCs w:val="21"/>
-          <w:rtl w:val="0"/>
-        </w:rPr>
-        <w:t xml:space="preserve"> </w:t>
-      </w:r>
-      <w:r>
-        <w:rPr>
-          <w:rFonts w:ascii="Courier New" w:cs="Courier New" w:eastAsia="Courier New" w:hAnsi="Courier New"/>
-          <w:color w:val="d4d4d4"/>
-          <w:sz w:val="21"/>
-          <w:szCs w:val="21"/>
-          <w:rtl w:val="0"/>
-        </w:rPr>
-        <w:t xml:space="preserve">&amp;&amp;</w:t>
-      </w:r>
-      <w:r>
-        <w:rPr>
-          <w:rFonts w:ascii="Courier New" w:cs="Courier New" w:eastAsia="Courier New" w:hAnsi="Courier New"/>
-          <w:color w:val="bbbebf"/>
-          <w:sz w:val="21"/>
-          <w:szCs w:val="21"/>
-          <w:rtl w:val="0"/>
-        </w:rPr>
-        <w:t xml:space="preserve"> </w:t>
-      </w:r>
-      <w:r>
-        <w:rPr>
-          <w:rFonts w:ascii="Courier New" w:cs="Courier New" w:eastAsia="Courier New" w:hAnsi="Courier New"/>
-          <w:color w:val="c9d1d9"/>
-          <w:sz w:val="21"/>
-          <w:szCs w:val="21"/>
-          <w:rtl w:val="0"/>
-        </w:rPr>
-        <w:t xml:space="preserve">M</w:t>
-      </w:r>
-      <w:r>
-        <w:rPr>
-          <w:rFonts w:ascii="Courier New" w:cs="Courier New" w:eastAsia="Courier New" w:hAnsi="Courier New"/>
-          <w:color w:val="bbbebf"/>
-          <w:sz w:val="21"/>
-          <w:szCs w:val="21"/>
-          <w:rtl w:val="0"/>
-        </w:rPr>
-        <w:t xml:space="preserve"> </w:t>
-      </w:r>
-      <w:r>
-        <w:rPr>
-          <w:rFonts w:ascii="Courier New" w:cs="Courier New" w:eastAsia="Courier New" w:hAnsi="Courier New"/>
-          <w:color w:val="d4d4d4"/>
-          <w:sz w:val="21"/>
-          <w:szCs w:val="21"/>
-          <w:rtl w:val="0"/>
-        </w:rPr>
-        <w:t xml:space="preserve">&gt;</w:t>
-      </w:r>
-      <w:r>
-        <w:rPr>
-          <w:rFonts w:ascii="Courier New" w:cs="Courier New" w:eastAsia="Courier New" w:hAnsi="Courier New"/>
-          <w:color w:val="bbbebf"/>
-          <w:sz w:val="21"/>
-          <w:szCs w:val="21"/>
-          <w:rtl w:val="0"/>
-        </w:rPr>
-        <w:t xml:space="preserve"> </w:t>
-      </w:r>
-      <w:r>
-        <w:rPr>
-          <w:rFonts w:ascii="Courier New" w:cs="Courier New" w:eastAsia="Courier New" w:hAnsi="Courier New"/>
-          <w:color w:val="b5cea8"/>
-          <w:sz w:val="21"/>
-          <w:szCs w:val="21"/>
-          <w:rtl w:val="0"/>
-        </w:rPr>
-        <w:t xml:space="preserve">0</w:t>
-      </w:r>
-      <w:r>
-        <w:rPr>
-          <w:rFonts w:ascii="Courier New" w:cs="Courier New" w:eastAsia="Courier New" w:hAnsi="Courier New"/>
-          <w:color w:val="bbbebf"/>
-          <w:sz w:val="21"/>
-          <w:szCs w:val="21"/>
-          <w:rtl w:val="0"/>
-        </w:rPr>
-        <w:t xml:space="preserve">) </w:t>
-      </w:r>
-      <w:r>
-        <w:rPr>
-          <w:rFonts w:ascii="Courier New" w:cs="Courier New" w:eastAsia="Courier New" w:hAnsi="Courier New"/>
-          <w:color w:val="c9d1d9"/>
-          <w:sz w:val="21"/>
-          <w:szCs w:val="21"/>
-          <w:rtl w:val="0"/>
-        </w:rPr>
-        <w:t xml:space="preserve">{</w:t>
-      </w:r>
-      <w:r>
-        <w:rPr>
-          <w:rFonts w:ascii="Courier New" w:cs="Courier New" w:eastAsia="Courier New" w:hAnsi="Courier New"/>
-          <w:color w:val="8b949e"/>
-          <w:sz w:val="21"/>
-          <w:szCs w:val="21"/>
-          <w:rtl w:val="0"/>
-        </w:rPr>
-        <w:t xml:space="preserve"> // перевірка чи персонаж має додатню кількість хітпойнтів та мани</w:t>
+        <w:t xml:space="preserve">=</w:t>
+      </w:r>
+      <w:r>
+        <w:rPr>
+          <w:rFonts w:ascii="Courier New" w:cs="Courier New" w:eastAsia="Courier New" w:hAnsi="Courier New"/>
+          <w:color w:val="bbbebf"/>
+          <w:sz w:val="21"/>
+          <w:szCs w:val="21"/>
+          <w:rtl w:val="0"/>
+        </w:rPr>
+        <w:t xml:space="preserve"> </w:t>
+      </w:r>
+      <w:r>
+        <w:rPr>
+          <w:rFonts w:ascii="Courier New" w:cs="Courier New" w:eastAsia="Courier New" w:hAnsi="Courier New"/>
+          <w:color w:val="d2a8ff"/>
+          <w:sz w:val="21"/>
+          <w:szCs w:val="21"/>
+          <w:rtl w:val="0"/>
+        </w:rPr>
+        <w:t xml:space="preserve">max</w:t>
+      </w:r>
+      <w:r>
+        <w:rPr>
+          <w:rFonts w:ascii="Courier New" w:cs="Courier New" w:eastAsia="Courier New" w:hAnsi="Courier New"/>
+          <w:color w:val="bbbebf"/>
+          <w:sz w:val="21"/>
+          <w:szCs w:val="21"/>
+          <w:rtl w:val="0"/>
+        </w:rPr>
+        <w:t xml:space="preserve">(</w:t>
+      </w:r>
+      <w:r>
+        <w:rPr>
+          <w:rFonts w:ascii="Courier New" w:cs="Courier New" w:eastAsia="Courier New" w:hAnsi="Courier New"/>
+          <w:color w:val="d2a8ff"/>
+          <w:sz w:val="21"/>
+          <w:szCs w:val="21"/>
+          <w:rtl w:val="0"/>
+        </w:rPr>
+        <w:t xml:space="preserve">max</w:t>
+      </w:r>
+      <w:r>
+        <w:rPr>
+          <w:rFonts w:ascii="Courier New" w:cs="Courier New" w:eastAsia="Courier New" w:hAnsi="Courier New"/>
+          <w:color w:val="bbbebf"/>
+          <w:sz w:val="21"/>
+          <w:szCs w:val="21"/>
+          <w:rtl w:val="0"/>
+        </w:rPr>
+        <w:t xml:space="preserve">(</w:t>
+      </w:r>
+      <w:r>
+        <w:rPr>
+          <w:rFonts w:ascii="Courier New" w:cs="Courier New" w:eastAsia="Courier New" w:hAnsi="Courier New"/>
+          <w:color w:val="c9d1d9"/>
+          <w:sz w:val="21"/>
+          <w:szCs w:val="21"/>
+          <w:rtl w:val="0"/>
+        </w:rPr>
+        <w:t xml:space="preserve">h1</w:t>
+      </w:r>
+      <w:r>
+        <w:rPr>
+          <w:rFonts w:ascii="Courier New" w:cs="Courier New" w:eastAsia="Courier New" w:hAnsi="Courier New"/>
+          <w:color w:val="bbbebf"/>
+          <w:sz w:val="21"/>
+          <w:szCs w:val="21"/>
+          <w:rtl w:val="0"/>
+        </w:rPr>
+        <w:t xml:space="preserve">, </w:t>
+      </w:r>
+      <w:r>
+        <w:rPr>
+          <w:rFonts w:ascii="Courier New" w:cs="Courier New" w:eastAsia="Courier New" w:hAnsi="Courier New"/>
+          <w:color w:val="c9d1d9"/>
+          <w:sz w:val="21"/>
+          <w:szCs w:val="21"/>
+          <w:rtl w:val="0"/>
+        </w:rPr>
+        <w:t xml:space="preserve">h2</w:t>
+      </w:r>
+      <w:r>
+        <w:rPr>
+          <w:rFonts w:ascii="Courier New" w:cs="Courier New" w:eastAsia="Courier New" w:hAnsi="Courier New"/>
+          <w:color w:val="bbbebf"/>
+          <w:sz w:val="21"/>
+          <w:szCs w:val="21"/>
+          <w:rtl w:val="0"/>
+        </w:rPr>
+        <w:t xml:space="preserve">), </w:t>
+      </w:r>
+      <w:r>
+        <w:rPr>
+          <w:rFonts w:ascii="Courier New" w:cs="Courier New" w:eastAsia="Courier New" w:hAnsi="Courier New"/>
+          <w:color w:val="d2a8ff"/>
+          <w:sz w:val="21"/>
+          <w:szCs w:val="21"/>
+          <w:rtl w:val="0"/>
+        </w:rPr>
+        <w:t xml:space="preserve">max</w:t>
+      </w:r>
+      <w:r>
+        <w:rPr>
+          <w:rFonts w:ascii="Courier New" w:cs="Courier New" w:eastAsia="Courier New" w:hAnsi="Courier New"/>
+          <w:color w:val="bbbebf"/>
+          <w:sz w:val="21"/>
+          <w:szCs w:val="21"/>
+          <w:rtl w:val="0"/>
+        </w:rPr>
+        <w:t xml:space="preserve">(</w:t>
+      </w:r>
+      <w:r>
+        <w:rPr>
+          <w:rFonts w:ascii="Courier New" w:cs="Courier New" w:eastAsia="Courier New" w:hAnsi="Courier New"/>
+          <w:color w:val="c9d1d9"/>
+          <w:sz w:val="21"/>
+          <w:szCs w:val="21"/>
+          <w:rtl w:val="0"/>
+        </w:rPr>
+        <w:t xml:space="preserve">h3</w:t>
+      </w:r>
+      <w:r>
+        <w:rPr>
+          <w:rFonts w:ascii="Courier New" w:cs="Courier New" w:eastAsia="Courier New" w:hAnsi="Courier New"/>
+          <w:color w:val="bbbebf"/>
+          <w:sz w:val="21"/>
+          <w:szCs w:val="21"/>
+          <w:rtl w:val="0"/>
+        </w:rPr>
+        <w:t xml:space="preserve">, </w:t>
+      </w:r>
+      <w:r>
+        <w:rPr>
+          <w:rFonts w:ascii="Courier New" w:cs="Courier New" w:eastAsia="Courier New" w:hAnsi="Courier New"/>
+          <w:color w:val="c9d1d9"/>
+          <w:sz w:val="21"/>
+          <w:szCs w:val="21"/>
+          <w:rtl w:val="0"/>
+        </w:rPr>
+        <w:t xml:space="preserve">h4</w:t>
+      </w:r>
+      <w:r>
+        <w:rPr>
+          <w:rFonts w:ascii="Courier New" w:cs="Courier New" w:eastAsia="Courier New" w:hAnsi="Courier New"/>
+          <w:color w:val="bbbebf"/>
+          <w:sz w:val="21"/>
+          <w:szCs w:val="21"/>
+          <w:rtl w:val="0"/>
+        </w:rPr>
+        <w:t xml:space="preserve">));</w:t>
       </w:r>
     </w:p>
     <w:p>
@@ -16110,110 +15850,150 @@
         <w:spacing w:line="325.71428571428567" w:lineRule="auto"/>
         <w:rPr>
           <w:rFonts w:ascii="Courier New" w:cs="Courier New" w:eastAsia="Courier New" w:hAnsi="Courier New"/>
-          <w:color w:val="8b949e"/>
-          <w:sz w:val="21"/>
-          <w:szCs w:val="21"/>
-        </w:rPr>
-      </w:pPr>
-      <w:r>
-        <w:rPr>
-          <w:rFonts w:ascii="Courier New" w:cs="Courier New" w:eastAsia="Courier New" w:hAnsi="Courier New"/>
-          <w:color w:val="c9d1d9"/>
-          <w:sz w:val="21"/>
-          <w:szCs w:val="21"/>
-          <w:rtl w:val="0"/>
-        </w:rPr>
-        <w:t xml:space="preserve">        cout </w:t>
-      </w:r>
-      <w:r>
-        <w:rPr>
-          <w:rFonts w:ascii="Courier New" w:cs="Courier New" w:eastAsia="Courier New" w:hAnsi="Courier New"/>
-          <w:color w:val="d2a8ff"/>
-          <w:sz w:val="21"/>
-          <w:szCs w:val="21"/>
-          <w:rtl w:val="0"/>
-        </w:rPr>
-        <w:t xml:space="preserve">&lt;&lt;</w:t>
-      </w:r>
-      <w:r>
-        <w:rPr>
-          <w:rFonts w:ascii="Courier New" w:cs="Courier New" w:eastAsia="Courier New" w:hAnsi="Courier New"/>
-          <w:color w:val="c9d1d9"/>
-          <w:sz w:val="21"/>
-          <w:szCs w:val="21"/>
-          <w:rtl w:val="0"/>
-        </w:rPr>
-        <w:t xml:space="preserve"> </w:t>
-      </w:r>
-      <w:r>
-        <w:rPr>
-          <w:rFonts w:ascii="Courier New" w:cs="Courier New" w:eastAsia="Courier New" w:hAnsi="Courier New"/>
-          <w:color w:val="a5d6ff"/>
-          <w:sz w:val="21"/>
-          <w:szCs w:val="21"/>
-          <w:rtl w:val="0"/>
-        </w:rPr>
-        <w:t xml:space="preserve">"YES"</w:t>
-      </w:r>
-      <w:r>
-        <w:rPr>
-          <w:rFonts w:ascii="Courier New" w:cs="Courier New" w:eastAsia="Courier New" w:hAnsi="Courier New"/>
-          <w:color w:val="c9d1d9"/>
-          <w:sz w:val="21"/>
-          <w:szCs w:val="21"/>
-          <w:rtl w:val="0"/>
-        </w:rPr>
-        <w:t xml:space="preserve"> </w:t>
-      </w:r>
-      <w:r>
-        <w:rPr>
-          <w:rFonts w:ascii="Courier New" w:cs="Courier New" w:eastAsia="Courier New" w:hAnsi="Courier New"/>
-          <w:color w:val="d2a8ff"/>
-          <w:sz w:val="21"/>
-          <w:szCs w:val="21"/>
-          <w:rtl w:val="0"/>
-        </w:rPr>
-        <w:t xml:space="preserve">&lt;&lt;</w:t>
-      </w:r>
-      <w:r>
-        <w:rPr>
-          <w:rFonts w:ascii="Courier New" w:cs="Courier New" w:eastAsia="Courier New" w:hAnsi="Courier New"/>
-          <w:color w:val="c9d1d9"/>
-          <w:sz w:val="21"/>
-          <w:szCs w:val="21"/>
-          <w:rtl w:val="0"/>
-        </w:rPr>
-        <w:t xml:space="preserve"> </w:t>
-      </w:r>
-      <w:r>
-        <w:rPr>
-          <w:rFonts w:ascii="Courier New" w:cs="Courier New" w:eastAsia="Courier New" w:hAnsi="Courier New"/>
-          <w:color w:val="d2a8ff"/>
-          <w:sz w:val="21"/>
-          <w:szCs w:val="21"/>
-          <w:rtl w:val="0"/>
-        </w:rPr>
-        <w:t xml:space="preserve">endl</w:t>
-      </w:r>
-      <w:r>
-        <w:rPr>
-          <w:rFonts w:ascii="Courier New" w:cs="Courier New" w:eastAsia="Courier New" w:hAnsi="Courier New"/>
-          <w:color w:val="c9d1d9"/>
-          <w:sz w:val="21"/>
-          <w:szCs w:val="21"/>
-          <w:rtl w:val="0"/>
-        </w:rPr>
-        <w:t xml:space="preserve">;</w:t>
-      </w:r>
-      <w:r>
-        <w:rPr>
-          <w:rFonts w:ascii="Courier New" w:cs="Courier New" w:eastAsia="Courier New" w:hAnsi="Courier New"/>
-          <w:color w:val="8b949e"/>
-          <w:sz w:val="21"/>
-          <w:szCs w:val="21"/>
-          <w:rtl w:val="0"/>
-        </w:rPr>
-        <w:t xml:space="preserve"> // якщо так, то персонаж виграє</w:t>
+          <w:color w:val="c9d1d9"/>
+          <w:sz w:val="21"/>
+          <w:szCs w:val="21"/>
+        </w:rPr>
+      </w:pPr>
+      <w:r>
+        <w:rPr>
+          <w:rFonts w:ascii="Courier New" w:cs="Courier New" w:eastAsia="Courier New" w:hAnsi="Courier New"/>
+          <w:color w:val="bbbebf"/>
+          <w:sz w:val="21"/>
+          <w:szCs w:val="21"/>
+          <w:rtl w:val="0"/>
+        </w:rPr>
+        <w:t xml:space="preserve">    </w:t>
+      </w:r>
+      <w:r>
+        <w:rPr>
+          <w:rFonts w:ascii="Courier New" w:cs="Courier New" w:eastAsia="Courier New" w:hAnsi="Courier New"/>
+          <w:color w:val="c586c0"/>
+          <w:sz w:val="21"/>
+          <w:szCs w:val="21"/>
+          <w:rtl w:val="0"/>
+        </w:rPr>
+        <w:t xml:space="preserve">if</w:t>
+      </w:r>
+      <w:r>
+        <w:rPr>
+          <w:rFonts w:ascii="Courier New" w:cs="Courier New" w:eastAsia="Courier New" w:hAnsi="Courier New"/>
+          <w:color w:val="bbbebf"/>
+          <w:sz w:val="21"/>
+          <w:szCs w:val="21"/>
+          <w:rtl w:val="0"/>
+        </w:rPr>
+        <w:t xml:space="preserve"> (</w:t>
+      </w:r>
+      <w:r>
+        <w:rPr>
+          <w:rFonts w:ascii="Courier New" w:cs="Courier New" w:eastAsia="Courier New" w:hAnsi="Courier New"/>
+          <w:color w:val="c9d1d9"/>
+          <w:sz w:val="21"/>
+          <w:szCs w:val="21"/>
+          <w:rtl w:val="0"/>
+        </w:rPr>
+        <w:t xml:space="preserve">hmax</w:t>
+      </w:r>
+      <w:r>
+        <w:rPr>
+          <w:rFonts w:ascii="Courier New" w:cs="Courier New" w:eastAsia="Courier New" w:hAnsi="Courier New"/>
+          <w:color w:val="bbbebf"/>
+          <w:sz w:val="21"/>
+          <w:szCs w:val="21"/>
+          <w:rtl w:val="0"/>
+        </w:rPr>
+        <w:t xml:space="preserve"> </w:t>
+      </w:r>
+      <w:r>
+        <w:rPr>
+          <w:rFonts w:ascii="Courier New" w:cs="Courier New" w:eastAsia="Courier New" w:hAnsi="Courier New"/>
+          <w:color w:val="d4d4d4"/>
+          <w:sz w:val="21"/>
+          <w:szCs w:val="21"/>
+          <w:rtl w:val="0"/>
+        </w:rPr>
+        <w:t xml:space="preserve">&gt;=</w:t>
+      </w:r>
+      <w:r>
+        <w:rPr>
+          <w:rFonts w:ascii="Courier New" w:cs="Courier New" w:eastAsia="Courier New" w:hAnsi="Courier New"/>
+          <w:color w:val="bbbebf"/>
+          <w:sz w:val="21"/>
+          <w:szCs w:val="21"/>
+          <w:rtl w:val="0"/>
+        </w:rPr>
+        <w:t xml:space="preserve"> </w:t>
+      </w:r>
+      <w:r>
+        <w:rPr>
+          <w:rFonts w:ascii="Courier New" w:cs="Courier New" w:eastAsia="Courier New" w:hAnsi="Courier New"/>
+          <w:color w:val="b5cea8"/>
+          <w:sz w:val="21"/>
+          <w:szCs w:val="21"/>
+          <w:rtl w:val="0"/>
+        </w:rPr>
+        <w:t xml:space="preserve">2</w:t>
+      </w:r>
+      <w:r>
+        <w:rPr>
+          <w:rFonts w:ascii="Courier New" w:cs="Courier New" w:eastAsia="Courier New" w:hAnsi="Courier New"/>
+          <w:color w:val="bbbebf"/>
+          <w:sz w:val="21"/>
+          <w:szCs w:val="21"/>
+          <w:rtl w:val="0"/>
+        </w:rPr>
+        <w:t xml:space="preserve"> </w:t>
+      </w:r>
+      <w:r>
+        <w:rPr>
+          <w:rFonts w:ascii="Courier New" w:cs="Courier New" w:eastAsia="Courier New" w:hAnsi="Courier New"/>
+          <w:color w:val="d4d4d4"/>
+          <w:sz w:val="21"/>
+          <w:szCs w:val="21"/>
+          <w:rtl w:val="0"/>
+        </w:rPr>
+        <w:t xml:space="preserve">*</w:t>
+      </w:r>
+      <w:r>
+        <w:rPr>
+          <w:rFonts w:ascii="Courier New" w:cs="Courier New" w:eastAsia="Courier New" w:hAnsi="Courier New"/>
+          <w:color w:val="bbbebf"/>
+          <w:sz w:val="21"/>
+          <w:szCs w:val="21"/>
+          <w:rtl w:val="0"/>
+        </w:rPr>
+        <w:t xml:space="preserve"> </w:t>
+      </w:r>
+      <w:r>
+        <w:rPr>
+          <w:rFonts w:ascii="Courier New" w:cs="Courier New" w:eastAsia="Courier New" w:hAnsi="Courier New"/>
+          <w:color w:val="c9d1d9"/>
+          <w:sz w:val="21"/>
+          <w:szCs w:val="21"/>
+          <w:rtl w:val="0"/>
+        </w:rPr>
+        <w:t xml:space="preserve">hmin</w:t>
+      </w:r>
+      <w:r>
+        <w:rPr>
+          <w:rFonts w:ascii="Courier New" w:cs="Courier New" w:eastAsia="Courier New" w:hAnsi="Courier New"/>
+          <w:color w:val="bbbebf"/>
+          <w:sz w:val="21"/>
+          <w:szCs w:val="21"/>
+          <w:rtl w:val="0"/>
+        </w:rPr>
+        <w:t xml:space="preserve">) </w:t>
+      </w:r>
+      <w:r>
+        <w:rPr>
+          <w:rFonts w:ascii="Courier New" w:cs="Courier New" w:eastAsia="Courier New" w:hAnsi="Courier New"/>
+          <w:color w:val="c9d1d9"/>
+          <w:sz w:val="21"/>
+          <w:szCs w:val="21"/>
+          <w:rtl w:val="0"/>
+        </w:rPr>
+        <w:t xml:space="preserve">{</w:t>
       </w:r>
     </w:p>
     <w:p>
@@ -16235,47 +16015,87 @@
           <w:szCs w:val="21"/>
           <w:rtl w:val="0"/>
         </w:rPr>
-        <w:t xml:space="preserve">    }</w:t>
-      </w:r>
-      <w:r>
-        <w:rPr>
-          <w:rFonts w:ascii="Courier New" w:cs="Courier New" w:eastAsia="Courier New" w:hAnsi="Courier New"/>
-          <w:color w:val="bbbebf"/>
-          <w:sz w:val="21"/>
-          <w:szCs w:val="21"/>
-          <w:rtl w:val="0"/>
-        </w:rPr>
-        <w:t xml:space="preserve"> </w:t>
-      </w:r>
-      <w:r>
-        <w:rPr>
-          <w:rFonts w:ascii="Courier New" w:cs="Courier New" w:eastAsia="Courier New" w:hAnsi="Courier New"/>
-          <w:color w:val="c586c0"/>
-          <w:sz w:val="21"/>
-          <w:szCs w:val="21"/>
-          <w:rtl w:val="0"/>
-        </w:rPr>
-        <w:t xml:space="preserve">else</w:t>
-      </w:r>
-      <w:r>
-        <w:rPr>
-          <w:rFonts w:ascii="Courier New" w:cs="Courier New" w:eastAsia="Courier New" w:hAnsi="Courier New"/>
-          <w:color w:val="bbbebf"/>
-          <w:sz w:val="21"/>
-          <w:szCs w:val="21"/>
-          <w:rtl w:val="0"/>
-        </w:rPr>
-        <w:t xml:space="preserve"> </w:t>
-      </w:r>
-      <w:r>
-        <w:rPr>
-          <w:rFonts w:ascii="Courier New" w:cs="Courier New" w:eastAsia="Courier New" w:hAnsi="Courier New"/>
-          <w:color w:val="c9d1d9"/>
-          <w:sz w:val="21"/>
-          <w:szCs w:val="21"/>
-          <w:rtl w:val="0"/>
-        </w:rPr>
-        <w:t xml:space="preserve">{</w:t>
+        <w:t xml:space="preserve">        cout </w:t>
+      </w:r>
+      <w:r>
+        <w:rPr>
+          <w:rFonts w:ascii="Courier New" w:cs="Courier New" w:eastAsia="Courier New" w:hAnsi="Courier New"/>
+          <w:color w:val="d2a8ff"/>
+          <w:sz w:val="21"/>
+          <w:szCs w:val="21"/>
+          <w:rtl w:val="0"/>
+        </w:rPr>
+        <w:t xml:space="preserve">&lt;&lt;</w:t>
+      </w:r>
+      <w:r>
+        <w:rPr>
+          <w:rFonts w:ascii="Courier New" w:cs="Courier New" w:eastAsia="Courier New" w:hAnsi="Courier New"/>
+          <w:color w:val="c9d1d9"/>
+          <w:sz w:val="21"/>
+          <w:szCs w:val="21"/>
+          <w:rtl w:val="0"/>
+        </w:rPr>
+        <w:t xml:space="preserve"> </w:t>
+      </w:r>
+      <w:r>
+        <w:rPr>
+          <w:rFonts w:ascii="Courier New" w:cs="Courier New" w:eastAsia="Courier New" w:hAnsi="Courier New"/>
+          <w:color w:val="a5d6ff"/>
+          <w:sz w:val="21"/>
+          <w:szCs w:val="21"/>
+          <w:rtl w:val="0"/>
+        </w:rPr>
+        <w:t xml:space="preserve">"NO"</w:t>
+      </w:r>
+      <w:r>
+        <w:rPr>
+          <w:rFonts w:ascii="Courier New" w:cs="Courier New" w:eastAsia="Courier New" w:hAnsi="Courier New"/>
+          <w:color w:val="c9d1d9"/>
+          <w:sz w:val="21"/>
+          <w:szCs w:val="21"/>
+          <w:rtl w:val="0"/>
+        </w:rPr>
+        <w:t xml:space="preserve"> </w:t>
+      </w:r>
+      <w:r>
+        <w:rPr>
+          <w:rFonts w:ascii="Courier New" w:cs="Courier New" w:eastAsia="Courier New" w:hAnsi="Courier New"/>
+          <w:color w:val="d2a8ff"/>
+          <w:sz w:val="21"/>
+          <w:szCs w:val="21"/>
+          <w:rtl w:val="0"/>
+        </w:rPr>
+        <w:t xml:space="preserve">&lt;&lt;</w:t>
+      </w:r>
+      <w:r>
+        <w:rPr>
+          <w:rFonts w:ascii="Courier New" w:cs="Courier New" w:eastAsia="Courier New" w:hAnsi="Courier New"/>
+          <w:color w:val="c9d1d9"/>
+          <w:sz w:val="21"/>
+          <w:szCs w:val="21"/>
+          <w:rtl w:val="0"/>
+        </w:rPr>
+        <w:t xml:space="preserve"> </w:t>
+      </w:r>
+      <w:r>
+        <w:rPr>
+          <w:rFonts w:ascii="Courier New" w:cs="Courier New" w:eastAsia="Courier New" w:hAnsi="Courier New"/>
+          <w:color w:val="d2a8ff"/>
+          <w:sz w:val="21"/>
+          <w:szCs w:val="21"/>
+          <w:rtl w:val="0"/>
+        </w:rPr>
+        <w:t xml:space="preserve">endl</w:t>
+      </w:r>
+      <w:r>
+        <w:rPr>
+          <w:rFonts w:ascii="Courier New" w:cs="Courier New" w:eastAsia="Courier New" w:hAnsi="Courier New"/>
+          <w:color w:val="c9d1d9"/>
+          <w:sz w:val="21"/>
+          <w:szCs w:val="21"/>
+          <w:rtl w:val="0"/>
+        </w:rPr>
+        <w:t xml:space="preserve">;</w:t>
       </w:r>
     </w:p>
     <w:p>
@@ -16284,90 +16104,50 @@
         <w:spacing w:line="325.71428571428567" w:lineRule="auto"/>
         <w:rPr>
           <w:rFonts w:ascii="Courier New" w:cs="Courier New" w:eastAsia="Courier New" w:hAnsi="Courier New"/>
-          <w:color w:val="8b949e"/>
-          <w:sz w:val="21"/>
-          <w:szCs w:val="21"/>
-        </w:rPr>
-      </w:pPr>
-      <w:r>
-        <w:rPr>
-          <w:rFonts w:ascii="Courier New" w:cs="Courier New" w:eastAsia="Courier New" w:hAnsi="Courier New"/>
-          <w:color w:val="c9d1d9"/>
-          <w:sz w:val="21"/>
-          <w:szCs w:val="21"/>
-          <w:rtl w:val="0"/>
-        </w:rPr>
-        <w:t xml:space="preserve">        cout </w:t>
-      </w:r>
-      <w:r>
-        <w:rPr>
-          <w:rFonts w:ascii="Courier New" w:cs="Courier New" w:eastAsia="Courier New" w:hAnsi="Courier New"/>
-          <w:color w:val="d2a8ff"/>
-          <w:sz w:val="21"/>
-          <w:szCs w:val="21"/>
-          <w:rtl w:val="0"/>
-        </w:rPr>
-        <w:t xml:space="preserve">&lt;&lt;</w:t>
-      </w:r>
-      <w:r>
-        <w:rPr>
-          <w:rFonts w:ascii="Courier New" w:cs="Courier New" w:eastAsia="Courier New" w:hAnsi="Courier New"/>
-          <w:color w:val="c9d1d9"/>
-          <w:sz w:val="21"/>
-          <w:szCs w:val="21"/>
-          <w:rtl w:val="0"/>
-        </w:rPr>
-        <w:t xml:space="preserve"> </w:t>
-      </w:r>
-      <w:r>
-        <w:rPr>
-          <w:rFonts w:ascii="Courier New" w:cs="Courier New" w:eastAsia="Courier New" w:hAnsi="Courier New"/>
-          <w:color w:val="a5d6ff"/>
-          <w:sz w:val="21"/>
-          <w:szCs w:val="21"/>
-          <w:rtl w:val="0"/>
-        </w:rPr>
-        <w:t xml:space="preserve">"NO"</w:t>
-      </w:r>
-      <w:r>
-        <w:rPr>
-          <w:rFonts w:ascii="Courier New" w:cs="Courier New" w:eastAsia="Courier New" w:hAnsi="Courier New"/>
-          <w:color w:val="c9d1d9"/>
-          <w:sz w:val="21"/>
-          <w:szCs w:val="21"/>
-          <w:rtl w:val="0"/>
-        </w:rPr>
-        <w:t xml:space="preserve"> </w:t>
-      </w:r>
-      <w:r>
-        <w:rPr>
-          <w:rFonts w:ascii="Courier New" w:cs="Courier New" w:eastAsia="Courier New" w:hAnsi="Courier New"/>
-          <w:color w:val="d2a8ff"/>
-          <w:sz w:val="21"/>
-          <w:szCs w:val="21"/>
-          <w:rtl w:val="0"/>
-        </w:rPr>
-        <w:t xml:space="preserve">&lt;&lt;</w:t>
-      </w:r>
-      <w:r>
-        <w:rPr>
-          <w:rFonts w:ascii="Courier New" w:cs="Courier New" w:eastAsia="Courier New" w:hAnsi="Courier New"/>
-          <w:color w:val="c9d1d9"/>
-          <w:sz w:val="21"/>
-          <w:szCs w:val="21"/>
-          <w:rtl w:val="0"/>
-        </w:rPr>
-        <w:t xml:space="preserve"> </w:t>
-      </w:r>
-      <w:r>
-        <w:rPr>
-          <w:rFonts w:ascii="Courier New" w:cs="Courier New" w:eastAsia="Courier New" w:hAnsi="Courier New"/>
-          <w:color w:val="d2a8ff"/>
-          <w:sz w:val="21"/>
-          <w:szCs w:val="21"/>
-          <w:rtl w:val="0"/>
-        </w:rPr>
-        <w:t xml:space="preserve">endl</w:t>
+          <w:color w:val="c9d1d9"/>
+          <w:sz w:val="21"/>
+          <w:szCs w:val="21"/>
+        </w:rPr>
+      </w:pPr>
+      <w:r>
+        <w:rPr>
+          <w:rFonts w:ascii="Courier New" w:cs="Courier New" w:eastAsia="Courier New" w:hAnsi="Courier New"/>
+          <w:color w:val="c9d1d9"/>
+          <w:sz w:val="21"/>
+          <w:szCs w:val="21"/>
+          <w:rtl w:val="0"/>
+        </w:rPr>
+        <w:t xml:space="preserve">        </w:t>
+      </w:r>
+      <w:r>
+        <w:rPr>
+          <w:rFonts w:ascii="Courier New" w:cs="Courier New" w:eastAsia="Courier New" w:hAnsi="Courier New"/>
+          <w:color w:val="c586c0"/>
+          <w:sz w:val="21"/>
+          <w:szCs w:val="21"/>
+          <w:rtl w:val="0"/>
+        </w:rPr>
+        <w:t xml:space="preserve">return</w:t>
+      </w:r>
+      <w:r>
+        <w:rPr>
+          <w:rFonts w:ascii="Courier New" w:cs="Courier New" w:eastAsia="Courier New" w:hAnsi="Courier New"/>
+          <w:color w:val="c9d1d9"/>
+          <w:sz w:val="21"/>
+          <w:szCs w:val="21"/>
+          <w:rtl w:val="0"/>
+        </w:rPr>
+        <w:t xml:space="preserve"> </w:t>
+      </w:r>
+      <w:r>
+        <w:rPr>
+          <w:rFonts w:ascii="Courier New" w:cs="Courier New" w:eastAsia="Courier New" w:hAnsi="Courier New"/>
+          <w:color w:val="b5cea8"/>
+          <w:sz w:val="21"/>
+          <w:szCs w:val="21"/>
+          <w:rtl w:val="0"/>
+        </w:rPr>
+        <w:t xml:space="preserve">0</w:t>
       </w:r>
       <w:r>
         <w:rPr>
@@ -16378,16 +16158,6 @@
           <w:rtl w:val="0"/>
         </w:rPr>
         <w:t xml:space="preserve">;</w:t>
-      </w:r>
-      <w:r>
-        <w:rPr>
-          <w:rFonts w:ascii="Courier New" w:cs="Courier New" w:eastAsia="Courier New" w:hAnsi="Courier New"/>
-          <w:color w:val="8b949e"/>
-          <w:sz w:val="21"/>
-          <w:szCs w:val="21"/>
-          <w:rtl w:val="0"/>
-        </w:rPr>
-        <w:t xml:space="preserve"> // якщо ні, то персонаж програє</w:t>
       </w:r>
     </w:p>
     <w:p>
@@ -16425,53 +16195,8 @@
       </w:pPr>
       <w:r>
         <w:rPr>
-          <w:rFonts w:ascii="Courier New" w:cs="Courier New" w:eastAsia="Courier New" w:hAnsi="Courier New"/>
-          <w:color w:val="bbbebf"/>
-          <w:sz w:val="21"/>
-          <w:szCs w:val="21"/>
-          <w:rtl w:val="0"/>
-        </w:rPr>
-        <w:t xml:space="preserve">    </w:t>
-      </w:r>
-      <w:r>
-        <w:rPr>
-          <w:rFonts w:ascii="Courier New" w:cs="Courier New" w:eastAsia="Courier New" w:hAnsi="Courier New"/>
-          <w:color w:val="c586c0"/>
-          <w:sz w:val="21"/>
-          <w:szCs w:val="21"/>
-          <w:rtl w:val="0"/>
-        </w:rPr>
-        <w:t xml:space="preserve">return</w:t>
-      </w:r>
-      <w:r>
-        <w:rPr>
-          <w:rFonts w:ascii="Courier New" w:cs="Courier New" w:eastAsia="Courier New" w:hAnsi="Courier New"/>
-          <w:color w:val="bbbebf"/>
-          <w:sz w:val="21"/>
-          <w:szCs w:val="21"/>
-          <w:rtl w:val="0"/>
-        </w:rPr>
-        <w:t xml:space="preserve"> </w:t>
-      </w:r>
-      <w:r>
-        <w:rPr>
-          <w:rFonts w:ascii="Courier New" w:cs="Courier New" w:eastAsia="Courier New" w:hAnsi="Courier New"/>
-          <w:color w:val="b5cea8"/>
-          <w:sz w:val="21"/>
-          <w:szCs w:val="21"/>
-          <w:rtl w:val="0"/>
-        </w:rPr>
-        <w:t xml:space="preserve">0</w:t>
-      </w:r>
-      <w:r>
-        <w:rPr>
-          <w:rFonts w:ascii="Courier New" w:cs="Courier New" w:eastAsia="Courier New" w:hAnsi="Courier New"/>
-          <w:color w:val="bbbebf"/>
-          <w:sz w:val="21"/>
-          <w:szCs w:val="21"/>
-          <w:rtl w:val="0"/>
-        </w:rPr>
-        <w:t xml:space="preserve">;</w:t>
+          <w:rtl w:val="0"/>
+        </w:rPr>
       </w:r>
     </w:p>
     <w:p>
@@ -16480,20 +16205,3362 @@
         <w:spacing w:line="325.71428571428567" w:lineRule="auto"/>
         <w:rPr>
           <w:rFonts w:ascii="Courier New" w:cs="Courier New" w:eastAsia="Courier New" w:hAnsi="Courier New"/>
-          <w:color w:val="bbbebf"/>
-          <w:sz w:val="21"/>
-          <w:szCs w:val="21"/>
-        </w:rPr>
-      </w:pPr>
-      <w:r>
-        <w:rPr>
-          <w:rFonts w:ascii="Courier New" w:cs="Courier New" w:eastAsia="Courier New" w:hAnsi="Courier New"/>
-          <w:color w:val="bbbebf"/>
+          <w:color w:val="8b949e"/>
+          <w:sz w:val="21"/>
+          <w:szCs w:val="21"/>
+        </w:rPr>
+      </w:pPr>
+      <w:r>
+        <w:rPr>
+          <w:rFonts w:ascii="Courier New" w:cs="Courier New" w:eastAsia="Courier New" w:hAnsi="Courier New"/>
+          <w:color w:val="8b949e"/>
+          <w:sz w:val="21"/>
+          <w:szCs w:val="21"/>
+          <w:rtl w:val="0"/>
+        </w:rPr>
+        <w:t xml:space="preserve">    //відпилюємо другу ніжку</w:t>
+      </w:r>
+    </w:p>
+    <w:p>
+      <w:pPr>
+        <w:shd w:fill="121314" w:val="clear"/>
+        <w:spacing w:line="325.71428571428567" w:lineRule="auto"/>
+        <w:rPr>
+          <w:rFonts w:ascii="Courier New" w:cs="Courier New" w:eastAsia="Courier New" w:hAnsi="Courier New"/>
+          <w:color w:val="bbbebf"/>
+          <w:sz w:val="21"/>
+          <w:szCs w:val="21"/>
+        </w:rPr>
+      </w:pPr>
+      <w:r>
+        <w:rPr>
+          <w:rFonts w:ascii="Courier New" w:cs="Courier New" w:eastAsia="Courier New" w:hAnsi="Courier New"/>
+          <w:color w:val="bbbebf"/>
+          <w:sz w:val="21"/>
+          <w:szCs w:val="21"/>
+          <w:rtl w:val="0"/>
+        </w:rPr>
+        <w:t xml:space="preserve">    </w:t>
+      </w:r>
+      <w:r>
+        <w:rPr>
+          <w:rFonts w:ascii="Courier New" w:cs="Courier New" w:eastAsia="Courier New" w:hAnsi="Courier New"/>
+          <w:color w:val="c9d1d9"/>
+          <w:sz w:val="21"/>
+          <w:szCs w:val="21"/>
+          <w:rtl w:val="0"/>
+        </w:rPr>
+        <w:t xml:space="preserve">h2</w:t>
+      </w:r>
+      <w:r>
+        <w:rPr>
+          <w:rFonts w:ascii="Courier New" w:cs="Courier New" w:eastAsia="Courier New" w:hAnsi="Courier New"/>
+          <w:color w:val="bbbebf"/>
+          <w:sz w:val="21"/>
+          <w:szCs w:val="21"/>
+          <w:rtl w:val="0"/>
+        </w:rPr>
+        <w:t xml:space="preserve"> </w:t>
+      </w:r>
+      <w:r>
+        <w:rPr>
+          <w:rFonts w:ascii="Courier New" w:cs="Courier New" w:eastAsia="Courier New" w:hAnsi="Courier New"/>
+          <w:color w:val="d4d4d4"/>
+          <w:sz w:val="21"/>
+          <w:szCs w:val="21"/>
+          <w:rtl w:val="0"/>
+        </w:rPr>
+        <w:t xml:space="preserve">-=</w:t>
+      </w:r>
+      <w:r>
+        <w:rPr>
+          <w:rFonts w:ascii="Courier New" w:cs="Courier New" w:eastAsia="Courier New" w:hAnsi="Courier New"/>
+          <w:color w:val="bbbebf"/>
+          <w:sz w:val="21"/>
+          <w:szCs w:val="21"/>
+          <w:rtl w:val="0"/>
+        </w:rPr>
+        <w:t xml:space="preserve"> </w:t>
+      </w:r>
+      <w:r>
+        <w:rPr>
+          <w:rFonts w:ascii="Courier New" w:cs="Courier New" w:eastAsia="Courier New" w:hAnsi="Courier New"/>
+          <w:color w:val="c9d1d9"/>
+          <w:sz w:val="21"/>
+          <w:szCs w:val="21"/>
+          <w:rtl w:val="0"/>
+        </w:rPr>
+        <w:t xml:space="preserve">d2</w:t>
+      </w:r>
+      <w:r>
+        <w:rPr>
+          <w:rFonts w:ascii="Courier New" w:cs="Courier New" w:eastAsia="Courier New" w:hAnsi="Courier New"/>
+          <w:color w:val="bbbebf"/>
+          <w:sz w:val="21"/>
+          <w:szCs w:val="21"/>
+          <w:rtl w:val="0"/>
+        </w:rPr>
+        <w:t xml:space="preserve">;</w:t>
+      </w:r>
+    </w:p>
+    <w:p>
+      <w:pPr>
+        <w:shd w:fill="121314" w:val="clear"/>
+        <w:spacing w:line="325.71428571428567" w:lineRule="auto"/>
+        <w:rPr>
+          <w:rFonts w:ascii="Courier New" w:cs="Courier New" w:eastAsia="Courier New" w:hAnsi="Courier New"/>
+          <w:color w:val="bbbebf"/>
+          <w:sz w:val="21"/>
+          <w:szCs w:val="21"/>
+        </w:rPr>
+      </w:pPr>
+      <w:r>
+        <w:rPr>
+          <w:rFonts w:ascii="Courier New" w:cs="Courier New" w:eastAsia="Courier New" w:hAnsi="Courier New"/>
+          <w:color w:val="bbbebf"/>
+          <w:sz w:val="21"/>
+          <w:szCs w:val="21"/>
+          <w:rtl w:val="0"/>
+        </w:rPr>
+        <w:t xml:space="preserve">    </w:t>
+      </w:r>
+      <w:r>
+        <w:rPr>
+          <w:rFonts w:ascii="Courier New" w:cs="Courier New" w:eastAsia="Courier New" w:hAnsi="Courier New"/>
+          <w:color w:val="c9d1d9"/>
+          <w:sz w:val="21"/>
+          <w:szCs w:val="21"/>
+          <w:rtl w:val="0"/>
+        </w:rPr>
+        <w:t xml:space="preserve">hmin</w:t>
+      </w:r>
+      <w:r>
+        <w:rPr>
+          <w:rFonts w:ascii="Courier New" w:cs="Courier New" w:eastAsia="Courier New" w:hAnsi="Courier New"/>
+          <w:color w:val="bbbebf"/>
+          <w:sz w:val="21"/>
+          <w:szCs w:val="21"/>
+          <w:rtl w:val="0"/>
+        </w:rPr>
+        <w:t xml:space="preserve"> </w:t>
+      </w:r>
+      <w:r>
+        <w:rPr>
+          <w:rFonts w:ascii="Courier New" w:cs="Courier New" w:eastAsia="Courier New" w:hAnsi="Courier New"/>
+          <w:color w:val="d4d4d4"/>
+          <w:sz w:val="21"/>
+          <w:szCs w:val="21"/>
+          <w:rtl w:val="0"/>
+        </w:rPr>
+        <w:t xml:space="preserve">=</w:t>
+      </w:r>
+      <w:r>
+        <w:rPr>
+          <w:rFonts w:ascii="Courier New" w:cs="Courier New" w:eastAsia="Courier New" w:hAnsi="Courier New"/>
+          <w:color w:val="bbbebf"/>
+          <w:sz w:val="21"/>
+          <w:szCs w:val="21"/>
+          <w:rtl w:val="0"/>
+        </w:rPr>
+        <w:t xml:space="preserve"> </w:t>
+      </w:r>
+      <w:r>
+        <w:rPr>
+          <w:rFonts w:ascii="Courier New" w:cs="Courier New" w:eastAsia="Courier New" w:hAnsi="Courier New"/>
+          <w:color w:val="d2a8ff"/>
+          <w:sz w:val="21"/>
+          <w:szCs w:val="21"/>
+          <w:rtl w:val="0"/>
+        </w:rPr>
+        <w:t xml:space="preserve">min</w:t>
+      </w:r>
+      <w:r>
+        <w:rPr>
+          <w:rFonts w:ascii="Courier New" w:cs="Courier New" w:eastAsia="Courier New" w:hAnsi="Courier New"/>
+          <w:color w:val="bbbebf"/>
+          <w:sz w:val="21"/>
+          <w:szCs w:val="21"/>
+          <w:rtl w:val="0"/>
+        </w:rPr>
+        <w:t xml:space="preserve">(</w:t>
+      </w:r>
+      <w:r>
+        <w:rPr>
+          <w:rFonts w:ascii="Courier New" w:cs="Courier New" w:eastAsia="Courier New" w:hAnsi="Courier New"/>
+          <w:color w:val="d2a8ff"/>
+          <w:sz w:val="21"/>
+          <w:szCs w:val="21"/>
+          <w:rtl w:val="0"/>
+        </w:rPr>
+        <w:t xml:space="preserve">min</w:t>
+      </w:r>
+      <w:r>
+        <w:rPr>
+          <w:rFonts w:ascii="Courier New" w:cs="Courier New" w:eastAsia="Courier New" w:hAnsi="Courier New"/>
+          <w:color w:val="bbbebf"/>
+          <w:sz w:val="21"/>
+          <w:szCs w:val="21"/>
+          <w:rtl w:val="0"/>
+        </w:rPr>
+        <w:t xml:space="preserve">(</w:t>
+      </w:r>
+      <w:r>
+        <w:rPr>
+          <w:rFonts w:ascii="Courier New" w:cs="Courier New" w:eastAsia="Courier New" w:hAnsi="Courier New"/>
+          <w:color w:val="c9d1d9"/>
+          <w:sz w:val="21"/>
+          <w:szCs w:val="21"/>
+          <w:rtl w:val="0"/>
+        </w:rPr>
+        <w:t xml:space="preserve">h1</w:t>
+      </w:r>
+      <w:r>
+        <w:rPr>
+          <w:rFonts w:ascii="Courier New" w:cs="Courier New" w:eastAsia="Courier New" w:hAnsi="Courier New"/>
+          <w:color w:val="bbbebf"/>
+          <w:sz w:val="21"/>
+          <w:szCs w:val="21"/>
+          <w:rtl w:val="0"/>
+        </w:rPr>
+        <w:t xml:space="preserve">, </w:t>
+      </w:r>
+      <w:r>
+        <w:rPr>
+          <w:rFonts w:ascii="Courier New" w:cs="Courier New" w:eastAsia="Courier New" w:hAnsi="Courier New"/>
+          <w:color w:val="c9d1d9"/>
+          <w:sz w:val="21"/>
+          <w:szCs w:val="21"/>
+          <w:rtl w:val="0"/>
+        </w:rPr>
+        <w:t xml:space="preserve">h2</w:t>
+      </w:r>
+      <w:r>
+        <w:rPr>
+          <w:rFonts w:ascii="Courier New" w:cs="Courier New" w:eastAsia="Courier New" w:hAnsi="Courier New"/>
+          <w:color w:val="bbbebf"/>
+          <w:sz w:val="21"/>
+          <w:szCs w:val="21"/>
+          <w:rtl w:val="0"/>
+        </w:rPr>
+        <w:t xml:space="preserve">), </w:t>
+      </w:r>
+      <w:r>
+        <w:rPr>
+          <w:rFonts w:ascii="Courier New" w:cs="Courier New" w:eastAsia="Courier New" w:hAnsi="Courier New"/>
+          <w:color w:val="d2a8ff"/>
+          <w:sz w:val="21"/>
+          <w:szCs w:val="21"/>
+          <w:rtl w:val="0"/>
+        </w:rPr>
+        <w:t xml:space="preserve">min</w:t>
+      </w:r>
+      <w:r>
+        <w:rPr>
+          <w:rFonts w:ascii="Courier New" w:cs="Courier New" w:eastAsia="Courier New" w:hAnsi="Courier New"/>
+          <w:color w:val="bbbebf"/>
+          <w:sz w:val="21"/>
+          <w:szCs w:val="21"/>
+          <w:rtl w:val="0"/>
+        </w:rPr>
+        <w:t xml:space="preserve">(</w:t>
+      </w:r>
+      <w:r>
+        <w:rPr>
+          <w:rFonts w:ascii="Courier New" w:cs="Courier New" w:eastAsia="Courier New" w:hAnsi="Courier New"/>
+          <w:color w:val="c9d1d9"/>
+          <w:sz w:val="21"/>
+          <w:szCs w:val="21"/>
+          <w:rtl w:val="0"/>
+        </w:rPr>
+        <w:t xml:space="preserve">h3</w:t>
+      </w:r>
+      <w:r>
+        <w:rPr>
+          <w:rFonts w:ascii="Courier New" w:cs="Courier New" w:eastAsia="Courier New" w:hAnsi="Courier New"/>
+          <w:color w:val="bbbebf"/>
+          <w:sz w:val="21"/>
+          <w:szCs w:val="21"/>
+          <w:rtl w:val="0"/>
+        </w:rPr>
+        <w:t xml:space="preserve">, </w:t>
+      </w:r>
+      <w:r>
+        <w:rPr>
+          <w:rFonts w:ascii="Courier New" w:cs="Courier New" w:eastAsia="Courier New" w:hAnsi="Courier New"/>
+          <w:color w:val="c9d1d9"/>
+          <w:sz w:val="21"/>
+          <w:szCs w:val="21"/>
+          <w:rtl w:val="0"/>
+        </w:rPr>
+        <w:t xml:space="preserve">h4</w:t>
+      </w:r>
+      <w:r>
+        <w:rPr>
+          <w:rFonts w:ascii="Courier New" w:cs="Courier New" w:eastAsia="Courier New" w:hAnsi="Courier New"/>
+          <w:color w:val="bbbebf"/>
+          <w:sz w:val="21"/>
+          <w:szCs w:val="21"/>
+          <w:rtl w:val="0"/>
+        </w:rPr>
+        <w:t xml:space="preserve">));</w:t>
+      </w:r>
+    </w:p>
+    <w:p>
+      <w:pPr>
+        <w:shd w:fill="121314" w:val="clear"/>
+        <w:spacing w:line="325.71428571428567" w:lineRule="auto"/>
+        <w:rPr>
+          <w:rFonts w:ascii="Courier New" w:cs="Courier New" w:eastAsia="Courier New" w:hAnsi="Courier New"/>
+          <w:color w:val="bbbebf"/>
+          <w:sz w:val="21"/>
+          <w:szCs w:val="21"/>
+        </w:rPr>
+      </w:pPr>
+      <w:r>
+        <w:rPr>
+          <w:rFonts w:ascii="Courier New" w:cs="Courier New" w:eastAsia="Courier New" w:hAnsi="Courier New"/>
+          <w:color w:val="bbbebf"/>
+          <w:sz w:val="21"/>
+          <w:szCs w:val="21"/>
+          <w:rtl w:val="0"/>
+        </w:rPr>
+        <w:t xml:space="preserve">    </w:t>
+      </w:r>
+      <w:r>
+        <w:rPr>
+          <w:rFonts w:ascii="Courier New" w:cs="Courier New" w:eastAsia="Courier New" w:hAnsi="Courier New"/>
+          <w:color w:val="c9d1d9"/>
+          <w:sz w:val="21"/>
+          <w:szCs w:val="21"/>
+          <w:rtl w:val="0"/>
+        </w:rPr>
+        <w:t xml:space="preserve">hmax</w:t>
+      </w:r>
+      <w:r>
+        <w:rPr>
+          <w:rFonts w:ascii="Courier New" w:cs="Courier New" w:eastAsia="Courier New" w:hAnsi="Courier New"/>
+          <w:color w:val="bbbebf"/>
+          <w:sz w:val="21"/>
+          <w:szCs w:val="21"/>
+          <w:rtl w:val="0"/>
+        </w:rPr>
+        <w:t xml:space="preserve"> </w:t>
+      </w:r>
+      <w:r>
+        <w:rPr>
+          <w:rFonts w:ascii="Courier New" w:cs="Courier New" w:eastAsia="Courier New" w:hAnsi="Courier New"/>
+          <w:color w:val="d4d4d4"/>
+          <w:sz w:val="21"/>
+          <w:szCs w:val="21"/>
+          <w:rtl w:val="0"/>
+        </w:rPr>
+        <w:t xml:space="preserve">=</w:t>
+      </w:r>
+      <w:r>
+        <w:rPr>
+          <w:rFonts w:ascii="Courier New" w:cs="Courier New" w:eastAsia="Courier New" w:hAnsi="Courier New"/>
+          <w:color w:val="bbbebf"/>
+          <w:sz w:val="21"/>
+          <w:szCs w:val="21"/>
+          <w:rtl w:val="0"/>
+        </w:rPr>
+        <w:t xml:space="preserve"> </w:t>
+      </w:r>
+      <w:r>
+        <w:rPr>
+          <w:rFonts w:ascii="Courier New" w:cs="Courier New" w:eastAsia="Courier New" w:hAnsi="Courier New"/>
+          <w:color w:val="d2a8ff"/>
+          <w:sz w:val="21"/>
+          <w:szCs w:val="21"/>
+          <w:rtl w:val="0"/>
+        </w:rPr>
+        <w:t xml:space="preserve">max</w:t>
+      </w:r>
+      <w:r>
+        <w:rPr>
+          <w:rFonts w:ascii="Courier New" w:cs="Courier New" w:eastAsia="Courier New" w:hAnsi="Courier New"/>
+          <w:color w:val="bbbebf"/>
+          <w:sz w:val="21"/>
+          <w:szCs w:val="21"/>
+          <w:rtl w:val="0"/>
+        </w:rPr>
+        <w:t xml:space="preserve">(</w:t>
+      </w:r>
+      <w:r>
+        <w:rPr>
+          <w:rFonts w:ascii="Courier New" w:cs="Courier New" w:eastAsia="Courier New" w:hAnsi="Courier New"/>
+          <w:color w:val="d2a8ff"/>
+          <w:sz w:val="21"/>
+          <w:szCs w:val="21"/>
+          <w:rtl w:val="0"/>
+        </w:rPr>
+        <w:t xml:space="preserve">max</w:t>
+      </w:r>
+      <w:r>
+        <w:rPr>
+          <w:rFonts w:ascii="Courier New" w:cs="Courier New" w:eastAsia="Courier New" w:hAnsi="Courier New"/>
+          <w:color w:val="bbbebf"/>
+          <w:sz w:val="21"/>
+          <w:szCs w:val="21"/>
+          <w:rtl w:val="0"/>
+        </w:rPr>
+        <w:t xml:space="preserve">(</w:t>
+      </w:r>
+      <w:r>
+        <w:rPr>
+          <w:rFonts w:ascii="Courier New" w:cs="Courier New" w:eastAsia="Courier New" w:hAnsi="Courier New"/>
+          <w:color w:val="c9d1d9"/>
+          <w:sz w:val="21"/>
+          <w:szCs w:val="21"/>
+          <w:rtl w:val="0"/>
+        </w:rPr>
+        <w:t xml:space="preserve">h1</w:t>
+      </w:r>
+      <w:r>
+        <w:rPr>
+          <w:rFonts w:ascii="Courier New" w:cs="Courier New" w:eastAsia="Courier New" w:hAnsi="Courier New"/>
+          <w:color w:val="bbbebf"/>
+          <w:sz w:val="21"/>
+          <w:szCs w:val="21"/>
+          <w:rtl w:val="0"/>
+        </w:rPr>
+        <w:t xml:space="preserve">, </w:t>
+      </w:r>
+      <w:r>
+        <w:rPr>
+          <w:rFonts w:ascii="Courier New" w:cs="Courier New" w:eastAsia="Courier New" w:hAnsi="Courier New"/>
+          <w:color w:val="c9d1d9"/>
+          <w:sz w:val="21"/>
+          <w:szCs w:val="21"/>
+          <w:rtl w:val="0"/>
+        </w:rPr>
+        <w:t xml:space="preserve">h2</w:t>
+      </w:r>
+      <w:r>
+        <w:rPr>
+          <w:rFonts w:ascii="Courier New" w:cs="Courier New" w:eastAsia="Courier New" w:hAnsi="Courier New"/>
+          <w:color w:val="bbbebf"/>
+          <w:sz w:val="21"/>
+          <w:szCs w:val="21"/>
+          <w:rtl w:val="0"/>
+        </w:rPr>
+        <w:t xml:space="preserve">), </w:t>
+      </w:r>
+      <w:r>
+        <w:rPr>
+          <w:rFonts w:ascii="Courier New" w:cs="Courier New" w:eastAsia="Courier New" w:hAnsi="Courier New"/>
+          <w:color w:val="d2a8ff"/>
+          <w:sz w:val="21"/>
+          <w:szCs w:val="21"/>
+          <w:rtl w:val="0"/>
+        </w:rPr>
+        <w:t xml:space="preserve">max</w:t>
+      </w:r>
+      <w:r>
+        <w:rPr>
+          <w:rFonts w:ascii="Courier New" w:cs="Courier New" w:eastAsia="Courier New" w:hAnsi="Courier New"/>
+          <w:color w:val="bbbebf"/>
+          <w:sz w:val="21"/>
+          <w:szCs w:val="21"/>
+          <w:rtl w:val="0"/>
+        </w:rPr>
+        <w:t xml:space="preserve">(</w:t>
+      </w:r>
+      <w:r>
+        <w:rPr>
+          <w:rFonts w:ascii="Courier New" w:cs="Courier New" w:eastAsia="Courier New" w:hAnsi="Courier New"/>
+          <w:color w:val="c9d1d9"/>
+          <w:sz w:val="21"/>
+          <w:szCs w:val="21"/>
+          <w:rtl w:val="0"/>
+        </w:rPr>
+        <w:t xml:space="preserve">h3</w:t>
+      </w:r>
+      <w:r>
+        <w:rPr>
+          <w:rFonts w:ascii="Courier New" w:cs="Courier New" w:eastAsia="Courier New" w:hAnsi="Courier New"/>
+          <w:color w:val="bbbebf"/>
+          <w:sz w:val="21"/>
+          <w:szCs w:val="21"/>
+          <w:rtl w:val="0"/>
+        </w:rPr>
+        <w:t xml:space="preserve">, </w:t>
+      </w:r>
+      <w:r>
+        <w:rPr>
+          <w:rFonts w:ascii="Courier New" w:cs="Courier New" w:eastAsia="Courier New" w:hAnsi="Courier New"/>
+          <w:color w:val="c9d1d9"/>
+          <w:sz w:val="21"/>
+          <w:szCs w:val="21"/>
+          <w:rtl w:val="0"/>
+        </w:rPr>
+        <w:t xml:space="preserve">h4</w:t>
+      </w:r>
+      <w:r>
+        <w:rPr>
+          <w:rFonts w:ascii="Courier New" w:cs="Courier New" w:eastAsia="Courier New" w:hAnsi="Courier New"/>
+          <w:color w:val="bbbebf"/>
+          <w:sz w:val="21"/>
+          <w:szCs w:val="21"/>
+          <w:rtl w:val="0"/>
+        </w:rPr>
+        <w:t xml:space="preserve">));</w:t>
+      </w:r>
+    </w:p>
+    <w:p>
+      <w:pPr>
+        <w:shd w:fill="121314" w:val="clear"/>
+        <w:spacing w:line="325.71428571428567" w:lineRule="auto"/>
+        <w:rPr>
+          <w:rFonts w:ascii="Courier New" w:cs="Courier New" w:eastAsia="Courier New" w:hAnsi="Courier New"/>
+          <w:color w:val="c9d1d9"/>
+          <w:sz w:val="21"/>
+          <w:szCs w:val="21"/>
+        </w:rPr>
+      </w:pPr>
+      <w:r>
+        <w:rPr>
+          <w:rFonts w:ascii="Courier New" w:cs="Courier New" w:eastAsia="Courier New" w:hAnsi="Courier New"/>
+          <w:color w:val="bbbebf"/>
+          <w:sz w:val="21"/>
+          <w:szCs w:val="21"/>
+          <w:rtl w:val="0"/>
+        </w:rPr>
+        <w:t xml:space="preserve">    </w:t>
+      </w:r>
+      <w:r>
+        <w:rPr>
+          <w:rFonts w:ascii="Courier New" w:cs="Courier New" w:eastAsia="Courier New" w:hAnsi="Courier New"/>
+          <w:color w:val="c586c0"/>
+          <w:sz w:val="21"/>
+          <w:szCs w:val="21"/>
+          <w:rtl w:val="0"/>
+        </w:rPr>
+        <w:t xml:space="preserve">if</w:t>
+      </w:r>
+      <w:r>
+        <w:rPr>
+          <w:rFonts w:ascii="Courier New" w:cs="Courier New" w:eastAsia="Courier New" w:hAnsi="Courier New"/>
+          <w:color w:val="bbbebf"/>
+          <w:sz w:val="21"/>
+          <w:szCs w:val="21"/>
+          <w:rtl w:val="0"/>
+        </w:rPr>
+        <w:t xml:space="preserve"> (</w:t>
+      </w:r>
+      <w:r>
+        <w:rPr>
+          <w:rFonts w:ascii="Courier New" w:cs="Courier New" w:eastAsia="Courier New" w:hAnsi="Courier New"/>
+          <w:color w:val="c9d1d9"/>
+          <w:sz w:val="21"/>
+          <w:szCs w:val="21"/>
+          <w:rtl w:val="0"/>
+        </w:rPr>
+        <w:t xml:space="preserve">hmax</w:t>
+      </w:r>
+      <w:r>
+        <w:rPr>
+          <w:rFonts w:ascii="Courier New" w:cs="Courier New" w:eastAsia="Courier New" w:hAnsi="Courier New"/>
+          <w:color w:val="bbbebf"/>
+          <w:sz w:val="21"/>
+          <w:szCs w:val="21"/>
+          <w:rtl w:val="0"/>
+        </w:rPr>
+        <w:t xml:space="preserve"> </w:t>
+      </w:r>
+      <w:r>
+        <w:rPr>
+          <w:rFonts w:ascii="Courier New" w:cs="Courier New" w:eastAsia="Courier New" w:hAnsi="Courier New"/>
+          <w:color w:val="d4d4d4"/>
+          <w:sz w:val="21"/>
+          <w:szCs w:val="21"/>
+          <w:rtl w:val="0"/>
+        </w:rPr>
+        <w:t xml:space="preserve">&gt;=</w:t>
+      </w:r>
+      <w:r>
+        <w:rPr>
+          <w:rFonts w:ascii="Courier New" w:cs="Courier New" w:eastAsia="Courier New" w:hAnsi="Courier New"/>
+          <w:color w:val="bbbebf"/>
+          <w:sz w:val="21"/>
+          <w:szCs w:val="21"/>
+          <w:rtl w:val="0"/>
+        </w:rPr>
+        <w:t xml:space="preserve"> </w:t>
+      </w:r>
+      <w:r>
+        <w:rPr>
+          <w:rFonts w:ascii="Courier New" w:cs="Courier New" w:eastAsia="Courier New" w:hAnsi="Courier New"/>
+          <w:color w:val="b5cea8"/>
+          <w:sz w:val="21"/>
+          <w:szCs w:val="21"/>
+          <w:rtl w:val="0"/>
+        </w:rPr>
+        <w:t xml:space="preserve">2</w:t>
+      </w:r>
+      <w:r>
+        <w:rPr>
+          <w:rFonts w:ascii="Courier New" w:cs="Courier New" w:eastAsia="Courier New" w:hAnsi="Courier New"/>
+          <w:color w:val="bbbebf"/>
+          <w:sz w:val="21"/>
+          <w:szCs w:val="21"/>
+          <w:rtl w:val="0"/>
+        </w:rPr>
+        <w:t xml:space="preserve"> </w:t>
+      </w:r>
+      <w:r>
+        <w:rPr>
+          <w:rFonts w:ascii="Courier New" w:cs="Courier New" w:eastAsia="Courier New" w:hAnsi="Courier New"/>
+          <w:color w:val="d4d4d4"/>
+          <w:sz w:val="21"/>
+          <w:szCs w:val="21"/>
+          <w:rtl w:val="0"/>
+        </w:rPr>
+        <w:t xml:space="preserve">*</w:t>
+      </w:r>
+      <w:r>
+        <w:rPr>
+          <w:rFonts w:ascii="Courier New" w:cs="Courier New" w:eastAsia="Courier New" w:hAnsi="Courier New"/>
+          <w:color w:val="bbbebf"/>
+          <w:sz w:val="21"/>
+          <w:szCs w:val="21"/>
+          <w:rtl w:val="0"/>
+        </w:rPr>
+        <w:t xml:space="preserve"> </w:t>
+      </w:r>
+      <w:r>
+        <w:rPr>
+          <w:rFonts w:ascii="Courier New" w:cs="Courier New" w:eastAsia="Courier New" w:hAnsi="Courier New"/>
+          <w:color w:val="c9d1d9"/>
+          <w:sz w:val="21"/>
+          <w:szCs w:val="21"/>
+          <w:rtl w:val="0"/>
+        </w:rPr>
+        <w:t xml:space="preserve">hmin</w:t>
+      </w:r>
+      <w:r>
+        <w:rPr>
+          <w:rFonts w:ascii="Courier New" w:cs="Courier New" w:eastAsia="Courier New" w:hAnsi="Courier New"/>
+          <w:color w:val="bbbebf"/>
+          <w:sz w:val="21"/>
+          <w:szCs w:val="21"/>
+          <w:rtl w:val="0"/>
+        </w:rPr>
+        <w:t xml:space="preserve">) </w:t>
+      </w:r>
+      <w:r>
+        <w:rPr>
+          <w:rFonts w:ascii="Courier New" w:cs="Courier New" w:eastAsia="Courier New" w:hAnsi="Courier New"/>
+          <w:color w:val="c9d1d9"/>
+          <w:sz w:val="21"/>
+          <w:szCs w:val="21"/>
+          <w:rtl w:val="0"/>
+        </w:rPr>
+        <w:t xml:space="preserve">{</w:t>
+      </w:r>
+    </w:p>
+    <w:p>
+      <w:pPr>
+        <w:shd w:fill="121314" w:val="clear"/>
+        <w:spacing w:line="325.71428571428567" w:lineRule="auto"/>
+        <w:rPr>
+          <w:rFonts w:ascii="Courier New" w:cs="Courier New" w:eastAsia="Courier New" w:hAnsi="Courier New"/>
+          <w:color w:val="c9d1d9"/>
+          <w:sz w:val="21"/>
+          <w:szCs w:val="21"/>
+        </w:rPr>
+      </w:pPr>
+      <w:r>
+        <w:rPr>
+          <w:rFonts w:ascii="Courier New" w:cs="Courier New" w:eastAsia="Courier New" w:hAnsi="Courier New"/>
+          <w:color w:val="c9d1d9"/>
+          <w:sz w:val="21"/>
+          <w:szCs w:val="21"/>
+          <w:rtl w:val="0"/>
+        </w:rPr>
+        <w:t xml:space="preserve">        cout </w:t>
+      </w:r>
+      <w:r>
+        <w:rPr>
+          <w:rFonts w:ascii="Courier New" w:cs="Courier New" w:eastAsia="Courier New" w:hAnsi="Courier New"/>
+          <w:color w:val="d2a8ff"/>
+          <w:sz w:val="21"/>
+          <w:szCs w:val="21"/>
+          <w:rtl w:val="0"/>
+        </w:rPr>
+        <w:t xml:space="preserve">&lt;&lt;</w:t>
+      </w:r>
+      <w:r>
+        <w:rPr>
+          <w:rFonts w:ascii="Courier New" w:cs="Courier New" w:eastAsia="Courier New" w:hAnsi="Courier New"/>
+          <w:color w:val="c9d1d9"/>
+          <w:sz w:val="21"/>
+          <w:szCs w:val="21"/>
+          <w:rtl w:val="0"/>
+        </w:rPr>
+        <w:t xml:space="preserve"> </w:t>
+      </w:r>
+      <w:r>
+        <w:rPr>
+          <w:rFonts w:ascii="Courier New" w:cs="Courier New" w:eastAsia="Courier New" w:hAnsi="Courier New"/>
+          <w:color w:val="a5d6ff"/>
+          <w:sz w:val="21"/>
+          <w:szCs w:val="21"/>
+          <w:rtl w:val="0"/>
+        </w:rPr>
+        <w:t xml:space="preserve">"NO"</w:t>
+      </w:r>
+      <w:r>
+        <w:rPr>
+          <w:rFonts w:ascii="Courier New" w:cs="Courier New" w:eastAsia="Courier New" w:hAnsi="Courier New"/>
+          <w:color w:val="c9d1d9"/>
+          <w:sz w:val="21"/>
+          <w:szCs w:val="21"/>
+          <w:rtl w:val="0"/>
+        </w:rPr>
+        <w:t xml:space="preserve"> </w:t>
+      </w:r>
+      <w:r>
+        <w:rPr>
+          <w:rFonts w:ascii="Courier New" w:cs="Courier New" w:eastAsia="Courier New" w:hAnsi="Courier New"/>
+          <w:color w:val="d2a8ff"/>
+          <w:sz w:val="21"/>
+          <w:szCs w:val="21"/>
+          <w:rtl w:val="0"/>
+        </w:rPr>
+        <w:t xml:space="preserve">&lt;&lt;</w:t>
+      </w:r>
+      <w:r>
+        <w:rPr>
+          <w:rFonts w:ascii="Courier New" w:cs="Courier New" w:eastAsia="Courier New" w:hAnsi="Courier New"/>
+          <w:color w:val="c9d1d9"/>
+          <w:sz w:val="21"/>
+          <w:szCs w:val="21"/>
+          <w:rtl w:val="0"/>
+        </w:rPr>
+        <w:t xml:space="preserve"> </w:t>
+      </w:r>
+      <w:r>
+        <w:rPr>
+          <w:rFonts w:ascii="Courier New" w:cs="Courier New" w:eastAsia="Courier New" w:hAnsi="Courier New"/>
+          <w:color w:val="d2a8ff"/>
+          <w:sz w:val="21"/>
+          <w:szCs w:val="21"/>
+          <w:rtl w:val="0"/>
+        </w:rPr>
+        <w:t xml:space="preserve">endl</w:t>
+      </w:r>
+      <w:r>
+        <w:rPr>
+          <w:rFonts w:ascii="Courier New" w:cs="Courier New" w:eastAsia="Courier New" w:hAnsi="Courier New"/>
+          <w:color w:val="c9d1d9"/>
+          <w:sz w:val="21"/>
+          <w:szCs w:val="21"/>
+          <w:rtl w:val="0"/>
+        </w:rPr>
+        <w:t xml:space="preserve">;</w:t>
+      </w:r>
+    </w:p>
+    <w:p>
+      <w:pPr>
+        <w:shd w:fill="121314" w:val="clear"/>
+        <w:spacing w:line="325.71428571428567" w:lineRule="auto"/>
+        <w:rPr>
+          <w:rFonts w:ascii="Courier New" w:cs="Courier New" w:eastAsia="Courier New" w:hAnsi="Courier New"/>
+          <w:color w:val="c9d1d9"/>
+          <w:sz w:val="21"/>
+          <w:szCs w:val="21"/>
+        </w:rPr>
+      </w:pPr>
+      <w:r>
+        <w:rPr>
+          <w:rFonts w:ascii="Courier New" w:cs="Courier New" w:eastAsia="Courier New" w:hAnsi="Courier New"/>
+          <w:color w:val="c9d1d9"/>
+          <w:sz w:val="21"/>
+          <w:szCs w:val="21"/>
+          <w:rtl w:val="0"/>
+        </w:rPr>
+        <w:t xml:space="preserve">        </w:t>
+      </w:r>
+      <w:r>
+        <w:rPr>
+          <w:rFonts w:ascii="Courier New" w:cs="Courier New" w:eastAsia="Courier New" w:hAnsi="Courier New"/>
+          <w:color w:val="c586c0"/>
+          <w:sz w:val="21"/>
+          <w:szCs w:val="21"/>
+          <w:rtl w:val="0"/>
+        </w:rPr>
+        <w:t xml:space="preserve">return</w:t>
+      </w:r>
+      <w:r>
+        <w:rPr>
+          <w:rFonts w:ascii="Courier New" w:cs="Courier New" w:eastAsia="Courier New" w:hAnsi="Courier New"/>
+          <w:color w:val="c9d1d9"/>
+          <w:sz w:val="21"/>
+          <w:szCs w:val="21"/>
+          <w:rtl w:val="0"/>
+        </w:rPr>
+        <w:t xml:space="preserve"> </w:t>
+      </w:r>
+      <w:r>
+        <w:rPr>
+          <w:rFonts w:ascii="Courier New" w:cs="Courier New" w:eastAsia="Courier New" w:hAnsi="Courier New"/>
+          <w:color w:val="b5cea8"/>
+          <w:sz w:val="21"/>
+          <w:szCs w:val="21"/>
+          <w:rtl w:val="0"/>
+        </w:rPr>
+        <w:t xml:space="preserve">0</w:t>
+      </w:r>
+      <w:r>
+        <w:rPr>
+          <w:rFonts w:ascii="Courier New" w:cs="Courier New" w:eastAsia="Courier New" w:hAnsi="Courier New"/>
+          <w:color w:val="c9d1d9"/>
+          <w:sz w:val="21"/>
+          <w:szCs w:val="21"/>
+          <w:rtl w:val="0"/>
+        </w:rPr>
+        <w:t xml:space="preserve">;</w:t>
+      </w:r>
+    </w:p>
+    <w:p>
+      <w:pPr>
+        <w:shd w:fill="121314" w:val="clear"/>
+        <w:spacing w:line="325.71428571428567" w:lineRule="auto"/>
+        <w:rPr>
+          <w:rFonts w:ascii="Courier New" w:cs="Courier New" w:eastAsia="Courier New" w:hAnsi="Courier New"/>
+          <w:color w:val="c9d1d9"/>
+          <w:sz w:val="21"/>
+          <w:szCs w:val="21"/>
+        </w:rPr>
+      </w:pPr>
+      <w:r>
+        <w:rPr>
+          <w:rFonts w:ascii="Courier New" w:cs="Courier New" w:eastAsia="Courier New" w:hAnsi="Courier New"/>
+          <w:color w:val="c9d1d9"/>
+          <w:sz w:val="21"/>
+          <w:szCs w:val="21"/>
+          <w:rtl w:val="0"/>
+        </w:rPr>
+        <w:t xml:space="preserve">    }</w:t>
+      </w:r>
+    </w:p>
+    <w:p>
+      <w:pPr>
+        <w:shd w:fill="121314" w:val="clear"/>
+        <w:spacing w:line="325.71428571428567" w:lineRule="auto"/>
+        <w:rPr>
+          <w:rFonts w:ascii="Courier New" w:cs="Courier New" w:eastAsia="Courier New" w:hAnsi="Courier New"/>
+          <w:color w:val="bbbebf"/>
+          <w:sz w:val="21"/>
+          <w:szCs w:val="21"/>
+        </w:rPr>
+      </w:pPr>
+      <w:r>
+        <w:rPr>
+          <w:rtl w:val="0"/>
+        </w:rPr>
+      </w:r>
+    </w:p>
+    <w:p>
+      <w:pPr>
+        <w:shd w:fill="121314" w:val="clear"/>
+        <w:spacing w:line="325.71428571428567" w:lineRule="auto"/>
+        <w:rPr>
+          <w:rFonts w:ascii="Courier New" w:cs="Courier New" w:eastAsia="Courier New" w:hAnsi="Courier New"/>
+          <w:color w:val="8b949e"/>
+          <w:sz w:val="21"/>
+          <w:szCs w:val="21"/>
+        </w:rPr>
+      </w:pPr>
+      <w:r>
+        <w:rPr>
+          <w:rFonts w:ascii="Courier New" w:cs="Courier New" w:eastAsia="Courier New" w:hAnsi="Courier New"/>
+          <w:color w:val="8b949e"/>
+          <w:sz w:val="21"/>
+          <w:szCs w:val="21"/>
+          <w:rtl w:val="0"/>
+        </w:rPr>
+        <w:t xml:space="preserve">    // відпилюємо третю ніжку</w:t>
+      </w:r>
+    </w:p>
+    <w:p>
+      <w:pPr>
+        <w:shd w:fill="121314" w:val="clear"/>
+        <w:spacing w:line="325.71428571428567" w:lineRule="auto"/>
+        <w:rPr>
+          <w:rFonts w:ascii="Courier New" w:cs="Courier New" w:eastAsia="Courier New" w:hAnsi="Courier New"/>
+          <w:color w:val="bbbebf"/>
+          <w:sz w:val="21"/>
+          <w:szCs w:val="21"/>
+        </w:rPr>
+      </w:pPr>
+      <w:r>
+        <w:rPr>
+          <w:rFonts w:ascii="Courier New" w:cs="Courier New" w:eastAsia="Courier New" w:hAnsi="Courier New"/>
+          <w:color w:val="bbbebf"/>
+          <w:sz w:val="21"/>
+          <w:szCs w:val="21"/>
+          <w:rtl w:val="0"/>
+        </w:rPr>
+        <w:t xml:space="preserve">    </w:t>
+      </w:r>
+      <w:r>
+        <w:rPr>
+          <w:rFonts w:ascii="Courier New" w:cs="Courier New" w:eastAsia="Courier New" w:hAnsi="Courier New"/>
+          <w:color w:val="c9d1d9"/>
+          <w:sz w:val="21"/>
+          <w:szCs w:val="21"/>
+          <w:rtl w:val="0"/>
+        </w:rPr>
+        <w:t xml:space="preserve">h3</w:t>
+      </w:r>
+      <w:r>
+        <w:rPr>
+          <w:rFonts w:ascii="Courier New" w:cs="Courier New" w:eastAsia="Courier New" w:hAnsi="Courier New"/>
+          <w:color w:val="bbbebf"/>
+          <w:sz w:val="21"/>
+          <w:szCs w:val="21"/>
+          <w:rtl w:val="0"/>
+        </w:rPr>
+        <w:t xml:space="preserve"> </w:t>
+      </w:r>
+      <w:r>
+        <w:rPr>
+          <w:rFonts w:ascii="Courier New" w:cs="Courier New" w:eastAsia="Courier New" w:hAnsi="Courier New"/>
+          <w:color w:val="d4d4d4"/>
+          <w:sz w:val="21"/>
+          <w:szCs w:val="21"/>
+          <w:rtl w:val="0"/>
+        </w:rPr>
+        <w:t xml:space="preserve">-=</w:t>
+      </w:r>
+      <w:r>
+        <w:rPr>
+          <w:rFonts w:ascii="Courier New" w:cs="Courier New" w:eastAsia="Courier New" w:hAnsi="Courier New"/>
+          <w:color w:val="bbbebf"/>
+          <w:sz w:val="21"/>
+          <w:szCs w:val="21"/>
+          <w:rtl w:val="0"/>
+        </w:rPr>
+        <w:t xml:space="preserve"> </w:t>
+      </w:r>
+      <w:r>
+        <w:rPr>
+          <w:rFonts w:ascii="Courier New" w:cs="Courier New" w:eastAsia="Courier New" w:hAnsi="Courier New"/>
+          <w:color w:val="c9d1d9"/>
+          <w:sz w:val="21"/>
+          <w:szCs w:val="21"/>
+          <w:rtl w:val="0"/>
+        </w:rPr>
+        <w:t xml:space="preserve">d3</w:t>
+      </w:r>
+      <w:r>
+        <w:rPr>
+          <w:rFonts w:ascii="Courier New" w:cs="Courier New" w:eastAsia="Courier New" w:hAnsi="Courier New"/>
+          <w:color w:val="bbbebf"/>
+          <w:sz w:val="21"/>
+          <w:szCs w:val="21"/>
+          <w:rtl w:val="0"/>
+        </w:rPr>
+        <w:t xml:space="preserve">;</w:t>
+      </w:r>
+    </w:p>
+    <w:p>
+      <w:pPr>
+        <w:shd w:fill="121314" w:val="clear"/>
+        <w:spacing w:line="325.71428571428567" w:lineRule="auto"/>
+        <w:rPr>
+          <w:rFonts w:ascii="Courier New" w:cs="Courier New" w:eastAsia="Courier New" w:hAnsi="Courier New"/>
+          <w:color w:val="bbbebf"/>
+          <w:sz w:val="21"/>
+          <w:szCs w:val="21"/>
+        </w:rPr>
+      </w:pPr>
+      <w:r>
+        <w:rPr>
+          <w:rFonts w:ascii="Courier New" w:cs="Courier New" w:eastAsia="Courier New" w:hAnsi="Courier New"/>
+          <w:color w:val="bbbebf"/>
+          <w:sz w:val="21"/>
+          <w:szCs w:val="21"/>
+          <w:rtl w:val="0"/>
+        </w:rPr>
+        <w:t xml:space="preserve">    </w:t>
+      </w:r>
+      <w:r>
+        <w:rPr>
+          <w:rFonts w:ascii="Courier New" w:cs="Courier New" w:eastAsia="Courier New" w:hAnsi="Courier New"/>
+          <w:color w:val="c9d1d9"/>
+          <w:sz w:val="21"/>
+          <w:szCs w:val="21"/>
+          <w:rtl w:val="0"/>
+        </w:rPr>
+        <w:t xml:space="preserve">hmin</w:t>
+      </w:r>
+      <w:r>
+        <w:rPr>
+          <w:rFonts w:ascii="Courier New" w:cs="Courier New" w:eastAsia="Courier New" w:hAnsi="Courier New"/>
+          <w:color w:val="bbbebf"/>
+          <w:sz w:val="21"/>
+          <w:szCs w:val="21"/>
+          <w:rtl w:val="0"/>
+        </w:rPr>
+        <w:t xml:space="preserve"> </w:t>
+      </w:r>
+      <w:r>
+        <w:rPr>
+          <w:rFonts w:ascii="Courier New" w:cs="Courier New" w:eastAsia="Courier New" w:hAnsi="Courier New"/>
+          <w:color w:val="d4d4d4"/>
+          <w:sz w:val="21"/>
+          <w:szCs w:val="21"/>
+          <w:rtl w:val="0"/>
+        </w:rPr>
+        <w:t xml:space="preserve">=</w:t>
+      </w:r>
+      <w:r>
+        <w:rPr>
+          <w:rFonts w:ascii="Courier New" w:cs="Courier New" w:eastAsia="Courier New" w:hAnsi="Courier New"/>
+          <w:color w:val="bbbebf"/>
+          <w:sz w:val="21"/>
+          <w:szCs w:val="21"/>
+          <w:rtl w:val="0"/>
+        </w:rPr>
+        <w:t xml:space="preserve"> </w:t>
+      </w:r>
+      <w:r>
+        <w:rPr>
+          <w:rFonts w:ascii="Courier New" w:cs="Courier New" w:eastAsia="Courier New" w:hAnsi="Courier New"/>
+          <w:color w:val="d2a8ff"/>
+          <w:sz w:val="21"/>
+          <w:szCs w:val="21"/>
+          <w:rtl w:val="0"/>
+        </w:rPr>
+        <w:t xml:space="preserve">min</w:t>
+      </w:r>
+      <w:r>
+        <w:rPr>
+          <w:rFonts w:ascii="Courier New" w:cs="Courier New" w:eastAsia="Courier New" w:hAnsi="Courier New"/>
+          <w:color w:val="bbbebf"/>
+          <w:sz w:val="21"/>
+          <w:szCs w:val="21"/>
+          <w:rtl w:val="0"/>
+        </w:rPr>
+        <w:t xml:space="preserve">(</w:t>
+      </w:r>
+      <w:r>
+        <w:rPr>
+          <w:rFonts w:ascii="Courier New" w:cs="Courier New" w:eastAsia="Courier New" w:hAnsi="Courier New"/>
+          <w:color w:val="d2a8ff"/>
+          <w:sz w:val="21"/>
+          <w:szCs w:val="21"/>
+          <w:rtl w:val="0"/>
+        </w:rPr>
+        <w:t xml:space="preserve">min</w:t>
+      </w:r>
+      <w:r>
+        <w:rPr>
+          <w:rFonts w:ascii="Courier New" w:cs="Courier New" w:eastAsia="Courier New" w:hAnsi="Courier New"/>
+          <w:color w:val="bbbebf"/>
+          <w:sz w:val="21"/>
+          <w:szCs w:val="21"/>
+          <w:rtl w:val="0"/>
+        </w:rPr>
+        <w:t xml:space="preserve">(</w:t>
+      </w:r>
+      <w:r>
+        <w:rPr>
+          <w:rFonts w:ascii="Courier New" w:cs="Courier New" w:eastAsia="Courier New" w:hAnsi="Courier New"/>
+          <w:color w:val="c9d1d9"/>
+          <w:sz w:val="21"/>
+          <w:szCs w:val="21"/>
+          <w:rtl w:val="0"/>
+        </w:rPr>
+        <w:t xml:space="preserve">h1</w:t>
+      </w:r>
+      <w:r>
+        <w:rPr>
+          <w:rFonts w:ascii="Courier New" w:cs="Courier New" w:eastAsia="Courier New" w:hAnsi="Courier New"/>
+          <w:color w:val="bbbebf"/>
+          <w:sz w:val="21"/>
+          <w:szCs w:val="21"/>
+          <w:rtl w:val="0"/>
+        </w:rPr>
+        <w:t xml:space="preserve">, </w:t>
+      </w:r>
+      <w:r>
+        <w:rPr>
+          <w:rFonts w:ascii="Courier New" w:cs="Courier New" w:eastAsia="Courier New" w:hAnsi="Courier New"/>
+          <w:color w:val="c9d1d9"/>
+          <w:sz w:val="21"/>
+          <w:szCs w:val="21"/>
+          <w:rtl w:val="0"/>
+        </w:rPr>
+        <w:t xml:space="preserve">h2</w:t>
+      </w:r>
+      <w:r>
+        <w:rPr>
+          <w:rFonts w:ascii="Courier New" w:cs="Courier New" w:eastAsia="Courier New" w:hAnsi="Courier New"/>
+          <w:color w:val="bbbebf"/>
+          <w:sz w:val="21"/>
+          <w:szCs w:val="21"/>
+          <w:rtl w:val="0"/>
+        </w:rPr>
+        <w:t xml:space="preserve">), </w:t>
+      </w:r>
+      <w:r>
+        <w:rPr>
+          <w:rFonts w:ascii="Courier New" w:cs="Courier New" w:eastAsia="Courier New" w:hAnsi="Courier New"/>
+          <w:color w:val="d2a8ff"/>
+          <w:sz w:val="21"/>
+          <w:szCs w:val="21"/>
+          <w:rtl w:val="0"/>
+        </w:rPr>
+        <w:t xml:space="preserve">min</w:t>
+      </w:r>
+      <w:r>
+        <w:rPr>
+          <w:rFonts w:ascii="Courier New" w:cs="Courier New" w:eastAsia="Courier New" w:hAnsi="Courier New"/>
+          <w:color w:val="bbbebf"/>
+          <w:sz w:val="21"/>
+          <w:szCs w:val="21"/>
+          <w:rtl w:val="0"/>
+        </w:rPr>
+        <w:t xml:space="preserve">(</w:t>
+      </w:r>
+      <w:r>
+        <w:rPr>
+          <w:rFonts w:ascii="Courier New" w:cs="Courier New" w:eastAsia="Courier New" w:hAnsi="Courier New"/>
+          <w:color w:val="c9d1d9"/>
+          <w:sz w:val="21"/>
+          <w:szCs w:val="21"/>
+          <w:rtl w:val="0"/>
+        </w:rPr>
+        <w:t xml:space="preserve">h3</w:t>
+      </w:r>
+      <w:r>
+        <w:rPr>
+          <w:rFonts w:ascii="Courier New" w:cs="Courier New" w:eastAsia="Courier New" w:hAnsi="Courier New"/>
+          <w:color w:val="bbbebf"/>
+          <w:sz w:val="21"/>
+          <w:szCs w:val="21"/>
+          <w:rtl w:val="0"/>
+        </w:rPr>
+        <w:t xml:space="preserve">, </w:t>
+      </w:r>
+      <w:r>
+        <w:rPr>
+          <w:rFonts w:ascii="Courier New" w:cs="Courier New" w:eastAsia="Courier New" w:hAnsi="Courier New"/>
+          <w:color w:val="c9d1d9"/>
+          <w:sz w:val="21"/>
+          <w:szCs w:val="21"/>
+          <w:rtl w:val="0"/>
+        </w:rPr>
+        <w:t xml:space="preserve">h4</w:t>
+      </w:r>
+      <w:r>
+        <w:rPr>
+          <w:rFonts w:ascii="Courier New" w:cs="Courier New" w:eastAsia="Courier New" w:hAnsi="Courier New"/>
+          <w:color w:val="bbbebf"/>
+          <w:sz w:val="21"/>
+          <w:szCs w:val="21"/>
+          <w:rtl w:val="0"/>
+        </w:rPr>
+        <w:t xml:space="preserve">));</w:t>
+      </w:r>
+    </w:p>
+    <w:p>
+      <w:pPr>
+        <w:shd w:fill="121314" w:val="clear"/>
+        <w:spacing w:line="325.71428571428567" w:lineRule="auto"/>
+        <w:rPr>
+          <w:rFonts w:ascii="Courier New" w:cs="Courier New" w:eastAsia="Courier New" w:hAnsi="Courier New"/>
+          <w:color w:val="bbbebf"/>
+          <w:sz w:val="21"/>
+          <w:szCs w:val="21"/>
+        </w:rPr>
+      </w:pPr>
+      <w:r>
+        <w:rPr>
+          <w:rFonts w:ascii="Courier New" w:cs="Courier New" w:eastAsia="Courier New" w:hAnsi="Courier New"/>
+          <w:color w:val="bbbebf"/>
+          <w:sz w:val="21"/>
+          <w:szCs w:val="21"/>
+          <w:rtl w:val="0"/>
+        </w:rPr>
+        <w:t xml:space="preserve">    </w:t>
+      </w:r>
+      <w:r>
+        <w:rPr>
+          <w:rFonts w:ascii="Courier New" w:cs="Courier New" w:eastAsia="Courier New" w:hAnsi="Courier New"/>
+          <w:color w:val="c9d1d9"/>
+          <w:sz w:val="21"/>
+          <w:szCs w:val="21"/>
+          <w:rtl w:val="0"/>
+        </w:rPr>
+        <w:t xml:space="preserve">hmax</w:t>
+      </w:r>
+      <w:r>
+        <w:rPr>
+          <w:rFonts w:ascii="Courier New" w:cs="Courier New" w:eastAsia="Courier New" w:hAnsi="Courier New"/>
+          <w:color w:val="bbbebf"/>
+          <w:sz w:val="21"/>
+          <w:szCs w:val="21"/>
+          <w:rtl w:val="0"/>
+        </w:rPr>
+        <w:t xml:space="preserve"> </w:t>
+      </w:r>
+      <w:r>
+        <w:rPr>
+          <w:rFonts w:ascii="Courier New" w:cs="Courier New" w:eastAsia="Courier New" w:hAnsi="Courier New"/>
+          <w:color w:val="d4d4d4"/>
+          <w:sz w:val="21"/>
+          <w:szCs w:val="21"/>
+          <w:rtl w:val="0"/>
+        </w:rPr>
+        <w:t xml:space="preserve">=</w:t>
+      </w:r>
+      <w:r>
+        <w:rPr>
+          <w:rFonts w:ascii="Courier New" w:cs="Courier New" w:eastAsia="Courier New" w:hAnsi="Courier New"/>
+          <w:color w:val="bbbebf"/>
+          <w:sz w:val="21"/>
+          <w:szCs w:val="21"/>
+          <w:rtl w:val="0"/>
+        </w:rPr>
+        <w:t xml:space="preserve"> </w:t>
+      </w:r>
+      <w:r>
+        <w:rPr>
+          <w:rFonts w:ascii="Courier New" w:cs="Courier New" w:eastAsia="Courier New" w:hAnsi="Courier New"/>
+          <w:color w:val="d2a8ff"/>
+          <w:sz w:val="21"/>
+          <w:szCs w:val="21"/>
+          <w:rtl w:val="0"/>
+        </w:rPr>
+        <w:t xml:space="preserve">max</w:t>
+      </w:r>
+      <w:r>
+        <w:rPr>
+          <w:rFonts w:ascii="Courier New" w:cs="Courier New" w:eastAsia="Courier New" w:hAnsi="Courier New"/>
+          <w:color w:val="bbbebf"/>
+          <w:sz w:val="21"/>
+          <w:szCs w:val="21"/>
+          <w:rtl w:val="0"/>
+        </w:rPr>
+        <w:t xml:space="preserve">(</w:t>
+      </w:r>
+      <w:r>
+        <w:rPr>
+          <w:rFonts w:ascii="Courier New" w:cs="Courier New" w:eastAsia="Courier New" w:hAnsi="Courier New"/>
+          <w:color w:val="d2a8ff"/>
+          <w:sz w:val="21"/>
+          <w:szCs w:val="21"/>
+          <w:rtl w:val="0"/>
+        </w:rPr>
+        <w:t xml:space="preserve">max</w:t>
+      </w:r>
+      <w:r>
+        <w:rPr>
+          <w:rFonts w:ascii="Courier New" w:cs="Courier New" w:eastAsia="Courier New" w:hAnsi="Courier New"/>
+          <w:color w:val="bbbebf"/>
+          <w:sz w:val="21"/>
+          <w:szCs w:val="21"/>
+          <w:rtl w:val="0"/>
+        </w:rPr>
+        <w:t xml:space="preserve">(</w:t>
+      </w:r>
+      <w:r>
+        <w:rPr>
+          <w:rFonts w:ascii="Courier New" w:cs="Courier New" w:eastAsia="Courier New" w:hAnsi="Courier New"/>
+          <w:color w:val="c9d1d9"/>
+          <w:sz w:val="21"/>
+          <w:szCs w:val="21"/>
+          <w:rtl w:val="0"/>
+        </w:rPr>
+        <w:t xml:space="preserve">h1</w:t>
+      </w:r>
+      <w:r>
+        <w:rPr>
+          <w:rFonts w:ascii="Courier New" w:cs="Courier New" w:eastAsia="Courier New" w:hAnsi="Courier New"/>
+          <w:color w:val="bbbebf"/>
+          <w:sz w:val="21"/>
+          <w:szCs w:val="21"/>
+          <w:rtl w:val="0"/>
+        </w:rPr>
+        <w:t xml:space="preserve">, </w:t>
+      </w:r>
+      <w:r>
+        <w:rPr>
+          <w:rFonts w:ascii="Courier New" w:cs="Courier New" w:eastAsia="Courier New" w:hAnsi="Courier New"/>
+          <w:color w:val="c9d1d9"/>
+          <w:sz w:val="21"/>
+          <w:szCs w:val="21"/>
+          <w:rtl w:val="0"/>
+        </w:rPr>
+        <w:t xml:space="preserve">h2</w:t>
+      </w:r>
+      <w:r>
+        <w:rPr>
+          <w:rFonts w:ascii="Courier New" w:cs="Courier New" w:eastAsia="Courier New" w:hAnsi="Courier New"/>
+          <w:color w:val="bbbebf"/>
+          <w:sz w:val="21"/>
+          <w:szCs w:val="21"/>
+          <w:rtl w:val="0"/>
+        </w:rPr>
+        <w:t xml:space="preserve">), </w:t>
+      </w:r>
+      <w:r>
+        <w:rPr>
+          <w:rFonts w:ascii="Courier New" w:cs="Courier New" w:eastAsia="Courier New" w:hAnsi="Courier New"/>
+          <w:color w:val="d2a8ff"/>
+          <w:sz w:val="21"/>
+          <w:szCs w:val="21"/>
+          <w:rtl w:val="0"/>
+        </w:rPr>
+        <w:t xml:space="preserve">max</w:t>
+      </w:r>
+      <w:r>
+        <w:rPr>
+          <w:rFonts w:ascii="Courier New" w:cs="Courier New" w:eastAsia="Courier New" w:hAnsi="Courier New"/>
+          <w:color w:val="bbbebf"/>
+          <w:sz w:val="21"/>
+          <w:szCs w:val="21"/>
+          <w:rtl w:val="0"/>
+        </w:rPr>
+        <w:t xml:space="preserve">(</w:t>
+      </w:r>
+      <w:r>
+        <w:rPr>
+          <w:rFonts w:ascii="Courier New" w:cs="Courier New" w:eastAsia="Courier New" w:hAnsi="Courier New"/>
+          <w:color w:val="c9d1d9"/>
+          <w:sz w:val="21"/>
+          <w:szCs w:val="21"/>
+          <w:rtl w:val="0"/>
+        </w:rPr>
+        <w:t xml:space="preserve">h3</w:t>
+      </w:r>
+      <w:r>
+        <w:rPr>
+          <w:rFonts w:ascii="Courier New" w:cs="Courier New" w:eastAsia="Courier New" w:hAnsi="Courier New"/>
+          <w:color w:val="bbbebf"/>
+          <w:sz w:val="21"/>
+          <w:szCs w:val="21"/>
+          <w:rtl w:val="0"/>
+        </w:rPr>
+        <w:t xml:space="preserve">, </w:t>
+      </w:r>
+      <w:r>
+        <w:rPr>
+          <w:rFonts w:ascii="Courier New" w:cs="Courier New" w:eastAsia="Courier New" w:hAnsi="Courier New"/>
+          <w:color w:val="c9d1d9"/>
+          <w:sz w:val="21"/>
+          <w:szCs w:val="21"/>
+          <w:rtl w:val="0"/>
+        </w:rPr>
+        <w:t xml:space="preserve">h4</w:t>
+      </w:r>
+      <w:r>
+        <w:rPr>
+          <w:rFonts w:ascii="Courier New" w:cs="Courier New" w:eastAsia="Courier New" w:hAnsi="Courier New"/>
+          <w:color w:val="bbbebf"/>
+          <w:sz w:val="21"/>
+          <w:szCs w:val="21"/>
+          <w:rtl w:val="0"/>
+        </w:rPr>
+        <w:t xml:space="preserve">));</w:t>
+      </w:r>
+    </w:p>
+    <w:p>
+      <w:pPr>
+        <w:shd w:fill="121314" w:val="clear"/>
+        <w:spacing w:line="325.71428571428567" w:lineRule="auto"/>
+        <w:rPr>
+          <w:rFonts w:ascii="Courier New" w:cs="Courier New" w:eastAsia="Courier New" w:hAnsi="Courier New"/>
+          <w:color w:val="c9d1d9"/>
+          <w:sz w:val="21"/>
+          <w:szCs w:val="21"/>
+        </w:rPr>
+      </w:pPr>
+      <w:r>
+        <w:rPr>
+          <w:rFonts w:ascii="Courier New" w:cs="Courier New" w:eastAsia="Courier New" w:hAnsi="Courier New"/>
+          <w:color w:val="bbbebf"/>
+          <w:sz w:val="21"/>
+          <w:szCs w:val="21"/>
+          <w:rtl w:val="0"/>
+        </w:rPr>
+        <w:t xml:space="preserve">    </w:t>
+      </w:r>
+      <w:r>
+        <w:rPr>
+          <w:rFonts w:ascii="Courier New" w:cs="Courier New" w:eastAsia="Courier New" w:hAnsi="Courier New"/>
+          <w:color w:val="c586c0"/>
+          <w:sz w:val="21"/>
+          <w:szCs w:val="21"/>
+          <w:rtl w:val="0"/>
+        </w:rPr>
+        <w:t xml:space="preserve">if</w:t>
+      </w:r>
+      <w:r>
+        <w:rPr>
+          <w:rFonts w:ascii="Courier New" w:cs="Courier New" w:eastAsia="Courier New" w:hAnsi="Courier New"/>
+          <w:color w:val="bbbebf"/>
+          <w:sz w:val="21"/>
+          <w:szCs w:val="21"/>
+          <w:rtl w:val="0"/>
+        </w:rPr>
+        <w:t xml:space="preserve"> (</w:t>
+      </w:r>
+      <w:r>
+        <w:rPr>
+          <w:rFonts w:ascii="Courier New" w:cs="Courier New" w:eastAsia="Courier New" w:hAnsi="Courier New"/>
+          <w:color w:val="c9d1d9"/>
+          <w:sz w:val="21"/>
+          <w:szCs w:val="21"/>
+          <w:rtl w:val="0"/>
+        </w:rPr>
+        <w:t xml:space="preserve">hmax</w:t>
+      </w:r>
+      <w:r>
+        <w:rPr>
+          <w:rFonts w:ascii="Courier New" w:cs="Courier New" w:eastAsia="Courier New" w:hAnsi="Courier New"/>
+          <w:color w:val="bbbebf"/>
+          <w:sz w:val="21"/>
+          <w:szCs w:val="21"/>
+          <w:rtl w:val="0"/>
+        </w:rPr>
+        <w:t xml:space="preserve"> </w:t>
+      </w:r>
+      <w:r>
+        <w:rPr>
+          <w:rFonts w:ascii="Courier New" w:cs="Courier New" w:eastAsia="Courier New" w:hAnsi="Courier New"/>
+          <w:color w:val="d4d4d4"/>
+          <w:sz w:val="21"/>
+          <w:szCs w:val="21"/>
+          <w:rtl w:val="0"/>
+        </w:rPr>
+        <w:t xml:space="preserve">&gt;=</w:t>
+      </w:r>
+      <w:r>
+        <w:rPr>
+          <w:rFonts w:ascii="Courier New" w:cs="Courier New" w:eastAsia="Courier New" w:hAnsi="Courier New"/>
+          <w:color w:val="bbbebf"/>
+          <w:sz w:val="21"/>
+          <w:szCs w:val="21"/>
+          <w:rtl w:val="0"/>
+        </w:rPr>
+        <w:t xml:space="preserve"> </w:t>
+      </w:r>
+      <w:r>
+        <w:rPr>
+          <w:rFonts w:ascii="Courier New" w:cs="Courier New" w:eastAsia="Courier New" w:hAnsi="Courier New"/>
+          <w:color w:val="b5cea8"/>
+          <w:sz w:val="21"/>
+          <w:szCs w:val="21"/>
+          <w:rtl w:val="0"/>
+        </w:rPr>
+        <w:t xml:space="preserve">2</w:t>
+      </w:r>
+      <w:r>
+        <w:rPr>
+          <w:rFonts w:ascii="Courier New" w:cs="Courier New" w:eastAsia="Courier New" w:hAnsi="Courier New"/>
+          <w:color w:val="bbbebf"/>
+          <w:sz w:val="21"/>
+          <w:szCs w:val="21"/>
+          <w:rtl w:val="0"/>
+        </w:rPr>
+        <w:t xml:space="preserve"> </w:t>
+      </w:r>
+      <w:r>
+        <w:rPr>
+          <w:rFonts w:ascii="Courier New" w:cs="Courier New" w:eastAsia="Courier New" w:hAnsi="Courier New"/>
+          <w:color w:val="d4d4d4"/>
+          <w:sz w:val="21"/>
+          <w:szCs w:val="21"/>
+          <w:rtl w:val="0"/>
+        </w:rPr>
+        <w:t xml:space="preserve">*</w:t>
+      </w:r>
+      <w:r>
+        <w:rPr>
+          <w:rFonts w:ascii="Courier New" w:cs="Courier New" w:eastAsia="Courier New" w:hAnsi="Courier New"/>
+          <w:color w:val="bbbebf"/>
+          <w:sz w:val="21"/>
+          <w:szCs w:val="21"/>
+          <w:rtl w:val="0"/>
+        </w:rPr>
+        <w:t xml:space="preserve"> </w:t>
+      </w:r>
+      <w:r>
+        <w:rPr>
+          <w:rFonts w:ascii="Courier New" w:cs="Courier New" w:eastAsia="Courier New" w:hAnsi="Courier New"/>
+          <w:color w:val="c9d1d9"/>
+          <w:sz w:val="21"/>
+          <w:szCs w:val="21"/>
+          <w:rtl w:val="0"/>
+        </w:rPr>
+        <w:t xml:space="preserve">hmin</w:t>
+      </w:r>
+      <w:r>
+        <w:rPr>
+          <w:rFonts w:ascii="Courier New" w:cs="Courier New" w:eastAsia="Courier New" w:hAnsi="Courier New"/>
+          <w:color w:val="bbbebf"/>
+          <w:sz w:val="21"/>
+          <w:szCs w:val="21"/>
+          <w:rtl w:val="0"/>
+        </w:rPr>
+        <w:t xml:space="preserve">) </w:t>
+      </w:r>
+      <w:r>
+        <w:rPr>
+          <w:rFonts w:ascii="Courier New" w:cs="Courier New" w:eastAsia="Courier New" w:hAnsi="Courier New"/>
+          <w:color w:val="c9d1d9"/>
+          <w:sz w:val="21"/>
+          <w:szCs w:val="21"/>
+          <w:rtl w:val="0"/>
+        </w:rPr>
+        <w:t xml:space="preserve">{</w:t>
+      </w:r>
+    </w:p>
+    <w:p>
+      <w:pPr>
+        <w:shd w:fill="121314" w:val="clear"/>
+        <w:spacing w:line="325.71428571428567" w:lineRule="auto"/>
+        <w:rPr>
+          <w:rFonts w:ascii="Courier New" w:cs="Courier New" w:eastAsia="Courier New" w:hAnsi="Courier New"/>
+          <w:color w:val="c9d1d9"/>
+          <w:sz w:val="21"/>
+          <w:szCs w:val="21"/>
+        </w:rPr>
+      </w:pPr>
+      <w:r>
+        <w:rPr>
+          <w:rFonts w:ascii="Courier New" w:cs="Courier New" w:eastAsia="Courier New" w:hAnsi="Courier New"/>
+          <w:color w:val="c9d1d9"/>
+          <w:sz w:val="21"/>
+          <w:szCs w:val="21"/>
+          <w:rtl w:val="0"/>
+        </w:rPr>
+        <w:t xml:space="preserve">        cout </w:t>
+      </w:r>
+      <w:r>
+        <w:rPr>
+          <w:rFonts w:ascii="Courier New" w:cs="Courier New" w:eastAsia="Courier New" w:hAnsi="Courier New"/>
+          <w:color w:val="d2a8ff"/>
+          <w:sz w:val="21"/>
+          <w:szCs w:val="21"/>
+          <w:rtl w:val="0"/>
+        </w:rPr>
+        <w:t xml:space="preserve">&lt;&lt;</w:t>
+      </w:r>
+      <w:r>
+        <w:rPr>
+          <w:rFonts w:ascii="Courier New" w:cs="Courier New" w:eastAsia="Courier New" w:hAnsi="Courier New"/>
+          <w:color w:val="c9d1d9"/>
+          <w:sz w:val="21"/>
+          <w:szCs w:val="21"/>
+          <w:rtl w:val="0"/>
+        </w:rPr>
+        <w:t xml:space="preserve"> </w:t>
+      </w:r>
+      <w:r>
+        <w:rPr>
+          <w:rFonts w:ascii="Courier New" w:cs="Courier New" w:eastAsia="Courier New" w:hAnsi="Courier New"/>
+          <w:color w:val="a5d6ff"/>
+          <w:sz w:val="21"/>
+          <w:szCs w:val="21"/>
+          <w:rtl w:val="0"/>
+        </w:rPr>
+        <w:t xml:space="preserve">"NO"</w:t>
+      </w:r>
+      <w:r>
+        <w:rPr>
+          <w:rFonts w:ascii="Courier New" w:cs="Courier New" w:eastAsia="Courier New" w:hAnsi="Courier New"/>
+          <w:color w:val="c9d1d9"/>
+          <w:sz w:val="21"/>
+          <w:szCs w:val="21"/>
+          <w:rtl w:val="0"/>
+        </w:rPr>
+        <w:t xml:space="preserve"> </w:t>
+      </w:r>
+      <w:r>
+        <w:rPr>
+          <w:rFonts w:ascii="Courier New" w:cs="Courier New" w:eastAsia="Courier New" w:hAnsi="Courier New"/>
+          <w:color w:val="d2a8ff"/>
+          <w:sz w:val="21"/>
+          <w:szCs w:val="21"/>
+          <w:rtl w:val="0"/>
+        </w:rPr>
+        <w:t xml:space="preserve">&lt;&lt;</w:t>
+      </w:r>
+      <w:r>
+        <w:rPr>
+          <w:rFonts w:ascii="Courier New" w:cs="Courier New" w:eastAsia="Courier New" w:hAnsi="Courier New"/>
+          <w:color w:val="c9d1d9"/>
+          <w:sz w:val="21"/>
+          <w:szCs w:val="21"/>
+          <w:rtl w:val="0"/>
+        </w:rPr>
+        <w:t xml:space="preserve"> </w:t>
+      </w:r>
+      <w:r>
+        <w:rPr>
+          <w:rFonts w:ascii="Courier New" w:cs="Courier New" w:eastAsia="Courier New" w:hAnsi="Courier New"/>
+          <w:color w:val="d2a8ff"/>
+          <w:sz w:val="21"/>
+          <w:szCs w:val="21"/>
+          <w:rtl w:val="0"/>
+        </w:rPr>
+        <w:t xml:space="preserve">endl</w:t>
+      </w:r>
+      <w:r>
+        <w:rPr>
+          <w:rFonts w:ascii="Courier New" w:cs="Courier New" w:eastAsia="Courier New" w:hAnsi="Courier New"/>
+          <w:color w:val="c9d1d9"/>
+          <w:sz w:val="21"/>
+          <w:szCs w:val="21"/>
+          <w:rtl w:val="0"/>
+        </w:rPr>
+        <w:t xml:space="preserve">;</w:t>
+      </w:r>
+    </w:p>
+    <w:p>
+      <w:pPr>
+        <w:shd w:fill="121314" w:val="clear"/>
+        <w:spacing w:line="325.71428571428567" w:lineRule="auto"/>
+        <w:rPr>
+          <w:rFonts w:ascii="Courier New" w:cs="Courier New" w:eastAsia="Courier New" w:hAnsi="Courier New"/>
+          <w:color w:val="c9d1d9"/>
+          <w:sz w:val="21"/>
+          <w:szCs w:val="21"/>
+        </w:rPr>
+      </w:pPr>
+      <w:r>
+        <w:rPr>
+          <w:rFonts w:ascii="Courier New" w:cs="Courier New" w:eastAsia="Courier New" w:hAnsi="Courier New"/>
+          <w:color w:val="c9d1d9"/>
+          <w:sz w:val="21"/>
+          <w:szCs w:val="21"/>
+          <w:rtl w:val="0"/>
+        </w:rPr>
+        <w:t xml:space="preserve">        </w:t>
+      </w:r>
+      <w:r>
+        <w:rPr>
+          <w:rFonts w:ascii="Courier New" w:cs="Courier New" w:eastAsia="Courier New" w:hAnsi="Courier New"/>
+          <w:color w:val="c586c0"/>
+          <w:sz w:val="21"/>
+          <w:szCs w:val="21"/>
+          <w:rtl w:val="0"/>
+        </w:rPr>
+        <w:t xml:space="preserve">return</w:t>
+      </w:r>
+      <w:r>
+        <w:rPr>
+          <w:rFonts w:ascii="Courier New" w:cs="Courier New" w:eastAsia="Courier New" w:hAnsi="Courier New"/>
+          <w:color w:val="c9d1d9"/>
+          <w:sz w:val="21"/>
+          <w:szCs w:val="21"/>
+          <w:rtl w:val="0"/>
+        </w:rPr>
+        <w:t xml:space="preserve"> </w:t>
+      </w:r>
+      <w:r>
+        <w:rPr>
+          <w:rFonts w:ascii="Courier New" w:cs="Courier New" w:eastAsia="Courier New" w:hAnsi="Courier New"/>
+          <w:color w:val="b5cea8"/>
+          <w:sz w:val="21"/>
+          <w:szCs w:val="21"/>
+          <w:rtl w:val="0"/>
+        </w:rPr>
+        <w:t xml:space="preserve">0</w:t>
+      </w:r>
+      <w:r>
+        <w:rPr>
+          <w:rFonts w:ascii="Courier New" w:cs="Courier New" w:eastAsia="Courier New" w:hAnsi="Courier New"/>
+          <w:color w:val="c9d1d9"/>
+          <w:sz w:val="21"/>
+          <w:szCs w:val="21"/>
+          <w:rtl w:val="0"/>
+        </w:rPr>
+        <w:t xml:space="preserve">;</w:t>
+      </w:r>
+    </w:p>
+    <w:p>
+      <w:pPr>
+        <w:shd w:fill="121314" w:val="clear"/>
+        <w:spacing w:line="325.71428571428567" w:lineRule="auto"/>
+        <w:rPr>
+          <w:rFonts w:ascii="Courier New" w:cs="Courier New" w:eastAsia="Courier New" w:hAnsi="Courier New"/>
+          <w:color w:val="c9d1d9"/>
+          <w:sz w:val="21"/>
+          <w:szCs w:val="21"/>
+        </w:rPr>
+      </w:pPr>
+      <w:r>
+        <w:rPr>
+          <w:rFonts w:ascii="Courier New" w:cs="Courier New" w:eastAsia="Courier New" w:hAnsi="Courier New"/>
+          <w:color w:val="c9d1d9"/>
+          <w:sz w:val="21"/>
+          <w:szCs w:val="21"/>
+          <w:rtl w:val="0"/>
+        </w:rPr>
+        <w:t xml:space="preserve">    }</w:t>
+      </w:r>
+    </w:p>
+    <w:p>
+      <w:pPr>
+        <w:shd w:fill="121314" w:val="clear"/>
+        <w:spacing w:line="325.71428571428567" w:lineRule="auto"/>
+        <w:rPr>
+          <w:rFonts w:ascii="Courier New" w:cs="Courier New" w:eastAsia="Courier New" w:hAnsi="Courier New"/>
+          <w:color w:val="bbbebf"/>
+          <w:sz w:val="21"/>
+          <w:szCs w:val="21"/>
+        </w:rPr>
+      </w:pPr>
+      <w:r>
+        <w:rPr>
+          <w:rtl w:val="0"/>
+        </w:rPr>
+      </w:r>
+    </w:p>
+    <w:p>
+      <w:pPr>
+        <w:shd w:fill="121314" w:val="clear"/>
+        <w:spacing w:line="325.71428571428567" w:lineRule="auto"/>
+        <w:rPr>
+          <w:rFonts w:ascii="Courier New" w:cs="Courier New" w:eastAsia="Courier New" w:hAnsi="Courier New"/>
+          <w:color w:val="8b949e"/>
+          <w:sz w:val="21"/>
+          <w:szCs w:val="21"/>
+        </w:rPr>
+      </w:pPr>
+      <w:r>
+        <w:rPr>
+          <w:rFonts w:ascii="Courier New" w:cs="Courier New" w:eastAsia="Courier New" w:hAnsi="Courier New"/>
+          <w:color w:val="8b949e"/>
+          <w:sz w:val="21"/>
+          <w:szCs w:val="21"/>
+          <w:rtl w:val="0"/>
+        </w:rPr>
+        <w:t xml:space="preserve">    //  відпилюємо четверту ніжку</w:t>
+      </w:r>
+    </w:p>
+    <w:p>
+      <w:pPr>
+        <w:shd w:fill="121314" w:val="clear"/>
+        <w:spacing w:line="325.71428571428567" w:lineRule="auto"/>
+        <w:rPr>
+          <w:rFonts w:ascii="Courier New" w:cs="Courier New" w:eastAsia="Courier New" w:hAnsi="Courier New"/>
+          <w:color w:val="bbbebf"/>
+          <w:sz w:val="21"/>
+          <w:szCs w:val="21"/>
+        </w:rPr>
+      </w:pPr>
+      <w:r>
+        <w:rPr>
+          <w:rFonts w:ascii="Courier New" w:cs="Courier New" w:eastAsia="Courier New" w:hAnsi="Courier New"/>
+          <w:color w:val="bbbebf"/>
+          <w:sz w:val="21"/>
+          <w:szCs w:val="21"/>
+          <w:rtl w:val="0"/>
+        </w:rPr>
+        <w:t xml:space="preserve">    </w:t>
+      </w:r>
+      <w:r>
+        <w:rPr>
+          <w:rFonts w:ascii="Courier New" w:cs="Courier New" w:eastAsia="Courier New" w:hAnsi="Courier New"/>
+          <w:color w:val="c9d1d9"/>
+          <w:sz w:val="21"/>
+          <w:szCs w:val="21"/>
+          <w:rtl w:val="0"/>
+        </w:rPr>
+        <w:t xml:space="preserve">h4</w:t>
+      </w:r>
+      <w:r>
+        <w:rPr>
+          <w:rFonts w:ascii="Courier New" w:cs="Courier New" w:eastAsia="Courier New" w:hAnsi="Courier New"/>
+          <w:color w:val="bbbebf"/>
+          <w:sz w:val="21"/>
+          <w:szCs w:val="21"/>
+          <w:rtl w:val="0"/>
+        </w:rPr>
+        <w:t xml:space="preserve"> </w:t>
+      </w:r>
+      <w:r>
+        <w:rPr>
+          <w:rFonts w:ascii="Courier New" w:cs="Courier New" w:eastAsia="Courier New" w:hAnsi="Courier New"/>
+          <w:color w:val="d4d4d4"/>
+          <w:sz w:val="21"/>
+          <w:szCs w:val="21"/>
+          <w:rtl w:val="0"/>
+        </w:rPr>
+        <w:t xml:space="preserve">-=</w:t>
+      </w:r>
+      <w:r>
+        <w:rPr>
+          <w:rFonts w:ascii="Courier New" w:cs="Courier New" w:eastAsia="Courier New" w:hAnsi="Courier New"/>
+          <w:color w:val="bbbebf"/>
+          <w:sz w:val="21"/>
+          <w:szCs w:val="21"/>
+          <w:rtl w:val="0"/>
+        </w:rPr>
+        <w:t xml:space="preserve"> </w:t>
+      </w:r>
+      <w:r>
+        <w:rPr>
+          <w:rFonts w:ascii="Courier New" w:cs="Courier New" w:eastAsia="Courier New" w:hAnsi="Courier New"/>
+          <w:color w:val="c9d1d9"/>
+          <w:sz w:val="21"/>
+          <w:szCs w:val="21"/>
+          <w:rtl w:val="0"/>
+        </w:rPr>
+        <w:t xml:space="preserve">d4</w:t>
+      </w:r>
+      <w:r>
+        <w:rPr>
+          <w:rFonts w:ascii="Courier New" w:cs="Courier New" w:eastAsia="Courier New" w:hAnsi="Courier New"/>
+          <w:color w:val="bbbebf"/>
+          <w:sz w:val="21"/>
+          <w:szCs w:val="21"/>
+          <w:rtl w:val="0"/>
+        </w:rPr>
+        <w:t xml:space="preserve">;</w:t>
+      </w:r>
+    </w:p>
+    <w:p>
+      <w:pPr>
+        <w:shd w:fill="121314" w:val="clear"/>
+        <w:spacing w:line="325.71428571428567" w:lineRule="auto"/>
+        <w:rPr>
+          <w:rFonts w:ascii="Courier New" w:cs="Courier New" w:eastAsia="Courier New" w:hAnsi="Courier New"/>
+          <w:color w:val="bbbebf"/>
+          <w:sz w:val="21"/>
+          <w:szCs w:val="21"/>
+        </w:rPr>
+      </w:pPr>
+      <w:r>
+        <w:rPr>
+          <w:rFonts w:ascii="Courier New" w:cs="Courier New" w:eastAsia="Courier New" w:hAnsi="Courier New"/>
+          <w:color w:val="bbbebf"/>
+          <w:sz w:val="21"/>
+          <w:szCs w:val="21"/>
+          <w:rtl w:val="0"/>
+        </w:rPr>
+        <w:t xml:space="preserve">    </w:t>
+      </w:r>
+      <w:r>
+        <w:rPr>
+          <w:rFonts w:ascii="Courier New" w:cs="Courier New" w:eastAsia="Courier New" w:hAnsi="Courier New"/>
+          <w:color w:val="c9d1d9"/>
+          <w:sz w:val="21"/>
+          <w:szCs w:val="21"/>
+          <w:rtl w:val="0"/>
+        </w:rPr>
+        <w:t xml:space="preserve">hmin</w:t>
+      </w:r>
+      <w:r>
+        <w:rPr>
+          <w:rFonts w:ascii="Courier New" w:cs="Courier New" w:eastAsia="Courier New" w:hAnsi="Courier New"/>
+          <w:color w:val="bbbebf"/>
+          <w:sz w:val="21"/>
+          <w:szCs w:val="21"/>
+          <w:rtl w:val="0"/>
+        </w:rPr>
+        <w:t xml:space="preserve"> </w:t>
+      </w:r>
+      <w:r>
+        <w:rPr>
+          <w:rFonts w:ascii="Courier New" w:cs="Courier New" w:eastAsia="Courier New" w:hAnsi="Courier New"/>
+          <w:color w:val="d4d4d4"/>
+          <w:sz w:val="21"/>
+          <w:szCs w:val="21"/>
+          <w:rtl w:val="0"/>
+        </w:rPr>
+        <w:t xml:space="preserve">=</w:t>
+      </w:r>
+      <w:r>
+        <w:rPr>
+          <w:rFonts w:ascii="Courier New" w:cs="Courier New" w:eastAsia="Courier New" w:hAnsi="Courier New"/>
+          <w:color w:val="bbbebf"/>
+          <w:sz w:val="21"/>
+          <w:szCs w:val="21"/>
+          <w:rtl w:val="0"/>
+        </w:rPr>
+        <w:t xml:space="preserve"> </w:t>
+      </w:r>
+      <w:r>
+        <w:rPr>
+          <w:rFonts w:ascii="Courier New" w:cs="Courier New" w:eastAsia="Courier New" w:hAnsi="Courier New"/>
+          <w:color w:val="d2a8ff"/>
+          <w:sz w:val="21"/>
+          <w:szCs w:val="21"/>
+          <w:rtl w:val="0"/>
+        </w:rPr>
+        <w:t xml:space="preserve">min</w:t>
+      </w:r>
+      <w:r>
+        <w:rPr>
+          <w:rFonts w:ascii="Courier New" w:cs="Courier New" w:eastAsia="Courier New" w:hAnsi="Courier New"/>
+          <w:color w:val="bbbebf"/>
+          <w:sz w:val="21"/>
+          <w:szCs w:val="21"/>
+          <w:rtl w:val="0"/>
+        </w:rPr>
+        <w:t xml:space="preserve">(</w:t>
+      </w:r>
+      <w:r>
+        <w:rPr>
+          <w:rFonts w:ascii="Courier New" w:cs="Courier New" w:eastAsia="Courier New" w:hAnsi="Courier New"/>
+          <w:color w:val="d2a8ff"/>
+          <w:sz w:val="21"/>
+          <w:szCs w:val="21"/>
+          <w:rtl w:val="0"/>
+        </w:rPr>
+        <w:t xml:space="preserve">min</w:t>
+      </w:r>
+      <w:r>
+        <w:rPr>
+          <w:rFonts w:ascii="Courier New" w:cs="Courier New" w:eastAsia="Courier New" w:hAnsi="Courier New"/>
+          <w:color w:val="bbbebf"/>
+          <w:sz w:val="21"/>
+          <w:szCs w:val="21"/>
+          <w:rtl w:val="0"/>
+        </w:rPr>
+        <w:t xml:space="preserve">(</w:t>
+      </w:r>
+      <w:r>
+        <w:rPr>
+          <w:rFonts w:ascii="Courier New" w:cs="Courier New" w:eastAsia="Courier New" w:hAnsi="Courier New"/>
+          <w:color w:val="c9d1d9"/>
+          <w:sz w:val="21"/>
+          <w:szCs w:val="21"/>
+          <w:rtl w:val="0"/>
+        </w:rPr>
+        <w:t xml:space="preserve">h1</w:t>
+      </w:r>
+      <w:r>
+        <w:rPr>
+          <w:rFonts w:ascii="Courier New" w:cs="Courier New" w:eastAsia="Courier New" w:hAnsi="Courier New"/>
+          <w:color w:val="bbbebf"/>
+          <w:sz w:val="21"/>
+          <w:szCs w:val="21"/>
+          <w:rtl w:val="0"/>
+        </w:rPr>
+        <w:t xml:space="preserve">, </w:t>
+      </w:r>
+      <w:r>
+        <w:rPr>
+          <w:rFonts w:ascii="Courier New" w:cs="Courier New" w:eastAsia="Courier New" w:hAnsi="Courier New"/>
+          <w:color w:val="c9d1d9"/>
+          <w:sz w:val="21"/>
+          <w:szCs w:val="21"/>
+          <w:rtl w:val="0"/>
+        </w:rPr>
+        <w:t xml:space="preserve">h2</w:t>
+      </w:r>
+      <w:r>
+        <w:rPr>
+          <w:rFonts w:ascii="Courier New" w:cs="Courier New" w:eastAsia="Courier New" w:hAnsi="Courier New"/>
+          <w:color w:val="bbbebf"/>
+          <w:sz w:val="21"/>
+          <w:szCs w:val="21"/>
+          <w:rtl w:val="0"/>
+        </w:rPr>
+        <w:t xml:space="preserve">), </w:t>
+      </w:r>
+      <w:r>
+        <w:rPr>
+          <w:rFonts w:ascii="Courier New" w:cs="Courier New" w:eastAsia="Courier New" w:hAnsi="Courier New"/>
+          <w:color w:val="d2a8ff"/>
+          <w:sz w:val="21"/>
+          <w:szCs w:val="21"/>
+          <w:rtl w:val="0"/>
+        </w:rPr>
+        <w:t xml:space="preserve">min</w:t>
+      </w:r>
+      <w:r>
+        <w:rPr>
+          <w:rFonts w:ascii="Courier New" w:cs="Courier New" w:eastAsia="Courier New" w:hAnsi="Courier New"/>
+          <w:color w:val="bbbebf"/>
+          <w:sz w:val="21"/>
+          <w:szCs w:val="21"/>
+          <w:rtl w:val="0"/>
+        </w:rPr>
+        <w:t xml:space="preserve">(</w:t>
+      </w:r>
+      <w:r>
+        <w:rPr>
+          <w:rFonts w:ascii="Courier New" w:cs="Courier New" w:eastAsia="Courier New" w:hAnsi="Courier New"/>
+          <w:color w:val="c9d1d9"/>
+          <w:sz w:val="21"/>
+          <w:szCs w:val="21"/>
+          <w:rtl w:val="0"/>
+        </w:rPr>
+        <w:t xml:space="preserve">h3</w:t>
+      </w:r>
+      <w:r>
+        <w:rPr>
+          <w:rFonts w:ascii="Courier New" w:cs="Courier New" w:eastAsia="Courier New" w:hAnsi="Courier New"/>
+          <w:color w:val="bbbebf"/>
+          <w:sz w:val="21"/>
+          <w:szCs w:val="21"/>
+          <w:rtl w:val="0"/>
+        </w:rPr>
+        <w:t xml:space="preserve">, </w:t>
+      </w:r>
+      <w:r>
+        <w:rPr>
+          <w:rFonts w:ascii="Courier New" w:cs="Courier New" w:eastAsia="Courier New" w:hAnsi="Courier New"/>
+          <w:color w:val="c9d1d9"/>
+          <w:sz w:val="21"/>
+          <w:szCs w:val="21"/>
+          <w:rtl w:val="0"/>
+        </w:rPr>
+        <w:t xml:space="preserve">h4</w:t>
+      </w:r>
+      <w:r>
+        <w:rPr>
+          <w:rFonts w:ascii="Courier New" w:cs="Courier New" w:eastAsia="Courier New" w:hAnsi="Courier New"/>
+          <w:color w:val="bbbebf"/>
+          <w:sz w:val="21"/>
+          <w:szCs w:val="21"/>
+          <w:rtl w:val="0"/>
+        </w:rPr>
+        <w:t xml:space="preserve">));</w:t>
+      </w:r>
+    </w:p>
+    <w:p>
+      <w:pPr>
+        <w:shd w:fill="121314" w:val="clear"/>
+        <w:spacing w:line="325.71428571428567" w:lineRule="auto"/>
+        <w:rPr>
+          <w:rFonts w:ascii="Courier New" w:cs="Courier New" w:eastAsia="Courier New" w:hAnsi="Courier New"/>
+          <w:color w:val="bbbebf"/>
+          <w:sz w:val="21"/>
+          <w:szCs w:val="21"/>
+        </w:rPr>
+      </w:pPr>
+      <w:r>
+        <w:rPr>
+          <w:rFonts w:ascii="Courier New" w:cs="Courier New" w:eastAsia="Courier New" w:hAnsi="Courier New"/>
+          <w:color w:val="bbbebf"/>
+          <w:sz w:val="21"/>
+          <w:szCs w:val="21"/>
+          <w:rtl w:val="0"/>
+        </w:rPr>
+        <w:t xml:space="preserve">    </w:t>
+      </w:r>
+      <w:r>
+        <w:rPr>
+          <w:rFonts w:ascii="Courier New" w:cs="Courier New" w:eastAsia="Courier New" w:hAnsi="Courier New"/>
+          <w:color w:val="c9d1d9"/>
+          <w:sz w:val="21"/>
+          <w:szCs w:val="21"/>
+          <w:rtl w:val="0"/>
+        </w:rPr>
+        <w:t xml:space="preserve">hmax</w:t>
+      </w:r>
+      <w:r>
+        <w:rPr>
+          <w:rFonts w:ascii="Courier New" w:cs="Courier New" w:eastAsia="Courier New" w:hAnsi="Courier New"/>
+          <w:color w:val="bbbebf"/>
+          <w:sz w:val="21"/>
+          <w:szCs w:val="21"/>
+          <w:rtl w:val="0"/>
+        </w:rPr>
+        <w:t xml:space="preserve"> </w:t>
+      </w:r>
+      <w:r>
+        <w:rPr>
+          <w:rFonts w:ascii="Courier New" w:cs="Courier New" w:eastAsia="Courier New" w:hAnsi="Courier New"/>
+          <w:color w:val="d4d4d4"/>
+          <w:sz w:val="21"/>
+          <w:szCs w:val="21"/>
+          <w:rtl w:val="0"/>
+        </w:rPr>
+        <w:t xml:space="preserve">=</w:t>
+      </w:r>
+      <w:r>
+        <w:rPr>
+          <w:rFonts w:ascii="Courier New" w:cs="Courier New" w:eastAsia="Courier New" w:hAnsi="Courier New"/>
+          <w:color w:val="bbbebf"/>
+          <w:sz w:val="21"/>
+          <w:szCs w:val="21"/>
+          <w:rtl w:val="0"/>
+        </w:rPr>
+        <w:t xml:space="preserve"> </w:t>
+      </w:r>
+      <w:r>
+        <w:rPr>
+          <w:rFonts w:ascii="Courier New" w:cs="Courier New" w:eastAsia="Courier New" w:hAnsi="Courier New"/>
+          <w:color w:val="d2a8ff"/>
+          <w:sz w:val="21"/>
+          <w:szCs w:val="21"/>
+          <w:rtl w:val="0"/>
+        </w:rPr>
+        <w:t xml:space="preserve">max</w:t>
+      </w:r>
+      <w:r>
+        <w:rPr>
+          <w:rFonts w:ascii="Courier New" w:cs="Courier New" w:eastAsia="Courier New" w:hAnsi="Courier New"/>
+          <w:color w:val="bbbebf"/>
+          <w:sz w:val="21"/>
+          <w:szCs w:val="21"/>
+          <w:rtl w:val="0"/>
+        </w:rPr>
+        <w:t xml:space="preserve">(</w:t>
+      </w:r>
+      <w:r>
+        <w:rPr>
+          <w:rFonts w:ascii="Courier New" w:cs="Courier New" w:eastAsia="Courier New" w:hAnsi="Courier New"/>
+          <w:color w:val="d2a8ff"/>
+          <w:sz w:val="21"/>
+          <w:szCs w:val="21"/>
+          <w:rtl w:val="0"/>
+        </w:rPr>
+        <w:t xml:space="preserve">max</w:t>
+      </w:r>
+      <w:r>
+        <w:rPr>
+          <w:rFonts w:ascii="Courier New" w:cs="Courier New" w:eastAsia="Courier New" w:hAnsi="Courier New"/>
+          <w:color w:val="bbbebf"/>
+          <w:sz w:val="21"/>
+          <w:szCs w:val="21"/>
+          <w:rtl w:val="0"/>
+        </w:rPr>
+        <w:t xml:space="preserve">(</w:t>
+      </w:r>
+      <w:r>
+        <w:rPr>
+          <w:rFonts w:ascii="Courier New" w:cs="Courier New" w:eastAsia="Courier New" w:hAnsi="Courier New"/>
+          <w:color w:val="c9d1d9"/>
+          <w:sz w:val="21"/>
+          <w:szCs w:val="21"/>
+          <w:rtl w:val="0"/>
+        </w:rPr>
+        <w:t xml:space="preserve">h1</w:t>
+      </w:r>
+      <w:r>
+        <w:rPr>
+          <w:rFonts w:ascii="Courier New" w:cs="Courier New" w:eastAsia="Courier New" w:hAnsi="Courier New"/>
+          <w:color w:val="bbbebf"/>
+          <w:sz w:val="21"/>
+          <w:szCs w:val="21"/>
+          <w:rtl w:val="0"/>
+        </w:rPr>
+        <w:t xml:space="preserve">, </w:t>
+      </w:r>
+      <w:r>
+        <w:rPr>
+          <w:rFonts w:ascii="Courier New" w:cs="Courier New" w:eastAsia="Courier New" w:hAnsi="Courier New"/>
+          <w:color w:val="c9d1d9"/>
+          <w:sz w:val="21"/>
+          <w:szCs w:val="21"/>
+          <w:rtl w:val="0"/>
+        </w:rPr>
+        <w:t xml:space="preserve">h2</w:t>
+      </w:r>
+      <w:r>
+        <w:rPr>
+          <w:rFonts w:ascii="Courier New" w:cs="Courier New" w:eastAsia="Courier New" w:hAnsi="Courier New"/>
+          <w:color w:val="bbbebf"/>
+          <w:sz w:val="21"/>
+          <w:szCs w:val="21"/>
+          <w:rtl w:val="0"/>
+        </w:rPr>
+        <w:t xml:space="preserve">), </w:t>
+      </w:r>
+      <w:r>
+        <w:rPr>
+          <w:rFonts w:ascii="Courier New" w:cs="Courier New" w:eastAsia="Courier New" w:hAnsi="Courier New"/>
+          <w:color w:val="d2a8ff"/>
+          <w:sz w:val="21"/>
+          <w:szCs w:val="21"/>
+          <w:rtl w:val="0"/>
+        </w:rPr>
+        <w:t xml:space="preserve">max</w:t>
+      </w:r>
+      <w:r>
+        <w:rPr>
+          <w:rFonts w:ascii="Courier New" w:cs="Courier New" w:eastAsia="Courier New" w:hAnsi="Courier New"/>
+          <w:color w:val="bbbebf"/>
+          <w:sz w:val="21"/>
+          <w:szCs w:val="21"/>
+          <w:rtl w:val="0"/>
+        </w:rPr>
+        <w:t xml:space="preserve">(</w:t>
+      </w:r>
+      <w:r>
+        <w:rPr>
+          <w:rFonts w:ascii="Courier New" w:cs="Courier New" w:eastAsia="Courier New" w:hAnsi="Courier New"/>
+          <w:color w:val="c9d1d9"/>
+          <w:sz w:val="21"/>
+          <w:szCs w:val="21"/>
+          <w:rtl w:val="0"/>
+        </w:rPr>
+        <w:t xml:space="preserve">h3</w:t>
+      </w:r>
+      <w:r>
+        <w:rPr>
+          <w:rFonts w:ascii="Courier New" w:cs="Courier New" w:eastAsia="Courier New" w:hAnsi="Courier New"/>
+          <w:color w:val="bbbebf"/>
+          <w:sz w:val="21"/>
+          <w:szCs w:val="21"/>
+          <w:rtl w:val="0"/>
+        </w:rPr>
+        <w:t xml:space="preserve">, </w:t>
+      </w:r>
+      <w:r>
+        <w:rPr>
+          <w:rFonts w:ascii="Courier New" w:cs="Courier New" w:eastAsia="Courier New" w:hAnsi="Courier New"/>
+          <w:color w:val="c9d1d9"/>
+          <w:sz w:val="21"/>
+          <w:szCs w:val="21"/>
+          <w:rtl w:val="0"/>
+        </w:rPr>
+        <w:t xml:space="preserve">h4</w:t>
+      </w:r>
+      <w:r>
+        <w:rPr>
+          <w:rFonts w:ascii="Courier New" w:cs="Courier New" w:eastAsia="Courier New" w:hAnsi="Courier New"/>
+          <w:color w:val="bbbebf"/>
+          <w:sz w:val="21"/>
+          <w:szCs w:val="21"/>
+          <w:rtl w:val="0"/>
+        </w:rPr>
+        <w:t xml:space="preserve">));</w:t>
+      </w:r>
+    </w:p>
+    <w:p>
+      <w:pPr>
+        <w:shd w:fill="121314" w:val="clear"/>
+        <w:spacing w:line="325.71428571428567" w:lineRule="auto"/>
+        <w:rPr>
+          <w:rFonts w:ascii="Courier New" w:cs="Courier New" w:eastAsia="Courier New" w:hAnsi="Courier New"/>
+          <w:color w:val="c9d1d9"/>
+          <w:sz w:val="21"/>
+          <w:szCs w:val="21"/>
+        </w:rPr>
+      </w:pPr>
+      <w:r>
+        <w:rPr>
+          <w:rFonts w:ascii="Courier New" w:cs="Courier New" w:eastAsia="Courier New" w:hAnsi="Courier New"/>
+          <w:color w:val="bbbebf"/>
+          <w:sz w:val="21"/>
+          <w:szCs w:val="21"/>
+          <w:rtl w:val="0"/>
+        </w:rPr>
+        <w:t xml:space="preserve">    </w:t>
+      </w:r>
+      <w:r>
+        <w:rPr>
+          <w:rFonts w:ascii="Courier New" w:cs="Courier New" w:eastAsia="Courier New" w:hAnsi="Courier New"/>
+          <w:color w:val="c586c0"/>
+          <w:sz w:val="21"/>
+          <w:szCs w:val="21"/>
+          <w:rtl w:val="0"/>
+        </w:rPr>
+        <w:t xml:space="preserve">if</w:t>
+      </w:r>
+      <w:r>
+        <w:rPr>
+          <w:rFonts w:ascii="Courier New" w:cs="Courier New" w:eastAsia="Courier New" w:hAnsi="Courier New"/>
+          <w:color w:val="bbbebf"/>
+          <w:sz w:val="21"/>
+          <w:szCs w:val="21"/>
+          <w:rtl w:val="0"/>
+        </w:rPr>
+        <w:t xml:space="preserve"> (</w:t>
+      </w:r>
+      <w:r>
+        <w:rPr>
+          <w:rFonts w:ascii="Courier New" w:cs="Courier New" w:eastAsia="Courier New" w:hAnsi="Courier New"/>
+          <w:color w:val="c9d1d9"/>
+          <w:sz w:val="21"/>
+          <w:szCs w:val="21"/>
+          <w:rtl w:val="0"/>
+        </w:rPr>
+        <w:t xml:space="preserve">hmax</w:t>
+      </w:r>
+      <w:r>
+        <w:rPr>
+          <w:rFonts w:ascii="Courier New" w:cs="Courier New" w:eastAsia="Courier New" w:hAnsi="Courier New"/>
+          <w:color w:val="bbbebf"/>
+          <w:sz w:val="21"/>
+          <w:szCs w:val="21"/>
+          <w:rtl w:val="0"/>
+        </w:rPr>
+        <w:t xml:space="preserve"> </w:t>
+      </w:r>
+      <w:r>
+        <w:rPr>
+          <w:rFonts w:ascii="Courier New" w:cs="Courier New" w:eastAsia="Courier New" w:hAnsi="Courier New"/>
+          <w:color w:val="d4d4d4"/>
+          <w:sz w:val="21"/>
+          <w:szCs w:val="21"/>
+          <w:rtl w:val="0"/>
+        </w:rPr>
+        <w:t xml:space="preserve">&gt;=</w:t>
+      </w:r>
+      <w:r>
+        <w:rPr>
+          <w:rFonts w:ascii="Courier New" w:cs="Courier New" w:eastAsia="Courier New" w:hAnsi="Courier New"/>
+          <w:color w:val="bbbebf"/>
+          <w:sz w:val="21"/>
+          <w:szCs w:val="21"/>
+          <w:rtl w:val="0"/>
+        </w:rPr>
+        <w:t xml:space="preserve"> </w:t>
+      </w:r>
+      <w:r>
+        <w:rPr>
+          <w:rFonts w:ascii="Courier New" w:cs="Courier New" w:eastAsia="Courier New" w:hAnsi="Courier New"/>
+          <w:color w:val="b5cea8"/>
+          <w:sz w:val="21"/>
+          <w:szCs w:val="21"/>
+          <w:rtl w:val="0"/>
+        </w:rPr>
+        <w:t xml:space="preserve">2</w:t>
+      </w:r>
+      <w:r>
+        <w:rPr>
+          <w:rFonts w:ascii="Courier New" w:cs="Courier New" w:eastAsia="Courier New" w:hAnsi="Courier New"/>
+          <w:color w:val="bbbebf"/>
+          <w:sz w:val="21"/>
+          <w:szCs w:val="21"/>
+          <w:rtl w:val="0"/>
+        </w:rPr>
+        <w:t xml:space="preserve"> </w:t>
+      </w:r>
+      <w:r>
+        <w:rPr>
+          <w:rFonts w:ascii="Courier New" w:cs="Courier New" w:eastAsia="Courier New" w:hAnsi="Courier New"/>
+          <w:color w:val="d4d4d4"/>
+          <w:sz w:val="21"/>
+          <w:szCs w:val="21"/>
+          <w:rtl w:val="0"/>
+        </w:rPr>
+        <w:t xml:space="preserve">*</w:t>
+      </w:r>
+      <w:r>
+        <w:rPr>
+          <w:rFonts w:ascii="Courier New" w:cs="Courier New" w:eastAsia="Courier New" w:hAnsi="Courier New"/>
+          <w:color w:val="bbbebf"/>
+          <w:sz w:val="21"/>
+          <w:szCs w:val="21"/>
+          <w:rtl w:val="0"/>
+        </w:rPr>
+        <w:t xml:space="preserve"> </w:t>
+      </w:r>
+      <w:r>
+        <w:rPr>
+          <w:rFonts w:ascii="Courier New" w:cs="Courier New" w:eastAsia="Courier New" w:hAnsi="Courier New"/>
+          <w:color w:val="c9d1d9"/>
+          <w:sz w:val="21"/>
+          <w:szCs w:val="21"/>
+          <w:rtl w:val="0"/>
+        </w:rPr>
+        <w:t xml:space="preserve">hmin</w:t>
+      </w:r>
+      <w:r>
+        <w:rPr>
+          <w:rFonts w:ascii="Courier New" w:cs="Courier New" w:eastAsia="Courier New" w:hAnsi="Courier New"/>
+          <w:color w:val="bbbebf"/>
+          <w:sz w:val="21"/>
+          <w:szCs w:val="21"/>
+          <w:rtl w:val="0"/>
+        </w:rPr>
+        <w:t xml:space="preserve">) </w:t>
+      </w:r>
+      <w:r>
+        <w:rPr>
+          <w:rFonts w:ascii="Courier New" w:cs="Courier New" w:eastAsia="Courier New" w:hAnsi="Courier New"/>
+          <w:color w:val="c9d1d9"/>
+          <w:sz w:val="21"/>
+          <w:szCs w:val="21"/>
+          <w:rtl w:val="0"/>
+        </w:rPr>
+        <w:t xml:space="preserve">{</w:t>
+      </w:r>
+    </w:p>
+    <w:p>
+      <w:pPr>
+        <w:shd w:fill="121314" w:val="clear"/>
+        <w:spacing w:line="325.71428571428567" w:lineRule="auto"/>
+        <w:rPr>
+          <w:rFonts w:ascii="Courier New" w:cs="Courier New" w:eastAsia="Courier New" w:hAnsi="Courier New"/>
+          <w:color w:val="c9d1d9"/>
+          <w:sz w:val="21"/>
+          <w:szCs w:val="21"/>
+        </w:rPr>
+      </w:pPr>
+      <w:r>
+        <w:rPr>
+          <w:rFonts w:ascii="Courier New" w:cs="Courier New" w:eastAsia="Courier New" w:hAnsi="Courier New"/>
+          <w:color w:val="c9d1d9"/>
+          <w:sz w:val="21"/>
+          <w:szCs w:val="21"/>
+          <w:rtl w:val="0"/>
+        </w:rPr>
+        <w:t xml:space="preserve">        cout </w:t>
+      </w:r>
+      <w:r>
+        <w:rPr>
+          <w:rFonts w:ascii="Courier New" w:cs="Courier New" w:eastAsia="Courier New" w:hAnsi="Courier New"/>
+          <w:color w:val="d2a8ff"/>
+          <w:sz w:val="21"/>
+          <w:szCs w:val="21"/>
+          <w:rtl w:val="0"/>
+        </w:rPr>
+        <w:t xml:space="preserve">&lt;&lt;</w:t>
+      </w:r>
+      <w:r>
+        <w:rPr>
+          <w:rFonts w:ascii="Courier New" w:cs="Courier New" w:eastAsia="Courier New" w:hAnsi="Courier New"/>
+          <w:color w:val="c9d1d9"/>
+          <w:sz w:val="21"/>
+          <w:szCs w:val="21"/>
+          <w:rtl w:val="0"/>
+        </w:rPr>
+        <w:t xml:space="preserve"> </w:t>
+      </w:r>
+      <w:r>
+        <w:rPr>
+          <w:rFonts w:ascii="Courier New" w:cs="Courier New" w:eastAsia="Courier New" w:hAnsi="Courier New"/>
+          <w:color w:val="a5d6ff"/>
+          <w:sz w:val="21"/>
+          <w:szCs w:val="21"/>
+          <w:rtl w:val="0"/>
+        </w:rPr>
+        <w:t xml:space="preserve">"NO"</w:t>
+      </w:r>
+      <w:r>
+        <w:rPr>
+          <w:rFonts w:ascii="Courier New" w:cs="Courier New" w:eastAsia="Courier New" w:hAnsi="Courier New"/>
+          <w:color w:val="c9d1d9"/>
+          <w:sz w:val="21"/>
+          <w:szCs w:val="21"/>
+          <w:rtl w:val="0"/>
+        </w:rPr>
+        <w:t xml:space="preserve"> </w:t>
+      </w:r>
+      <w:r>
+        <w:rPr>
+          <w:rFonts w:ascii="Courier New" w:cs="Courier New" w:eastAsia="Courier New" w:hAnsi="Courier New"/>
+          <w:color w:val="d2a8ff"/>
+          <w:sz w:val="21"/>
+          <w:szCs w:val="21"/>
+          <w:rtl w:val="0"/>
+        </w:rPr>
+        <w:t xml:space="preserve">&lt;&lt;</w:t>
+      </w:r>
+      <w:r>
+        <w:rPr>
+          <w:rFonts w:ascii="Courier New" w:cs="Courier New" w:eastAsia="Courier New" w:hAnsi="Courier New"/>
+          <w:color w:val="c9d1d9"/>
+          <w:sz w:val="21"/>
+          <w:szCs w:val="21"/>
+          <w:rtl w:val="0"/>
+        </w:rPr>
+        <w:t xml:space="preserve"> </w:t>
+      </w:r>
+      <w:r>
+        <w:rPr>
+          <w:rFonts w:ascii="Courier New" w:cs="Courier New" w:eastAsia="Courier New" w:hAnsi="Courier New"/>
+          <w:color w:val="d2a8ff"/>
+          <w:sz w:val="21"/>
+          <w:szCs w:val="21"/>
+          <w:rtl w:val="0"/>
+        </w:rPr>
+        <w:t xml:space="preserve">endl</w:t>
+      </w:r>
+      <w:r>
+        <w:rPr>
+          <w:rFonts w:ascii="Courier New" w:cs="Courier New" w:eastAsia="Courier New" w:hAnsi="Courier New"/>
+          <w:color w:val="c9d1d9"/>
+          <w:sz w:val="21"/>
+          <w:szCs w:val="21"/>
+          <w:rtl w:val="0"/>
+        </w:rPr>
+        <w:t xml:space="preserve">;</w:t>
+      </w:r>
+    </w:p>
+    <w:p>
+      <w:pPr>
+        <w:shd w:fill="121314" w:val="clear"/>
+        <w:spacing w:line="325.71428571428567" w:lineRule="auto"/>
+        <w:rPr>
+          <w:rFonts w:ascii="Courier New" w:cs="Courier New" w:eastAsia="Courier New" w:hAnsi="Courier New"/>
+          <w:color w:val="c9d1d9"/>
+          <w:sz w:val="21"/>
+          <w:szCs w:val="21"/>
+        </w:rPr>
+      </w:pPr>
+      <w:r>
+        <w:rPr>
+          <w:rFonts w:ascii="Courier New" w:cs="Courier New" w:eastAsia="Courier New" w:hAnsi="Courier New"/>
+          <w:color w:val="c9d1d9"/>
+          <w:sz w:val="21"/>
+          <w:szCs w:val="21"/>
+          <w:rtl w:val="0"/>
+        </w:rPr>
+        <w:t xml:space="preserve">        </w:t>
+      </w:r>
+      <w:r>
+        <w:rPr>
+          <w:rFonts w:ascii="Courier New" w:cs="Courier New" w:eastAsia="Courier New" w:hAnsi="Courier New"/>
+          <w:color w:val="c586c0"/>
+          <w:sz w:val="21"/>
+          <w:szCs w:val="21"/>
+          <w:rtl w:val="0"/>
+        </w:rPr>
+        <w:t xml:space="preserve">return</w:t>
+      </w:r>
+      <w:r>
+        <w:rPr>
+          <w:rFonts w:ascii="Courier New" w:cs="Courier New" w:eastAsia="Courier New" w:hAnsi="Courier New"/>
+          <w:color w:val="c9d1d9"/>
+          <w:sz w:val="21"/>
+          <w:szCs w:val="21"/>
+          <w:rtl w:val="0"/>
+        </w:rPr>
+        <w:t xml:space="preserve"> </w:t>
+      </w:r>
+      <w:r>
+        <w:rPr>
+          <w:rFonts w:ascii="Courier New" w:cs="Courier New" w:eastAsia="Courier New" w:hAnsi="Courier New"/>
+          <w:color w:val="b5cea8"/>
+          <w:sz w:val="21"/>
+          <w:szCs w:val="21"/>
+          <w:rtl w:val="0"/>
+        </w:rPr>
+        <w:t xml:space="preserve">0</w:t>
+      </w:r>
+      <w:r>
+        <w:rPr>
+          <w:rFonts w:ascii="Courier New" w:cs="Courier New" w:eastAsia="Courier New" w:hAnsi="Courier New"/>
+          <w:color w:val="c9d1d9"/>
+          <w:sz w:val="21"/>
+          <w:szCs w:val="21"/>
+          <w:rtl w:val="0"/>
+        </w:rPr>
+        <w:t xml:space="preserve">;</w:t>
+      </w:r>
+    </w:p>
+    <w:p>
+      <w:pPr>
+        <w:shd w:fill="121314" w:val="clear"/>
+        <w:spacing w:line="325.71428571428567" w:lineRule="auto"/>
+        <w:rPr>
+          <w:rFonts w:ascii="Courier New" w:cs="Courier New" w:eastAsia="Courier New" w:hAnsi="Courier New"/>
+          <w:color w:val="c9d1d9"/>
+          <w:sz w:val="21"/>
+          <w:szCs w:val="21"/>
+        </w:rPr>
+      </w:pPr>
+      <w:r>
+        <w:rPr>
+          <w:rFonts w:ascii="Courier New" w:cs="Courier New" w:eastAsia="Courier New" w:hAnsi="Courier New"/>
+          <w:color w:val="c9d1d9"/>
+          <w:sz w:val="21"/>
+          <w:szCs w:val="21"/>
+          <w:rtl w:val="0"/>
+        </w:rPr>
+        <w:t xml:space="preserve">    }</w:t>
+      </w:r>
+    </w:p>
+    <w:p>
+      <w:pPr>
+        <w:shd w:fill="121314" w:val="clear"/>
+        <w:spacing w:line="325.71428571428567" w:lineRule="auto"/>
+        <w:rPr>
+          <w:rFonts w:ascii="Courier New" w:cs="Courier New" w:eastAsia="Courier New" w:hAnsi="Courier New"/>
+          <w:color w:val="bbbebf"/>
+          <w:sz w:val="21"/>
+          <w:szCs w:val="21"/>
+        </w:rPr>
+      </w:pPr>
+      <w:r>
+        <w:rPr>
+          <w:rtl w:val="0"/>
+        </w:rPr>
+      </w:r>
+    </w:p>
+    <w:p>
+      <w:pPr>
+        <w:shd w:fill="121314" w:val="clear"/>
+        <w:spacing w:line="325.71428571428567" w:lineRule="auto"/>
+        <w:rPr>
+          <w:rFonts w:ascii="Courier New" w:cs="Courier New" w:eastAsia="Courier New" w:hAnsi="Courier New"/>
+          <w:color w:val="bbbebf"/>
+          <w:sz w:val="21"/>
+          <w:szCs w:val="21"/>
+        </w:rPr>
+      </w:pPr>
+      <w:r>
+        <w:rPr>
+          <w:rtl w:val="0"/>
+        </w:rPr>
+      </w:r>
+    </w:p>
+    <w:p>
+      <w:pPr>
+        <w:shd w:fill="121314" w:val="clear"/>
+        <w:spacing w:line="325.71428571428567" w:lineRule="auto"/>
+        <w:rPr>
+          <w:rFonts w:ascii="Courier New" w:cs="Courier New" w:eastAsia="Courier New" w:hAnsi="Courier New"/>
+          <w:color w:val="bbbebf"/>
+          <w:sz w:val="21"/>
+          <w:szCs w:val="21"/>
+        </w:rPr>
+      </w:pPr>
+      <w:r>
+        <w:rPr>
+          <w:rtl w:val="0"/>
+        </w:rPr>
+      </w:r>
+    </w:p>
+    <w:p>
+      <w:pPr>
+        <w:shd w:fill="121314" w:val="clear"/>
+        <w:spacing w:line="325.71428571428567" w:lineRule="auto"/>
+        <w:rPr>
+          <w:rFonts w:ascii="Courier New" w:cs="Courier New" w:eastAsia="Courier New" w:hAnsi="Courier New"/>
+          <w:color w:val="8b949e"/>
+          <w:sz w:val="21"/>
+          <w:szCs w:val="21"/>
+        </w:rPr>
+      </w:pPr>
+      <w:r>
+        <w:rPr>
+          <w:rFonts w:ascii="Courier New" w:cs="Courier New" w:eastAsia="Courier New" w:hAnsi="Courier New"/>
+          <w:color w:val="8b949e"/>
+          <w:sz w:val="21"/>
+          <w:szCs w:val="21"/>
+          <w:rtl w:val="0"/>
+        </w:rPr>
+        <w:t xml:space="preserve">//якщо ніжки однакові то YES + перевірка на перевертання</w:t>
+      </w:r>
+    </w:p>
+    <w:p>
+      <w:pPr>
+        <w:shd w:fill="121314" w:val="clear"/>
+        <w:spacing w:line="325.71428571428567" w:lineRule="auto"/>
+        <w:rPr>
+          <w:rFonts w:ascii="Courier New" w:cs="Courier New" w:eastAsia="Courier New" w:hAnsi="Courier New"/>
+          <w:color w:val="8b949e"/>
+          <w:sz w:val="21"/>
+          <w:szCs w:val="21"/>
+        </w:rPr>
+      </w:pPr>
+      <w:r>
+        <w:rPr>
+          <w:rFonts w:ascii="Courier New" w:cs="Courier New" w:eastAsia="Courier New" w:hAnsi="Courier New"/>
+          <w:color w:val="c586c0"/>
+          <w:sz w:val="21"/>
+          <w:szCs w:val="21"/>
+          <w:rtl w:val="0"/>
+        </w:rPr>
+        <w:t xml:space="preserve">if</w:t>
+      </w:r>
+      <w:r>
+        <w:rPr>
+          <w:rFonts w:ascii="Courier New" w:cs="Courier New" w:eastAsia="Courier New" w:hAnsi="Courier New"/>
+          <w:color w:val="bbbebf"/>
+          <w:sz w:val="21"/>
+          <w:szCs w:val="21"/>
+          <w:rtl w:val="0"/>
+        </w:rPr>
+        <w:t xml:space="preserve"> (</w:t>
+      </w:r>
+      <w:r>
+        <w:rPr>
+          <w:rFonts w:ascii="Courier New" w:cs="Courier New" w:eastAsia="Courier New" w:hAnsi="Courier New"/>
+          <w:color w:val="c9d1d9"/>
+          <w:sz w:val="21"/>
+          <w:szCs w:val="21"/>
+          <w:rtl w:val="0"/>
+        </w:rPr>
+        <w:t xml:space="preserve">h1</w:t>
+      </w:r>
+      <w:r>
+        <w:rPr>
+          <w:rFonts w:ascii="Courier New" w:cs="Courier New" w:eastAsia="Courier New" w:hAnsi="Courier New"/>
+          <w:color w:val="bbbebf"/>
+          <w:sz w:val="21"/>
+          <w:szCs w:val="21"/>
+          <w:rtl w:val="0"/>
+        </w:rPr>
+        <w:t xml:space="preserve"> </w:t>
+      </w:r>
+      <w:r>
+        <w:rPr>
+          <w:rFonts w:ascii="Courier New" w:cs="Courier New" w:eastAsia="Courier New" w:hAnsi="Courier New"/>
+          <w:color w:val="d4d4d4"/>
+          <w:sz w:val="21"/>
+          <w:szCs w:val="21"/>
+          <w:rtl w:val="0"/>
+        </w:rPr>
+        <w:t xml:space="preserve">==</w:t>
+      </w:r>
+      <w:r>
+        <w:rPr>
+          <w:rFonts w:ascii="Courier New" w:cs="Courier New" w:eastAsia="Courier New" w:hAnsi="Courier New"/>
+          <w:color w:val="bbbebf"/>
+          <w:sz w:val="21"/>
+          <w:szCs w:val="21"/>
+          <w:rtl w:val="0"/>
+        </w:rPr>
+        <w:t xml:space="preserve"> </w:t>
+      </w:r>
+      <w:r>
+        <w:rPr>
+          <w:rFonts w:ascii="Courier New" w:cs="Courier New" w:eastAsia="Courier New" w:hAnsi="Courier New"/>
+          <w:color w:val="c9d1d9"/>
+          <w:sz w:val="21"/>
+          <w:szCs w:val="21"/>
+          <w:rtl w:val="0"/>
+        </w:rPr>
+        <w:t xml:space="preserve">h2</w:t>
+      </w:r>
+      <w:r>
+        <w:rPr>
+          <w:rFonts w:ascii="Courier New" w:cs="Courier New" w:eastAsia="Courier New" w:hAnsi="Courier New"/>
+          <w:color w:val="bbbebf"/>
+          <w:sz w:val="21"/>
+          <w:szCs w:val="21"/>
+          <w:rtl w:val="0"/>
+        </w:rPr>
+        <w:t xml:space="preserve"> </w:t>
+      </w:r>
+      <w:r>
+        <w:rPr>
+          <w:rFonts w:ascii="Courier New" w:cs="Courier New" w:eastAsia="Courier New" w:hAnsi="Courier New"/>
+          <w:color w:val="d4d4d4"/>
+          <w:sz w:val="21"/>
+          <w:szCs w:val="21"/>
+          <w:rtl w:val="0"/>
+        </w:rPr>
+        <w:t xml:space="preserve">&amp;&amp;</w:t>
+      </w:r>
+      <w:r>
+        <w:rPr>
+          <w:rFonts w:ascii="Courier New" w:cs="Courier New" w:eastAsia="Courier New" w:hAnsi="Courier New"/>
+          <w:color w:val="bbbebf"/>
+          <w:sz w:val="21"/>
+          <w:szCs w:val="21"/>
+          <w:rtl w:val="0"/>
+        </w:rPr>
+        <w:t xml:space="preserve"> </w:t>
+      </w:r>
+      <w:r>
+        <w:rPr>
+          <w:rFonts w:ascii="Courier New" w:cs="Courier New" w:eastAsia="Courier New" w:hAnsi="Courier New"/>
+          <w:color w:val="c9d1d9"/>
+          <w:sz w:val="21"/>
+          <w:szCs w:val="21"/>
+          <w:rtl w:val="0"/>
+        </w:rPr>
+        <w:t xml:space="preserve">h2</w:t>
+      </w:r>
+      <w:r>
+        <w:rPr>
+          <w:rFonts w:ascii="Courier New" w:cs="Courier New" w:eastAsia="Courier New" w:hAnsi="Courier New"/>
+          <w:color w:val="bbbebf"/>
+          <w:sz w:val="21"/>
+          <w:szCs w:val="21"/>
+          <w:rtl w:val="0"/>
+        </w:rPr>
+        <w:t xml:space="preserve"> </w:t>
+      </w:r>
+      <w:r>
+        <w:rPr>
+          <w:rFonts w:ascii="Courier New" w:cs="Courier New" w:eastAsia="Courier New" w:hAnsi="Courier New"/>
+          <w:color w:val="d4d4d4"/>
+          <w:sz w:val="21"/>
+          <w:szCs w:val="21"/>
+          <w:rtl w:val="0"/>
+        </w:rPr>
+        <w:t xml:space="preserve">==</w:t>
+      </w:r>
+      <w:r>
+        <w:rPr>
+          <w:rFonts w:ascii="Courier New" w:cs="Courier New" w:eastAsia="Courier New" w:hAnsi="Courier New"/>
+          <w:color w:val="bbbebf"/>
+          <w:sz w:val="21"/>
+          <w:szCs w:val="21"/>
+          <w:rtl w:val="0"/>
+        </w:rPr>
+        <w:t xml:space="preserve"> </w:t>
+      </w:r>
+      <w:r>
+        <w:rPr>
+          <w:rFonts w:ascii="Courier New" w:cs="Courier New" w:eastAsia="Courier New" w:hAnsi="Courier New"/>
+          <w:color w:val="c9d1d9"/>
+          <w:sz w:val="21"/>
+          <w:szCs w:val="21"/>
+          <w:rtl w:val="0"/>
+        </w:rPr>
+        <w:t xml:space="preserve">h3</w:t>
+      </w:r>
+      <w:r>
+        <w:rPr>
+          <w:rFonts w:ascii="Courier New" w:cs="Courier New" w:eastAsia="Courier New" w:hAnsi="Courier New"/>
+          <w:color w:val="bbbebf"/>
+          <w:sz w:val="21"/>
+          <w:szCs w:val="21"/>
+          <w:rtl w:val="0"/>
+        </w:rPr>
+        <w:t xml:space="preserve"> </w:t>
+      </w:r>
+      <w:r>
+        <w:rPr>
+          <w:rFonts w:ascii="Courier New" w:cs="Courier New" w:eastAsia="Courier New" w:hAnsi="Courier New"/>
+          <w:color w:val="d4d4d4"/>
+          <w:sz w:val="21"/>
+          <w:szCs w:val="21"/>
+          <w:rtl w:val="0"/>
+        </w:rPr>
+        <w:t xml:space="preserve">&amp;&amp;</w:t>
+      </w:r>
+      <w:r>
+        <w:rPr>
+          <w:rFonts w:ascii="Courier New" w:cs="Courier New" w:eastAsia="Courier New" w:hAnsi="Courier New"/>
+          <w:color w:val="bbbebf"/>
+          <w:sz w:val="21"/>
+          <w:szCs w:val="21"/>
+          <w:rtl w:val="0"/>
+        </w:rPr>
+        <w:t xml:space="preserve"> </w:t>
+      </w:r>
+      <w:r>
+        <w:rPr>
+          <w:rFonts w:ascii="Courier New" w:cs="Courier New" w:eastAsia="Courier New" w:hAnsi="Courier New"/>
+          <w:color w:val="c9d1d9"/>
+          <w:sz w:val="21"/>
+          <w:szCs w:val="21"/>
+          <w:rtl w:val="0"/>
+        </w:rPr>
+        <w:t xml:space="preserve">h3</w:t>
+      </w:r>
+      <w:r>
+        <w:rPr>
+          <w:rFonts w:ascii="Courier New" w:cs="Courier New" w:eastAsia="Courier New" w:hAnsi="Courier New"/>
+          <w:color w:val="bbbebf"/>
+          <w:sz w:val="21"/>
+          <w:szCs w:val="21"/>
+          <w:rtl w:val="0"/>
+        </w:rPr>
+        <w:t xml:space="preserve"> </w:t>
+      </w:r>
+      <w:r>
+        <w:rPr>
+          <w:rFonts w:ascii="Courier New" w:cs="Courier New" w:eastAsia="Courier New" w:hAnsi="Courier New"/>
+          <w:color w:val="d4d4d4"/>
+          <w:sz w:val="21"/>
+          <w:szCs w:val="21"/>
+          <w:rtl w:val="0"/>
+        </w:rPr>
+        <w:t xml:space="preserve">==</w:t>
+      </w:r>
+      <w:r>
+        <w:rPr>
+          <w:rFonts w:ascii="Courier New" w:cs="Courier New" w:eastAsia="Courier New" w:hAnsi="Courier New"/>
+          <w:color w:val="bbbebf"/>
+          <w:sz w:val="21"/>
+          <w:szCs w:val="21"/>
+          <w:rtl w:val="0"/>
+        </w:rPr>
+        <w:t xml:space="preserve"> </w:t>
+      </w:r>
+      <w:r>
+        <w:rPr>
+          <w:rFonts w:ascii="Courier New" w:cs="Courier New" w:eastAsia="Courier New" w:hAnsi="Courier New"/>
+          <w:color w:val="c9d1d9"/>
+          <w:sz w:val="21"/>
+          <w:szCs w:val="21"/>
+          <w:rtl w:val="0"/>
+        </w:rPr>
+        <w:t xml:space="preserve">h4</w:t>
+      </w:r>
+      <w:r>
+        <w:rPr>
+          <w:rFonts w:ascii="Courier New" w:cs="Courier New" w:eastAsia="Courier New" w:hAnsi="Courier New"/>
+          <w:color w:val="bbbebf"/>
+          <w:sz w:val="21"/>
+          <w:szCs w:val="21"/>
+          <w:rtl w:val="0"/>
+        </w:rPr>
+        <w:t xml:space="preserve"> </w:t>
+      </w:r>
+      <w:r>
+        <w:rPr>
+          <w:rFonts w:ascii="Courier New" w:cs="Courier New" w:eastAsia="Courier New" w:hAnsi="Courier New"/>
+          <w:color w:val="d4d4d4"/>
+          <w:sz w:val="21"/>
+          <w:szCs w:val="21"/>
+          <w:rtl w:val="0"/>
+        </w:rPr>
+        <w:t xml:space="preserve">&amp;&amp;</w:t>
+      </w:r>
+      <w:r>
+        <w:rPr>
+          <w:rFonts w:ascii="Courier New" w:cs="Courier New" w:eastAsia="Courier New" w:hAnsi="Courier New"/>
+          <w:color w:val="bbbebf"/>
+          <w:sz w:val="21"/>
+          <w:szCs w:val="21"/>
+          <w:rtl w:val="0"/>
+        </w:rPr>
+        <w:t xml:space="preserve"> </w:t>
+      </w:r>
+      <w:r>
+        <w:rPr>
+          <w:rFonts w:ascii="Courier New" w:cs="Courier New" w:eastAsia="Courier New" w:hAnsi="Courier New"/>
+          <w:color w:val="c9d1d9"/>
+          <w:sz w:val="21"/>
+          <w:szCs w:val="21"/>
+          <w:rtl w:val="0"/>
+        </w:rPr>
+        <w:t xml:space="preserve">hmax</w:t>
+      </w:r>
+      <w:r>
+        <w:rPr>
+          <w:rFonts w:ascii="Courier New" w:cs="Courier New" w:eastAsia="Courier New" w:hAnsi="Courier New"/>
+          <w:color w:val="bbbebf"/>
+          <w:sz w:val="21"/>
+          <w:szCs w:val="21"/>
+          <w:rtl w:val="0"/>
+        </w:rPr>
+        <w:t xml:space="preserve"> </w:t>
+      </w:r>
+      <w:r>
+        <w:rPr>
+          <w:rFonts w:ascii="Courier New" w:cs="Courier New" w:eastAsia="Courier New" w:hAnsi="Courier New"/>
+          <w:color w:val="d4d4d4"/>
+          <w:sz w:val="21"/>
+          <w:szCs w:val="21"/>
+          <w:rtl w:val="0"/>
+        </w:rPr>
+        <w:t xml:space="preserve">&lt;</w:t>
+      </w:r>
+      <w:r>
+        <w:rPr>
+          <w:rFonts w:ascii="Courier New" w:cs="Courier New" w:eastAsia="Courier New" w:hAnsi="Courier New"/>
+          <w:color w:val="bbbebf"/>
+          <w:sz w:val="21"/>
+          <w:szCs w:val="21"/>
+          <w:rtl w:val="0"/>
+        </w:rPr>
+        <w:t xml:space="preserve"> </w:t>
+      </w:r>
+      <w:r>
+        <w:rPr>
+          <w:rFonts w:ascii="Courier New" w:cs="Courier New" w:eastAsia="Courier New" w:hAnsi="Courier New"/>
+          <w:color w:val="b5cea8"/>
+          <w:sz w:val="21"/>
+          <w:szCs w:val="21"/>
+          <w:rtl w:val="0"/>
+        </w:rPr>
+        <w:t xml:space="preserve">2</w:t>
+      </w:r>
+      <w:r>
+        <w:rPr>
+          <w:rFonts w:ascii="Courier New" w:cs="Courier New" w:eastAsia="Courier New" w:hAnsi="Courier New"/>
+          <w:color w:val="bbbebf"/>
+          <w:sz w:val="21"/>
+          <w:szCs w:val="21"/>
+          <w:rtl w:val="0"/>
+        </w:rPr>
+        <w:t xml:space="preserve"> </w:t>
+      </w:r>
+      <w:r>
+        <w:rPr>
+          <w:rFonts w:ascii="Courier New" w:cs="Courier New" w:eastAsia="Courier New" w:hAnsi="Courier New"/>
+          <w:color w:val="d4d4d4"/>
+          <w:sz w:val="21"/>
+          <w:szCs w:val="21"/>
+          <w:rtl w:val="0"/>
+        </w:rPr>
+        <w:t xml:space="preserve">*</w:t>
+      </w:r>
+      <w:r>
+        <w:rPr>
+          <w:rFonts w:ascii="Courier New" w:cs="Courier New" w:eastAsia="Courier New" w:hAnsi="Courier New"/>
+          <w:color w:val="bbbebf"/>
+          <w:sz w:val="21"/>
+          <w:szCs w:val="21"/>
+          <w:rtl w:val="0"/>
+        </w:rPr>
+        <w:t xml:space="preserve"> </w:t>
+      </w:r>
+      <w:r>
+        <w:rPr>
+          <w:rFonts w:ascii="Courier New" w:cs="Courier New" w:eastAsia="Courier New" w:hAnsi="Courier New"/>
+          <w:color w:val="c9d1d9"/>
+          <w:sz w:val="21"/>
+          <w:szCs w:val="21"/>
+          <w:rtl w:val="0"/>
+        </w:rPr>
+        <w:t xml:space="preserve">hmin</w:t>
+      </w:r>
+      <w:r>
+        <w:rPr>
+          <w:rFonts w:ascii="Courier New" w:cs="Courier New" w:eastAsia="Courier New" w:hAnsi="Courier New"/>
+          <w:color w:val="bbbebf"/>
+          <w:sz w:val="21"/>
+          <w:szCs w:val="21"/>
+          <w:rtl w:val="0"/>
+        </w:rPr>
+        <w:t xml:space="preserve">) </w:t>
+      </w:r>
+      <w:r>
+        <w:rPr>
+          <w:rFonts w:ascii="Courier New" w:cs="Courier New" w:eastAsia="Courier New" w:hAnsi="Courier New"/>
+          <w:color w:val="c9d1d9"/>
+          <w:sz w:val="21"/>
+          <w:szCs w:val="21"/>
+          <w:rtl w:val="0"/>
+        </w:rPr>
+        <w:t xml:space="preserve">{</w:t>
+      </w:r>
+      <w:r>
+        <w:rPr>
+          <w:rFonts w:ascii="Courier New" w:cs="Courier New" w:eastAsia="Courier New" w:hAnsi="Courier New"/>
+          <w:color w:val="8b949e"/>
+          <w:sz w:val="21"/>
+          <w:szCs w:val="21"/>
+          <w:rtl w:val="0"/>
+        </w:rPr>
+        <w:t xml:space="preserve"> // якщо всі ніжки мають однакову довжину</w:t>
+      </w:r>
+    </w:p>
+    <w:p>
+      <w:pPr>
+        <w:shd w:fill="121314" w:val="clear"/>
+        <w:spacing w:line="325.71428571428567" w:lineRule="auto"/>
+        <w:rPr>
+          <w:rFonts w:ascii="Courier New" w:cs="Courier New" w:eastAsia="Courier New" w:hAnsi="Courier New"/>
+          <w:color w:val="c9d1d9"/>
+          <w:sz w:val="21"/>
+          <w:szCs w:val="21"/>
+        </w:rPr>
+      </w:pPr>
+      <w:r>
+        <w:rPr>
+          <w:rFonts w:ascii="Courier New" w:cs="Courier New" w:eastAsia="Courier New" w:hAnsi="Courier New"/>
+          <w:color w:val="c9d1d9"/>
+          <w:sz w:val="21"/>
+          <w:szCs w:val="21"/>
+          <w:rtl w:val="0"/>
+        </w:rPr>
+        <w:t xml:space="preserve">    cout </w:t>
+      </w:r>
+      <w:r>
+        <w:rPr>
+          <w:rFonts w:ascii="Courier New" w:cs="Courier New" w:eastAsia="Courier New" w:hAnsi="Courier New"/>
+          <w:color w:val="d2a8ff"/>
+          <w:sz w:val="21"/>
+          <w:szCs w:val="21"/>
+          <w:rtl w:val="0"/>
+        </w:rPr>
+        <w:t xml:space="preserve">&lt;&lt;</w:t>
+      </w:r>
+      <w:r>
+        <w:rPr>
+          <w:rFonts w:ascii="Courier New" w:cs="Courier New" w:eastAsia="Courier New" w:hAnsi="Courier New"/>
+          <w:color w:val="c9d1d9"/>
+          <w:sz w:val="21"/>
+          <w:szCs w:val="21"/>
+          <w:rtl w:val="0"/>
+        </w:rPr>
+        <w:t xml:space="preserve"> </w:t>
+      </w:r>
+      <w:r>
+        <w:rPr>
+          <w:rFonts w:ascii="Courier New" w:cs="Courier New" w:eastAsia="Courier New" w:hAnsi="Courier New"/>
+          <w:color w:val="a5d6ff"/>
+          <w:sz w:val="21"/>
+          <w:szCs w:val="21"/>
+          <w:rtl w:val="0"/>
+        </w:rPr>
+        <w:t xml:space="preserve">"YES"</w:t>
+      </w:r>
+      <w:r>
+        <w:rPr>
+          <w:rFonts w:ascii="Courier New" w:cs="Courier New" w:eastAsia="Courier New" w:hAnsi="Courier New"/>
+          <w:color w:val="c9d1d9"/>
+          <w:sz w:val="21"/>
+          <w:szCs w:val="21"/>
+          <w:rtl w:val="0"/>
+        </w:rPr>
+        <w:t xml:space="preserve"> </w:t>
+      </w:r>
+      <w:r>
+        <w:rPr>
+          <w:rFonts w:ascii="Courier New" w:cs="Courier New" w:eastAsia="Courier New" w:hAnsi="Courier New"/>
+          <w:color w:val="d2a8ff"/>
+          <w:sz w:val="21"/>
+          <w:szCs w:val="21"/>
+          <w:rtl w:val="0"/>
+        </w:rPr>
+        <w:t xml:space="preserve">&lt;&lt;</w:t>
+      </w:r>
+      <w:r>
+        <w:rPr>
+          <w:rFonts w:ascii="Courier New" w:cs="Courier New" w:eastAsia="Courier New" w:hAnsi="Courier New"/>
+          <w:color w:val="c9d1d9"/>
+          <w:sz w:val="21"/>
+          <w:szCs w:val="21"/>
+          <w:rtl w:val="0"/>
+        </w:rPr>
+        <w:t xml:space="preserve"> </w:t>
+      </w:r>
+      <w:r>
+        <w:rPr>
+          <w:rFonts w:ascii="Courier New" w:cs="Courier New" w:eastAsia="Courier New" w:hAnsi="Courier New"/>
+          <w:color w:val="d2a8ff"/>
+          <w:sz w:val="21"/>
+          <w:szCs w:val="21"/>
+          <w:rtl w:val="0"/>
+        </w:rPr>
+        <w:t xml:space="preserve">endl</w:t>
+      </w:r>
+      <w:r>
+        <w:rPr>
+          <w:rFonts w:ascii="Courier New" w:cs="Courier New" w:eastAsia="Courier New" w:hAnsi="Courier New"/>
+          <w:color w:val="c9d1d9"/>
+          <w:sz w:val="21"/>
+          <w:szCs w:val="21"/>
+          <w:rtl w:val="0"/>
+        </w:rPr>
+        <w:t xml:space="preserve">;</w:t>
+      </w:r>
+    </w:p>
+    <w:p>
+      <w:pPr>
+        <w:shd w:fill="121314" w:val="clear"/>
+        <w:spacing w:line="325.71428571428567" w:lineRule="auto"/>
+        <w:rPr>
+          <w:rFonts w:ascii="Courier New" w:cs="Courier New" w:eastAsia="Courier New" w:hAnsi="Courier New"/>
+          <w:color w:val="c9d1d9"/>
+          <w:sz w:val="21"/>
+          <w:szCs w:val="21"/>
+        </w:rPr>
+      </w:pPr>
+      <w:r>
+        <w:rPr>
+          <w:rFonts w:ascii="Courier New" w:cs="Courier New" w:eastAsia="Courier New" w:hAnsi="Courier New"/>
+          <w:color w:val="c9d1d9"/>
           <w:sz w:val="21"/>
           <w:szCs w:val="21"/>
           <w:rtl w:val="0"/>
         </w:rPr>
         <w:t xml:space="preserve">}</w:t>
+      </w:r>
+      <w:r>
+        <w:rPr>
+          <w:rFonts w:ascii="Courier New" w:cs="Courier New" w:eastAsia="Courier New" w:hAnsi="Courier New"/>
+          <w:color w:val="bbbebf"/>
+          <w:sz w:val="21"/>
+          <w:szCs w:val="21"/>
+          <w:rtl w:val="0"/>
+        </w:rPr>
+        <w:t xml:space="preserve"> </w:t>
+      </w:r>
+      <w:r>
+        <w:rPr>
+          <w:rFonts w:ascii="Courier New" w:cs="Courier New" w:eastAsia="Courier New" w:hAnsi="Courier New"/>
+          <w:color w:val="c586c0"/>
+          <w:sz w:val="21"/>
+          <w:szCs w:val="21"/>
+          <w:rtl w:val="0"/>
+        </w:rPr>
+        <w:t xml:space="preserve">else</w:t>
+      </w:r>
+      <w:r>
+        <w:rPr>
+          <w:rFonts w:ascii="Courier New" w:cs="Courier New" w:eastAsia="Courier New" w:hAnsi="Courier New"/>
+          <w:color w:val="bbbebf"/>
+          <w:sz w:val="21"/>
+          <w:szCs w:val="21"/>
+          <w:rtl w:val="0"/>
+        </w:rPr>
+        <w:t xml:space="preserve"> </w:t>
+      </w:r>
+      <w:r>
+        <w:rPr>
+          <w:rFonts w:ascii="Courier New" w:cs="Courier New" w:eastAsia="Courier New" w:hAnsi="Courier New"/>
+          <w:color w:val="c9d1d9"/>
+          <w:sz w:val="21"/>
+          <w:szCs w:val="21"/>
+          <w:rtl w:val="0"/>
+        </w:rPr>
+        <w:t xml:space="preserve">{</w:t>
+      </w:r>
+    </w:p>
+    <w:p>
+      <w:pPr>
+        <w:shd w:fill="121314" w:val="clear"/>
+        <w:spacing w:line="325.71428571428567" w:lineRule="auto"/>
+        <w:rPr>
+          <w:rFonts w:ascii="Courier New" w:cs="Courier New" w:eastAsia="Courier New" w:hAnsi="Courier New"/>
+          <w:color w:val="c9d1d9"/>
+          <w:sz w:val="21"/>
+          <w:szCs w:val="21"/>
+        </w:rPr>
+      </w:pPr>
+      <w:r>
+        <w:rPr>
+          <w:rFonts w:ascii="Courier New" w:cs="Courier New" w:eastAsia="Courier New" w:hAnsi="Courier New"/>
+          <w:color w:val="c9d1d9"/>
+          <w:sz w:val="21"/>
+          <w:szCs w:val="21"/>
+          <w:rtl w:val="0"/>
+        </w:rPr>
+        <w:t xml:space="preserve">    cout </w:t>
+      </w:r>
+      <w:r>
+        <w:rPr>
+          <w:rFonts w:ascii="Courier New" w:cs="Courier New" w:eastAsia="Courier New" w:hAnsi="Courier New"/>
+          <w:color w:val="d2a8ff"/>
+          <w:sz w:val="21"/>
+          <w:szCs w:val="21"/>
+          <w:rtl w:val="0"/>
+        </w:rPr>
+        <w:t xml:space="preserve">&lt;&lt;</w:t>
+      </w:r>
+      <w:r>
+        <w:rPr>
+          <w:rFonts w:ascii="Courier New" w:cs="Courier New" w:eastAsia="Courier New" w:hAnsi="Courier New"/>
+          <w:color w:val="c9d1d9"/>
+          <w:sz w:val="21"/>
+          <w:szCs w:val="21"/>
+          <w:rtl w:val="0"/>
+        </w:rPr>
+        <w:t xml:space="preserve"> </w:t>
+      </w:r>
+      <w:r>
+        <w:rPr>
+          <w:rFonts w:ascii="Courier New" w:cs="Courier New" w:eastAsia="Courier New" w:hAnsi="Courier New"/>
+          <w:color w:val="a5d6ff"/>
+          <w:sz w:val="21"/>
+          <w:szCs w:val="21"/>
+          <w:rtl w:val="0"/>
+        </w:rPr>
+        <w:t xml:space="preserve">"NO"</w:t>
+      </w:r>
+      <w:r>
+        <w:rPr>
+          <w:rFonts w:ascii="Courier New" w:cs="Courier New" w:eastAsia="Courier New" w:hAnsi="Courier New"/>
+          <w:color w:val="c9d1d9"/>
+          <w:sz w:val="21"/>
+          <w:szCs w:val="21"/>
+          <w:rtl w:val="0"/>
+        </w:rPr>
+        <w:t xml:space="preserve"> </w:t>
+      </w:r>
+      <w:r>
+        <w:rPr>
+          <w:rFonts w:ascii="Courier New" w:cs="Courier New" w:eastAsia="Courier New" w:hAnsi="Courier New"/>
+          <w:color w:val="d2a8ff"/>
+          <w:sz w:val="21"/>
+          <w:szCs w:val="21"/>
+          <w:rtl w:val="0"/>
+        </w:rPr>
+        <w:t xml:space="preserve">&lt;&lt;</w:t>
+      </w:r>
+      <w:r>
+        <w:rPr>
+          <w:rFonts w:ascii="Courier New" w:cs="Courier New" w:eastAsia="Courier New" w:hAnsi="Courier New"/>
+          <w:color w:val="c9d1d9"/>
+          <w:sz w:val="21"/>
+          <w:szCs w:val="21"/>
+          <w:rtl w:val="0"/>
+        </w:rPr>
+        <w:t xml:space="preserve"> </w:t>
+      </w:r>
+      <w:r>
+        <w:rPr>
+          <w:rFonts w:ascii="Courier New" w:cs="Courier New" w:eastAsia="Courier New" w:hAnsi="Courier New"/>
+          <w:color w:val="d2a8ff"/>
+          <w:sz w:val="21"/>
+          <w:szCs w:val="21"/>
+          <w:rtl w:val="0"/>
+        </w:rPr>
+        <w:t xml:space="preserve">endl</w:t>
+      </w:r>
+      <w:r>
+        <w:rPr>
+          <w:rFonts w:ascii="Courier New" w:cs="Courier New" w:eastAsia="Courier New" w:hAnsi="Courier New"/>
+          <w:color w:val="c9d1d9"/>
+          <w:sz w:val="21"/>
+          <w:szCs w:val="21"/>
+          <w:rtl w:val="0"/>
+        </w:rPr>
+        <w:t xml:space="preserve">;</w:t>
+      </w:r>
+    </w:p>
+    <w:p>
+      <w:pPr>
+        <w:shd w:fill="121314" w:val="clear"/>
+        <w:spacing w:line="325.71428571428567" w:lineRule="auto"/>
+        <w:rPr>
+          <w:rFonts w:ascii="Courier New" w:cs="Courier New" w:eastAsia="Courier New" w:hAnsi="Courier New"/>
+          <w:color w:val="c9d1d9"/>
+          <w:sz w:val="21"/>
+          <w:szCs w:val="21"/>
+        </w:rPr>
+      </w:pPr>
+      <w:r>
+        <w:rPr>
+          <w:rFonts w:ascii="Courier New" w:cs="Courier New" w:eastAsia="Courier New" w:hAnsi="Courier New"/>
+          <w:color w:val="c9d1d9"/>
+          <w:sz w:val="21"/>
+          <w:szCs w:val="21"/>
+          <w:rtl w:val="0"/>
+        </w:rPr>
+        <w:t xml:space="preserve">}</w:t>
+      </w:r>
+    </w:p>
+    <w:p>
+      <w:pPr>
+        <w:shd w:fill="121314" w:val="clear"/>
+        <w:spacing w:line="325.71428571428567" w:lineRule="auto"/>
+        <w:rPr>
+          <w:rFonts w:ascii="Courier New" w:cs="Courier New" w:eastAsia="Courier New" w:hAnsi="Courier New"/>
+          <w:color w:val="bbbebf"/>
+          <w:sz w:val="21"/>
+          <w:szCs w:val="21"/>
+        </w:rPr>
+      </w:pPr>
+      <w:r>
+        <w:rPr>
+          <w:rFonts w:ascii="Courier New" w:cs="Courier New" w:eastAsia="Courier New" w:hAnsi="Courier New"/>
+          <w:color w:val="bbbebf"/>
+          <w:sz w:val="21"/>
+          <w:szCs w:val="21"/>
+          <w:rtl w:val="0"/>
+        </w:rPr>
+        <w:t xml:space="preserve">}</w:t>
+      </w:r>
+    </w:p>
+    <w:p>
+      <w:pPr>
+        <w:shd w:fill="121314" w:val="clear"/>
+        <w:spacing w:line="325.71428571428567" w:lineRule="auto"/>
+        <w:rPr>
+          <w:rFonts w:ascii="Courier New" w:cs="Courier New" w:eastAsia="Courier New" w:hAnsi="Courier New"/>
+          <w:color w:val="8b949e"/>
+          <w:sz w:val="21"/>
+          <w:szCs w:val="21"/>
+        </w:rPr>
+      </w:pPr>
+      <w:r>
+        <w:rPr>
+          <w:rtl w:val="0"/>
+        </w:rPr>
       </w:r>
     </w:p>
     <w:p>
@@ -16665,7 +19732,7 @@
             <w:u w:val="single"/>
             <w:rtl w:val="0"/>
           </w:rPr>
-          <w:t xml:space="preserve">https://github.com/artificial-intelligence-department/ai_programming_playground_2026/pull/276/changes#diff-0c3a93ec1453a29bc0cfff5c90af6ab84776d3e4e194ab3bd45cd65b7a04a3bd</w:t>
+          <w:t xml:space="preserve">https://github.com/artificial-intelligence-department/ai_programming_playground_2026/pull/276/changes#diff-8f29e0ea7a55bdf6cc3feef768edf8f372d0d66eb656d650856dfcaf93829f5d</w:t>
         </w:r>
       </w:hyperlink>
       <w:r>
@@ -30706,12 +33773,12 @@
           <wp:inline distB="114300" distT="114300" distL="114300" distR="114300">
             <wp:extent cx="5731200" cy="850900"/>
             <wp:effectExtent b="0" l="0" r="0" t="0"/>
-            <wp:docPr id="25" name="image22.png"/>
+            <wp:docPr id="25" name="image24.png"/>
             <a:graphic>
               <a:graphicData uri="http://schemas.openxmlformats.org/drawingml/2006/picture">
                 <pic:pic>
                   <pic:nvPicPr>
-                    <pic:cNvPr id="0" name="image22.png"/>
+                    <pic:cNvPr id="0" name="image24.png"/>
                     <pic:cNvPicPr preferRelativeResize="0"/>
                   </pic:nvPicPr>
                   <pic:blipFill>
@@ -31302,12 +34369,12 @@
           <wp:inline distB="114300" distT="114300" distL="114300" distR="114300">
             <wp:extent cx="5731200" cy="1676400"/>
             <wp:effectExtent b="0" l="0" r="0" t="0"/>
-            <wp:docPr id="19" name="image20.png"/>
+            <wp:docPr id="19" name="image23.png"/>
             <a:graphic>
               <a:graphicData uri="http://schemas.openxmlformats.org/drawingml/2006/picture">
                 <pic:pic>
                   <pic:nvPicPr>
-                    <pic:cNvPr id="0" name="image20.png"/>
+                    <pic:cNvPr id="0" name="image23.png"/>
                     <pic:cNvPicPr preferRelativeResize="0"/>
                   </pic:nvPicPr>
                   <pic:blipFill>
@@ -31439,12 +34506,12 @@
           <wp:inline distB="114300" distT="114300" distL="114300" distR="114300">
             <wp:extent cx="5734050" cy="6362700"/>
             <wp:effectExtent b="0" l="0" r="0" t="0"/>
-            <wp:docPr id="37" name="image38.png"/>
+            <wp:docPr id="37" name="image36.png"/>
             <a:graphic>
               <a:graphicData uri="http://schemas.openxmlformats.org/drawingml/2006/picture">
                 <pic:pic>
                   <pic:nvPicPr>
-                    <pic:cNvPr id="0" name="image38.png"/>
+                    <pic:cNvPr id="0" name="image36.png"/>
                     <pic:cNvPicPr preferRelativeResize="0"/>
                   </pic:nvPicPr>
                   <pic:blipFill>
@@ -31745,12 +34812,12 @@
           <wp:inline distB="114300" distT="114300" distL="114300" distR="114300">
             <wp:extent cx="5731200" cy="1574800"/>
             <wp:effectExtent b="0" l="0" r="0" t="0"/>
-            <wp:docPr id="18" name="image10.png"/>
+            <wp:docPr id="18" name="image18.png"/>
             <a:graphic>
               <a:graphicData uri="http://schemas.openxmlformats.org/drawingml/2006/picture">
                 <pic:pic>
                   <pic:nvPicPr>
-                    <pic:cNvPr id="0" name="image10.png"/>
+                    <pic:cNvPr id="0" name="image18.png"/>
                     <pic:cNvPicPr preferRelativeResize="0"/>
                   </pic:nvPicPr>
                   <pic:blipFill>
@@ -31790,12 +34857,12 @@
           <wp:inline distB="114300" distT="114300" distL="114300" distR="114300">
             <wp:extent cx="5731200" cy="1676400"/>
             <wp:effectExtent b="0" l="0" r="0" t="0"/>
-            <wp:docPr id="9" name="image16.png"/>
+            <wp:docPr id="10" name="image12.png"/>
             <a:graphic>
               <a:graphicData uri="http://schemas.openxmlformats.org/drawingml/2006/picture">
                 <pic:pic>
                   <pic:nvPicPr>
-                    <pic:cNvPr id="0" name="image16.png"/>
+                    <pic:cNvPr id="0" name="image12.png"/>
                     <pic:cNvPicPr preferRelativeResize="0"/>
                   </pic:nvPicPr>
                   <pic:blipFill>
@@ -31835,12 +34902,12 @@
           <wp:inline distB="114300" distT="114300" distL="114300" distR="114300">
             <wp:extent cx="5731200" cy="1765300"/>
             <wp:effectExtent b="0" l="0" r="0" t="0"/>
-            <wp:docPr id="26" name="image25.png"/>
+            <wp:docPr id="26" name="image28.png"/>
             <a:graphic>
               <a:graphicData uri="http://schemas.openxmlformats.org/drawingml/2006/picture">
                 <pic:pic>
                   <pic:nvPicPr>
-                    <pic:cNvPr id="0" name="image25.png"/>
+                    <pic:cNvPr id="0" name="image28.png"/>
                     <pic:cNvPicPr preferRelativeResize="0"/>
                   </pic:nvPicPr>
                   <pic:blipFill>
@@ -31880,12 +34947,12 @@
           <wp:inline distB="114300" distT="114300" distL="114300" distR="114300">
             <wp:extent cx="5731200" cy="1930400"/>
             <wp:effectExtent b="0" l="0" r="0" t="0"/>
-            <wp:docPr id="8" name="image6.png"/>
+            <wp:docPr id="9" name="image8.png"/>
             <a:graphic>
               <a:graphicData uri="http://schemas.openxmlformats.org/drawingml/2006/picture">
                 <pic:pic>
                   <pic:nvPicPr>
-                    <pic:cNvPr id="0" name="image6.png"/>
+                    <pic:cNvPr id="0" name="image8.png"/>
                     <pic:cNvPicPr preferRelativeResize="0"/>
                   </pic:nvPicPr>
                   <pic:blipFill>
@@ -31921,12 +34988,12 @@
           <wp:inline distB="114300" distT="114300" distL="114300" distR="114300">
             <wp:extent cx="5731200" cy="1981200"/>
             <wp:effectExtent b="0" l="0" r="0" t="0"/>
-            <wp:docPr id="27" name="image23.png"/>
+            <wp:docPr id="27" name="image25.png"/>
             <a:graphic>
               <a:graphicData uri="http://schemas.openxmlformats.org/drawingml/2006/picture">
                 <pic:pic>
                   <pic:nvPicPr>
-                    <pic:cNvPr id="0" name="image23.png"/>
+                    <pic:cNvPr id="0" name="image25.png"/>
                     <pic:cNvPicPr preferRelativeResize="0"/>
                   </pic:nvPicPr>
                   <pic:blipFill>
@@ -31962,12 +35029,12 @@
           <wp:inline distB="114300" distT="114300" distL="114300" distR="114300">
             <wp:extent cx="5731200" cy="1828800"/>
             <wp:effectExtent b="0" l="0" r="0" t="0"/>
-            <wp:docPr id="28" name="image35.png"/>
+            <wp:docPr id="28" name="image29.png"/>
             <a:graphic>
               <a:graphicData uri="http://schemas.openxmlformats.org/drawingml/2006/picture">
                 <pic:pic>
                   <pic:nvPicPr>
-                    <pic:cNvPr id="0" name="image35.png"/>
+                    <pic:cNvPr id="0" name="image29.png"/>
                     <pic:cNvPicPr preferRelativeResize="0"/>
                   </pic:nvPicPr>
                   <pic:blipFill>
@@ -32003,12 +35070,12 @@
           <wp:inline distB="114300" distT="114300" distL="114300" distR="114300">
             <wp:extent cx="5731200" cy="1854200"/>
             <wp:effectExtent b="0" l="0" r="0" t="0"/>
-            <wp:docPr id="36" name="image33.png"/>
+            <wp:docPr id="36" name="image34.png"/>
             <a:graphic>
               <a:graphicData uri="http://schemas.openxmlformats.org/drawingml/2006/picture">
                 <pic:pic>
                   <pic:nvPicPr>
-                    <pic:cNvPr id="0" name="image33.png"/>
+                    <pic:cNvPr id="0" name="image34.png"/>
                     <pic:cNvPicPr preferRelativeResize="0"/>
                   </pic:nvPicPr>
                   <pic:blipFill>
@@ -32044,12 +35111,12 @@
           <wp:inline distB="114300" distT="114300" distL="114300" distR="114300">
             <wp:extent cx="5731200" cy="1689100"/>
             <wp:effectExtent b="0" l="0" r="0" t="0"/>
-            <wp:docPr id="14" name="image3.png"/>
+            <wp:docPr id="14" name="image15.png"/>
             <a:graphic>
               <a:graphicData uri="http://schemas.openxmlformats.org/drawingml/2006/picture">
                 <pic:pic>
                   <pic:nvPicPr>
-                    <pic:cNvPr id="0" name="image3.png"/>
+                    <pic:cNvPr id="0" name="image15.png"/>
                     <pic:cNvPicPr preferRelativeResize="0"/>
                   </pic:nvPicPr>
                   <pic:blipFill>
@@ -32085,12 +35152,12 @@
           <wp:inline distB="114300" distT="114300" distL="114300" distR="114300">
             <wp:extent cx="5731200" cy="1689100"/>
             <wp:effectExtent b="0" l="0" r="0" t="0"/>
-            <wp:docPr id="30" name="image28.png"/>
+            <wp:docPr id="30" name="image32.png"/>
             <a:graphic>
               <a:graphicData uri="http://schemas.openxmlformats.org/drawingml/2006/picture">
                 <pic:pic>
                   <pic:nvPicPr>
-                    <pic:cNvPr id="0" name="image28.png"/>
+                    <pic:cNvPr id="0" name="image32.png"/>
                     <pic:cNvPicPr preferRelativeResize="0"/>
                   </pic:nvPicPr>
                   <pic:blipFill>
@@ -32126,12 +35193,12 @@
           <wp:inline distB="114300" distT="114300" distL="114300" distR="114300">
             <wp:extent cx="5731200" cy="1663700"/>
             <wp:effectExtent b="0" l="0" r="0" t="0"/>
-            <wp:docPr id="17" name="image18.png"/>
+            <wp:docPr id="17" name="image16.png"/>
             <a:graphic>
               <a:graphicData uri="http://schemas.openxmlformats.org/drawingml/2006/picture">
                 <pic:pic>
                   <pic:nvPicPr>
-                    <pic:cNvPr id="0" name="image18.png"/>
+                    <pic:cNvPr id="0" name="image16.png"/>
                     <pic:cNvPicPr preferRelativeResize="0"/>
                   </pic:nvPicPr>
                   <pic:blipFill>
@@ -32167,12 +35234,12 @@
           <wp:inline distB="114300" distT="114300" distL="114300" distR="114300">
             <wp:extent cx="5731200" cy="1739900"/>
             <wp:effectExtent b="0" l="0" r="0" t="0"/>
-            <wp:docPr id="4" name="image12.png"/>
+            <wp:docPr id="5" name="image14.png"/>
             <a:graphic>
               <a:graphicData uri="http://schemas.openxmlformats.org/drawingml/2006/picture">
                 <pic:pic>
                   <pic:nvPicPr>
-                    <pic:cNvPr id="0" name="image12.png"/>
+                    <pic:cNvPr id="0" name="image14.png"/>
                     <pic:cNvPicPr preferRelativeResize="0"/>
                   </pic:nvPicPr>
                   <pic:blipFill>
@@ -32208,12 +35275,12 @@
           <wp:inline distB="114300" distT="114300" distL="114300" distR="114300">
             <wp:extent cx="5731200" cy="1651000"/>
             <wp:effectExtent b="0" l="0" r="0" t="0"/>
-            <wp:docPr id="11" name="image14.png"/>
+            <wp:docPr id="11" name="image7.png"/>
             <a:graphic>
               <a:graphicData uri="http://schemas.openxmlformats.org/drawingml/2006/picture">
                 <pic:pic>
                   <pic:nvPicPr>
-                    <pic:cNvPr id="0" name="image14.png"/>
+                    <pic:cNvPr id="0" name="image7.png"/>
                     <pic:cNvPicPr preferRelativeResize="0"/>
                   </pic:nvPicPr>
                   <pic:blipFill>
@@ -32249,12 +35316,12 @@
           <wp:inline distB="114300" distT="114300" distL="114300" distR="114300">
             <wp:extent cx="5731200" cy="1676400"/>
             <wp:effectExtent b="0" l="0" r="0" t="0"/>
-            <wp:docPr id="34" name="image34.png"/>
+            <wp:docPr id="34" name="image38.png"/>
             <a:graphic>
               <a:graphicData uri="http://schemas.openxmlformats.org/drawingml/2006/picture">
                 <pic:pic>
                   <pic:nvPicPr>
-                    <pic:cNvPr id="0" name="image34.png"/>
+                    <pic:cNvPr id="0" name="image38.png"/>
                     <pic:cNvPicPr preferRelativeResize="0"/>
                   </pic:nvPicPr>
                   <pic:blipFill>
@@ -32331,12 +35398,12 @@
           <wp:inline distB="114300" distT="114300" distL="114300" distR="114300">
             <wp:extent cx="5731200" cy="939800"/>
             <wp:effectExtent b="0" l="0" r="0" t="0"/>
-            <wp:docPr id="3" name="image13.png"/>
+            <wp:docPr id="4" name="image2.png"/>
             <a:graphic>
               <a:graphicData uri="http://schemas.openxmlformats.org/drawingml/2006/picture">
                 <pic:pic>
                   <pic:nvPicPr>
-                    <pic:cNvPr id="0" name="image13.png"/>
+                    <pic:cNvPr id="0" name="image2.png"/>
                     <pic:cNvPicPr preferRelativeResize="0"/>
                   </pic:nvPicPr>
                   <pic:blipFill>
@@ -32372,12 +35439,12 @@
           <wp:inline distB="114300" distT="114300" distL="114300" distR="114300">
             <wp:extent cx="5731200" cy="1270000"/>
             <wp:effectExtent b="0" l="0" r="0" t="0"/>
-            <wp:docPr id="1" name="image21.png"/>
+            <wp:docPr id="2" name="image4.png"/>
             <a:graphic>
               <a:graphicData uri="http://schemas.openxmlformats.org/drawingml/2006/picture">
                 <pic:pic>
                   <pic:nvPicPr>
-                    <pic:cNvPr id="0" name="image21.png"/>
+                    <pic:cNvPr id="0" name="image4.png"/>
                     <pic:cNvPicPr preferRelativeResize="0"/>
                   </pic:nvPicPr>
                   <pic:blipFill>
@@ -32519,12 +35586,12 @@
           <wp:inline distB="114300" distT="114300" distL="114300" distR="114300">
             <wp:extent cx="5731200" cy="152400"/>
             <wp:effectExtent b="0" l="0" r="0" t="0"/>
-            <wp:docPr id="15" name="image1.png"/>
+            <wp:docPr id="15" name="image10.png"/>
             <a:graphic>
               <a:graphicData uri="http://schemas.openxmlformats.org/drawingml/2006/picture">
                 <pic:pic>
                   <pic:nvPicPr>
-                    <pic:cNvPr id="0" name="image1.png"/>
+                    <pic:cNvPr id="0" name="image10.png"/>
                     <pic:cNvPicPr preferRelativeResize="0"/>
                   </pic:nvPicPr>
                   <pic:blipFill>
@@ -32565,12 +35632,12 @@
           <wp:inline distB="114300" distT="114300" distL="114300" distR="114300">
             <wp:extent cx="5731200" cy="1104900"/>
             <wp:effectExtent b="0" l="0" r="0" t="0"/>
-            <wp:docPr id="12" name="image7.png"/>
+            <wp:docPr id="12" name="image13.png"/>
             <a:graphic>
               <a:graphicData uri="http://schemas.openxmlformats.org/drawingml/2006/picture">
                 <pic:pic>
                   <pic:nvPicPr>
-                    <pic:cNvPr id="0" name="image7.png"/>
+                    <pic:cNvPr id="0" name="image13.png"/>
                     <pic:cNvPicPr preferRelativeResize="0"/>
                   </pic:nvPicPr>
                   <pic:blipFill>
@@ -32685,12 +35752,12 @@
           <wp:inline distB="114300" distT="114300" distL="114300" distR="114300">
             <wp:extent cx="5731200" cy="165100"/>
             <wp:effectExtent b="0" l="0" r="0" t="0"/>
-            <wp:docPr id="2" name="image5.png"/>
+            <wp:docPr id="3" name="image3.png"/>
             <a:graphic>
               <a:graphicData uri="http://schemas.openxmlformats.org/drawingml/2006/picture">
                 <pic:pic>
                   <pic:nvPicPr>
-                    <pic:cNvPr id="0" name="image5.png"/>
+                    <pic:cNvPr id="0" name="image3.png"/>
                     <pic:cNvPicPr preferRelativeResize="0"/>
                   </pic:nvPicPr>
                   <pic:blipFill>
@@ -32790,12 +35857,12 @@
           <wp:inline distB="114300" distT="114300" distL="114300" distR="114300">
             <wp:extent cx="5731200" cy="825500"/>
             <wp:effectExtent b="0" l="0" r="0" t="0"/>
-            <wp:docPr id="31" name="image32.png"/>
+            <wp:docPr id="31" name="image30.png"/>
             <a:graphic>
               <a:graphicData uri="http://schemas.openxmlformats.org/drawingml/2006/picture">
                 <pic:pic>
                   <pic:nvPicPr>
-                    <pic:cNvPr id="0" name="image32.png"/>
+                    <pic:cNvPr id="0" name="image30.png"/>
                     <pic:cNvPicPr preferRelativeResize="0"/>
                   </pic:nvPicPr>
                   <pic:blipFill>
@@ -32886,12 +35953,12 @@
           <wp:inline distB="114300" distT="114300" distL="114300" distR="114300">
             <wp:extent cx="5731200" cy="190500"/>
             <wp:effectExtent b="0" l="0" r="0" t="0"/>
-            <wp:docPr id="35" name="image27.png"/>
+            <wp:docPr id="35" name="image31.png"/>
             <a:graphic>
               <a:graphicData uri="http://schemas.openxmlformats.org/drawingml/2006/picture">
                 <pic:pic>
                   <pic:nvPicPr>
-                    <pic:cNvPr id="0" name="image27.png"/>
+                    <pic:cNvPr id="0" name="image31.png"/>
                     <pic:cNvPicPr preferRelativeResize="0"/>
                   </pic:nvPicPr>
                   <pic:blipFill>
@@ -32980,12 +36047,12 @@
           <wp:inline distB="114300" distT="114300" distL="114300" distR="114300">
             <wp:extent cx="5731200" cy="952500"/>
             <wp:effectExtent b="0" l="0" r="0" t="0"/>
-            <wp:docPr id="21" name="image4.png"/>
+            <wp:docPr id="21" name="image20.png"/>
             <a:graphic>
               <a:graphicData uri="http://schemas.openxmlformats.org/drawingml/2006/picture">
                 <pic:pic>
                   <pic:nvPicPr>
-                    <pic:cNvPr id="0" name="image4.png"/>
+                    <pic:cNvPr id="0" name="image20.png"/>
                     <pic:cNvPicPr preferRelativeResize="0"/>
                   </pic:nvPicPr>
                   <pic:blipFill>
@@ -33217,12 +36284,12 @@
           <wp:inline distB="114300" distT="114300" distL="114300" distR="114300">
             <wp:extent cx="5731200" cy="3479800"/>
             <wp:effectExtent b="0" l="0" r="0" t="0"/>
-            <wp:docPr id="23" name="image26.png"/>
+            <wp:docPr id="23" name="image22.png"/>
             <a:graphic>
               <a:graphicData uri="http://schemas.openxmlformats.org/drawingml/2006/picture">
                 <pic:pic>
                   <pic:nvPicPr>
-                    <pic:cNvPr id="0" name="image26.png"/>
+                    <pic:cNvPr id="0" name="image22.png"/>
                     <pic:cNvPicPr preferRelativeResize="0"/>
                   </pic:nvPicPr>
                   <pic:blipFill>
@@ -33331,12 +36398,12 @@
           <wp:inline distB="0" distT="0" distL="0" distR="0">
             <wp:extent cx="5733415" cy="2710180"/>
             <wp:effectExtent b="0" l="0" r="0" t="0"/>
-            <wp:docPr id="22" name="image24.jpg"/>
+            <wp:docPr id="22" name="image21.jpg"/>
             <a:graphic>
               <a:graphicData uri="http://schemas.openxmlformats.org/drawingml/2006/picture">
                 <pic:pic>
                   <pic:nvPicPr>
-                    <pic:cNvPr id="0" name="image24.jpg"/>
+                    <pic:cNvPr id="0" name="image21.jpg"/>
                     <pic:cNvPicPr preferRelativeResize="0"/>
                   </pic:nvPicPr>
                   <pic:blipFill>
@@ -33471,12 +36538,12 @@
           <wp:inline distB="0" distT="0" distL="0" distR="0">
             <wp:extent cx="5733415" cy="2921635"/>
             <wp:effectExtent b="0" l="0" r="0" t="0"/>
-            <wp:docPr id="24" name="image31.jpg"/>
+            <wp:docPr id="24" name="image26.jpg"/>
             <a:graphic>
               <a:graphicData uri="http://schemas.openxmlformats.org/drawingml/2006/picture">
                 <pic:pic>
                   <pic:nvPicPr>
-                    <pic:cNvPr id="0" name="image31.jpg"/>
+                    <pic:cNvPr id="0" name="image26.jpg"/>
                     <pic:cNvPicPr preferRelativeResize="0"/>
                   </pic:nvPicPr>
                   <pic:blipFill>
@@ -33666,12 +36733,12 @@
           <wp:inline distB="114300" distT="114300" distL="114300" distR="114300">
             <wp:extent cx="5731200" cy="2895600"/>
             <wp:effectExtent b="0" l="0" r="0" t="0"/>
-            <wp:docPr id="20" name="image2.png"/>
+            <wp:docPr id="20" name="image17.png"/>
             <a:graphic>
               <a:graphicData uri="http://schemas.openxmlformats.org/drawingml/2006/picture">
                 <pic:pic>
                   <pic:nvPicPr>
-                    <pic:cNvPr id="0" name="image2.png"/>
+                    <pic:cNvPr id="0" name="image17.png"/>
                     <pic:cNvPicPr preferRelativeResize="0"/>
                   </pic:nvPicPr>
                   <pic:blipFill>
